--- a/09-通信电路/03-解调电路/FM解调电路/FM解调电路.docx
+++ b/09-通信电路/03-解调电路/FM解调电路/FM解调电路.docx
@@ -2124,6 +2124,20 @@
     </w:p>
     <w:bookmarkEnd w:id="26"/>
     <w:bookmarkEnd w:id="27"/>
+    <w:p>
+      <w:pPr>
+        <w:spacing w:before="360"/>
+        <w:jc w:val="center"/>
+      </w:pPr>
+      <w:r>
+        <w:rPr>
+          <w:rFonts w:ascii="Times New Roman" w:hAnsi="Times New Roman"/>
+          <w:color w:val="555555"/>
+          <w:sz w:val="21"/>
+        </w:rPr>
+        <w:t>材料收集者：杜文杰</w:t>
+      </w:r>
+    </w:p>
     <w:sectPr>
       <w:headerReference r:id="rId9" w:type="default"/>
       <w:footerReference r:id="rId10" w:type="default"/>

--- a/09-通信电路/03-解调电路/FM解调电路/FM解调电路.docx
+++ b/09-通信电路/03-解调电路/FM解调电路/FM解调电路.docx
@@ -1,6 +1,6 @@
 
 <file path=word/document.xml><?xml version="1.0" encoding="utf-8"?>
-<w:document xmlns:w="http://schemas.openxmlformats.org/wordprocessingml/2006/main" xmlns:m="http://schemas.openxmlformats.org/officeDocument/2006/math" xmlns:r="http://schemas.openxmlformats.org/officeDocument/2006/relationships" xmlns:o="urn:schemas-microsoft-com:office:office" xmlns:v="urn:schemas-microsoft-com:vml" xmlns:w10="urn:schemas-microsoft-com:office:word" xmlns:a="http://schemas.openxmlformats.org/drawingml/2006/main" xmlns:pic="http://schemas.openxmlformats.org/drawingml/2006/picture" xmlns:wp="http://schemas.openxmlformats.org/drawingml/2006/wordprocessingDrawing">
+<w:document xmlns:m="http://schemas.openxmlformats.org/officeDocument/2006/math" xmlns:r="http://schemas.openxmlformats.org/officeDocument/2006/relationships" xmlns:w="http://schemas.openxmlformats.org/wordprocessingml/2006/main" xmlns:o="urn:schemas-microsoft-com:office:office" xmlns:v="urn:schemas-microsoft-com:vml" xmlns:w10="urn:schemas-microsoft-com:office:word" xmlns:a="http://schemas.openxmlformats.org/drawingml/2006/main" xmlns:pic="http://schemas.openxmlformats.org/drawingml/2006/picture" xmlns:wp="http://schemas.openxmlformats.org/drawingml/2006/wordprocessingDrawing">
   <w:body>
     <w:bookmarkStart w:id="27" w:name="fm-解调电路"/>
     <w:p>
@@ -8,11 +8,14 @@
         <w:pStyle w:val="Heading1"/>
       </w:pPr>
       <w:r>
+        <w:rPr>
+          <w:rFonts w:eastAsia="黑体"/>
+        </w:rPr>
         <w:t xml:space="preserve">FM </w:t>
       </w:r>
       <w:r>
         <w:rPr>
-          <w:rFonts w:hint="eastAsia"/>
+          <w:rFonts w:hint="eastAsia" w:eastAsia="黑体"/>
         </w:rPr>
         <w:t xml:space="preserve">解调电路</w:t>
       </w:r>
@@ -24,7 +27,7 @@
       </w:pPr>
       <w:r>
         <w:rPr>
-          <w:rFonts w:hint="eastAsia"/>
+          <w:rFonts w:hint="eastAsia" w:eastAsia="黑体"/>
         </w:rPr>
         <w:t xml:space="preserve">拓扑描述</w:t>
       </w:r>
@@ -35,16 +38,19 @@
       </w:pPr>
       <w:r>
         <w:rPr>
-          <w:rFonts w:hint="eastAsia"/>
+          <w:rFonts w:hint="eastAsia" w:eastAsia="黑体"/>
         </w:rPr>
         <w:t xml:space="preserve">由</w:t>
       </w:r>
       <w:r>
+        <w:rPr>
+          <w:rFonts w:eastAsia="黑体"/>
+        </w:rPr>
         <w:t xml:space="preserve"> </w:t>
       </w:r>
       <w:r>
         <w:rPr>
-          <w:rFonts w:hint="eastAsia"/>
+          <w:rFonts w:hint="eastAsia" w:eastAsia="黑体"/>
           <w:b/>
           <w:bCs/>
         </w:rPr>
@@ -52,17 +58,21 @@
       </w:r>
       <w:r>
         <w:rPr>
+          <w:rFonts w:eastAsia="黑体"/>
           <w:b/>
           <w:bCs/>
         </w:rPr>
         <w:t xml:space="preserve"> U1</w:t>
       </w:r>
       <w:r>
+        <w:rPr>
+          <w:rFonts w:eastAsia="黑体"/>
+        </w:rPr>
         <w:t xml:space="preserve">、</w:t>
       </w:r>
       <w:r>
         <w:rPr>
-          <w:rFonts w:hint="eastAsia"/>
+          <w:rFonts w:hint="eastAsia" w:eastAsia="黑体"/>
           <w:b/>
           <w:bCs/>
         </w:rPr>
@@ -70,6 +80,7 @@
       </w:r>
       <w:r>
         <w:rPr>
+          <w:rFonts w:eastAsia="黑体"/>
           <w:b/>
           <w:bCs/>
         </w:rPr>
@@ -77,18 +88,21 @@
       </w:r>
       <w:r>
         <w:rPr>
-          <w:rFonts w:hint="eastAsia"/>
+          <w:rFonts w:hint="eastAsia" w:eastAsia="黑体"/>
           <w:b/>
           <w:bCs/>
         </w:rPr>
         <w:t xml:space="preserve">U2（斜率检波器、正交鉴频器或锁相环鉴频器）</w:t>
       </w:r>
       <w:r>
+        <w:rPr>
+          <w:rFonts w:eastAsia="黑体"/>
+        </w:rPr>
         <w:t xml:space="preserve">、</w:t>
       </w:r>
       <w:r>
         <w:rPr>
-          <w:rFonts w:hint="eastAsia"/>
+          <w:rFonts w:hint="eastAsia" w:eastAsia="黑体"/>
           <w:b/>
           <w:bCs/>
         </w:rPr>
@@ -96,32 +110,39 @@
       </w:r>
       <w:r>
         <w:rPr>
+          <w:rFonts w:eastAsia="黑体"/>
           <w:b/>
           <w:bCs/>
         </w:rPr>
         <w:t xml:space="preserve"> A1</w:t>
       </w:r>
       <w:r>
+        <w:rPr>
+          <w:rFonts w:eastAsia="黑体"/>
+        </w:rPr>
         <w:t xml:space="preserve"> </w:t>
       </w:r>
       <w:r>
         <w:rPr>
-          <w:rFonts w:hint="eastAsia"/>
+          <w:rFonts w:hint="eastAsia" w:eastAsia="黑体"/>
         </w:rPr>
         <w:t xml:space="preserve">组成，按功能分为限幅、频率-电压转换与去加重滤波三类。电路共有</w:t>
       </w:r>
       <w:r>
+        <w:rPr>
+          <w:rFonts w:eastAsia="黑体"/>
+        </w:rPr>
         <w:t xml:space="preserve"> 6 </w:t>
       </w:r>
       <w:r>
         <w:rPr>
-          <w:rFonts w:hint="eastAsia"/>
+          <w:rFonts w:hint="eastAsia" w:eastAsia="黑体"/>
         </w:rPr>
         <w:t xml:space="preserve">个关键节点：</w:t>
       </w:r>
       <w:r>
         <w:rPr>
-          <w:rFonts w:hint="eastAsia"/>
+          <w:rFonts w:hint="eastAsia" w:eastAsia="黑体"/>
           <w:b/>
           <w:bCs/>
         </w:rPr>
@@ -129,6 +150,7 @@
       </w:r>
       <w:r>
         <w:rPr>
+          <w:rFonts w:eastAsia="黑体"/>
           <w:b/>
           <w:bCs/>
         </w:rPr>
@@ -136,7 +158,7 @@
       </w:r>
       <w:r>
         <w:rPr>
-          <w:rFonts w:hint="eastAsia"/>
+          <w:rFonts w:hint="eastAsia" w:eastAsia="黑体"/>
           <w:b/>
           <w:bCs/>
         </w:rPr>
@@ -144,22 +166,25 @@
       </w:r>
       <w:r>
         <w:rPr>
-          <w:rFonts w:hint="eastAsia"/>
+          <w:rFonts w:hint="eastAsia" w:eastAsia="黑体"/>
         </w:rPr>
         <w:t xml:space="preserve">（接收的</w:t>
       </w:r>
       <w:r>
+        <w:rPr>
+          <w:rFonts w:eastAsia="黑体"/>
+        </w:rPr>
         <w:t xml:space="preserve"> FM </w:t>
       </w:r>
       <w:r>
         <w:rPr>
-          <w:rFonts w:hint="eastAsia"/>
+          <w:rFonts w:hint="eastAsia" w:eastAsia="黑体"/>
         </w:rPr>
         <w:t xml:space="preserve">信号）；</w:t>
       </w:r>
       <w:r>
         <w:rPr>
-          <w:rFonts w:hint="eastAsia"/>
+          <w:rFonts w:hint="eastAsia" w:eastAsia="黑体"/>
           <w:b/>
           <w:bCs/>
         </w:rPr>
@@ -167,6 +192,7 @@
       </w:r>
       <w:r>
         <w:rPr>
+          <w:rFonts w:eastAsia="黑体"/>
           <w:b/>
           <w:bCs/>
         </w:rPr>
@@ -174,7 +200,7 @@
       </w:r>
       <w:r>
         <w:rPr>
-          <w:rFonts w:hint="eastAsia"/>
+          <w:rFonts w:hint="eastAsia" w:eastAsia="黑体"/>
           <w:b/>
           <w:bCs/>
         </w:rPr>
@@ -182,13 +208,13 @@
       </w:r>
       <w:r>
         <w:rPr>
-          <w:rFonts w:hint="eastAsia"/>
+          <w:rFonts w:hint="eastAsia" w:eastAsia="黑体"/>
         </w:rPr>
         <w:t xml:space="preserve">（限幅器输出接鉴频器）；</w:t>
       </w:r>
       <w:r>
         <w:rPr>
-          <w:rFonts w:hint="eastAsia"/>
+          <w:rFonts w:hint="eastAsia" w:eastAsia="黑体"/>
           <w:b/>
           <w:bCs/>
         </w:rPr>
@@ -196,6 +222,7 @@
       </w:r>
       <w:r>
         <w:rPr>
+          <w:rFonts w:eastAsia="黑体"/>
           <w:b/>
           <w:bCs/>
         </w:rPr>
@@ -203,7 +230,7 @@
       </w:r>
       <w:r>
         <w:rPr>
-          <w:rFonts w:hint="eastAsia"/>
+          <w:rFonts w:hint="eastAsia" w:eastAsia="黑体"/>
           <w:b/>
           <w:bCs/>
         </w:rPr>
@@ -211,13 +238,13 @@
       </w:r>
       <w:r>
         <w:rPr>
-          <w:rFonts w:hint="eastAsia"/>
+          <w:rFonts w:hint="eastAsia" w:eastAsia="黑体"/>
         </w:rPr>
         <w:t xml:space="preserve">（鉴频器输出为与频偏成正比的电压）；</w:t>
       </w:r>
       <w:r>
         <w:rPr>
-          <w:rFonts w:hint="eastAsia"/>
+          <w:rFonts w:hint="eastAsia" w:eastAsia="黑体"/>
           <w:b/>
           <w:bCs/>
         </w:rPr>
@@ -225,6 +252,7 @@
       </w:r>
       <w:r>
         <w:rPr>
+          <w:rFonts w:eastAsia="黑体"/>
           <w:b/>
           <w:bCs/>
         </w:rPr>
@@ -232,7 +260,7 @@
       </w:r>
       <w:r>
         <w:rPr>
-          <w:rFonts w:hint="eastAsia"/>
+          <w:rFonts w:hint="eastAsia" w:eastAsia="黑体"/>
           <w:b/>
           <w:bCs/>
         </w:rPr>
@@ -240,13 +268,13 @@
       </w:r>
       <w:r>
         <w:rPr>
-          <w:rFonts w:hint="eastAsia"/>
+          <w:rFonts w:hint="eastAsia" w:eastAsia="黑体"/>
         </w:rPr>
         <w:t xml:space="preserve">（去加重/低通输出为恢复的调制信号）；</w:t>
       </w:r>
       <w:r>
         <w:rPr>
-          <w:rFonts w:hint="eastAsia"/>
+          <w:rFonts w:hint="eastAsia" w:eastAsia="黑体"/>
           <w:b/>
           <w:bCs/>
         </w:rPr>
@@ -254,6 +282,7 @@
       </w:r>
       <w:r>
         <w:rPr>
+          <w:rFonts w:eastAsia="黑体"/>
           <w:b/>
           <w:bCs/>
         </w:rPr>
@@ -261,7 +290,7 @@
       </w:r>
       <w:r>
         <w:rPr>
-          <w:rFonts w:hint="eastAsia"/>
+          <w:rFonts w:hint="eastAsia" w:eastAsia="黑体"/>
           <w:b/>
           <w:bCs/>
         </w:rPr>
@@ -269,6 +298,7 @@
       </w:r>
       <w:r>
         <w:rPr>
+          <w:rFonts w:eastAsia="黑体"/>
           <w:b/>
           <w:bCs/>
         </w:rPr>
@@ -276,13 +306,13 @@
       </w:r>
       <w:r>
         <w:rPr>
-          <w:rFonts w:hint="eastAsia"/>
+          <w:rFonts w:hint="eastAsia" w:eastAsia="黑体"/>
         </w:rPr>
         <w:t xml:space="preserve">；</w:t>
       </w:r>
       <w:r>
         <w:rPr>
-          <w:rFonts w:hint="eastAsia"/>
+          <w:rFonts w:hint="eastAsia" w:eastAsia="黑体"/>
           <w:b/>
           <w:bCs/>
         </w:rPr>
@@ -290,6 +320,7 @@
       </w:r>
       <w:r>
         <w:rPr>
+          <w:rFonts w:eastAsia="黑体"/>
           <w:b/>
           <w:bCs/>
         </w:rPr>
@@ -297,7 +328,7 @@
       </w:r>
       <w:r>
         <w:rPr>
-          <w:rFonts w:hint="eastAsia"/>
+          <w:rFonts w:hint="eastAsia" w:eastAsia="黑体"/>
           <w:b/>
           <w:bCs/>
         </w:rPr>
@@ -305,12 +336,16 @@
       </w:r>
       <w:r>
         <w:rPr>
+          <w:rFonts w:eastAsia="黑体"/>
           <w:b/>
           <w:bCs/>
         </w:rPr>
         <w:t xml:space="preserve"> GND</w:t>
       </w:r>
       <w:r>
+        <w:rPr>
+          <w:rFonts w:eastAsia="黑体"/>
+        </w:rPr>
         <w:t xml:space="preserve">。</w:t>
       </w:r>
     </w:p>
@@ -318,107 +353,134 @@
       <w:pPr/>
       <w:r>
         <w:rPr>
-          <w:rFonts w:hint="eastAsia"/>
+          <w:rFonts w:hint="eastAsia" w:eastAsia="黑体"/>
         </w:rPr>
         <w:t xml:space="preserve">各元件管脚连接：</w:t>
       </w:r>
       <w:r>
         <w:rPr>
-          <w:rFonts w:hint="eastAsia"/>
+          <w:rFonts w:hint="eastAsia" w:eastAsia="黑体"/>
           <w:b/>
           <w:bCs/>
         </w:rPr>
         <w:t xml:space="preserve">U1（限幅放大器）</w:t>
       </w:r>
       <w:r>
+        <w:rPr>
+          <w:rFonts w:eastAsia="黑体"/>
+        </w:rPr>
         <w:t xml:space="preserve"> </w:t>
       </w:r>
       <w:r>
         <w:rPr>
-          <w:rFonts w:hint="eastAsia"/>
+          <w:rFonts w:hint="eastAsia" w:eastAsia="黑体"/>
         </w:rPr>
         <w:t xml:space="preserve">的信号输入脚接节点①、输出脚接节点②，电源脚接节点⑤、地脚接节点⑥；</w:t>
       </w:r>
       <w:r>
         <w:rPr>
-          <w:rFonts w:hint="eastAsia"/>
+          <w:rFonts w:hint="eastAsia" w:eastAsia="黑体"/>
           <w:b/>
           <w:bCs/>
         </w:rPr>
         <w:t xml:space="preserve">U2（鉴频器）</w:t>
       </w:r>
       <w:r>
+        <w:rPr>
+          <w:rFonts w:eastAsia="黑体"/>
+        </w:rPr>
         <w:t xml:space="preserve"> </w:t>
       </w:r>
       <w:r>
         <w:rPr>
-          <w:rFonts w:hint="eastAsia"/>
+          <w:rFonts w:hint="eastAsia" w:eastAsia="黑体"/>
         </w:rPr>
         <w:t xml:space="preserve">的输入脚接节点②、输出脚接节点③，电源与地分别接节点⑤、节点⑥；正交鉴频器内部的移相网络（LC</w:t>
       </w:r>
       <w:r>
+        <w:rPr>
+          <w:rFonts w:eastAsia="黑体"/>
+        </w:rPr>
         <w:t xml:space="preserve"> </w:t>
       </w:r>
       <w:r>
         <w:rPr>
-          <w:rFonts w:hint="eastAsia"/>
+          <w:rFonts w:hint="eastAsia" w:eastAsia="黑体"/>
         </w:rPr>
         <w:t xml:space="preserve">谐振）接其移相脚并在中心频率产生</w:t>
       </w:r>
       <w:r>
+        <w:rPr>
+          <w:rFonts w:eastAsia="黑体"/>
+        </w:rPr>
         <w:t xml:space="preserve"> 90° </w:t>
       </w:r>
       <w:r>
         <w:rPr>
-          <w:rFonts w:hint="eastAsia"/>
+          <w:rFonts w:hint="eastAsia" w:eastAsia="黑体"/>
         </w:rPr>
         <w:t xml:space="preserve">相移，PLL</w:t>
       </w:r>
       <w:r>
+        <w:rPr>
+          <w:rFonts w:eastAsia="黑体"/>
+        </w:rPr>
         <w:t xml:space="preserve"> </w:t>
       </w:r>
       <w:r>
         <w:rPr>
-          <w:rFonts w:hint="eastAsia"/>
+          <w:rFonts w:hint="eastAsia" w:eastAsia="黑体"/>
         </w:rPr>
         <w:t xml:space="preserve">鉴频器则用</w:t>
       </w:r>
       <w:r>
+        <w:rPr>
+          <w:rFonts w:eastAsia="黑体"/>
+        </w:rPr>
         <w:t xml:space="preserve"> VCO </w:t>
       </w:r>
       <w:r>
         <w:rPr>
-          <w:rFonts w:hint="eastAsia"/>
+          <w:rFonts w:hint="eastAsia" w:eastAsia="黑体"/>
         </w:rPr>
         <w:t xml:space="preserve">与输入比较；</w:t>
       </w:r>
       <w:r>
         <w:rPr>
-          <w:rFonts w:hint="eastAsia"/>
+          <w:rFonts w:hint="eastAsia" w:eastAsia="黑体"/>
           <w:b/>
           <w:bCs/>
         </w:rPr>
         <w:t xml:space="preserve">A1（去加重网络与低通）</w:t>
       </w:r>
       <w:r>
+        <w:rPr>
+          <w:rFonts w:eastAsia="黑体"/>
+        </w:rPr>
         <w:t xml:space="preserve"> </w:t>
       </w:r>
       <w:r>
         <w:rPr>
-          <w:rFonts w:hint="eastAsia"/>
+          <w:rFonts w:hint="eastAsia" w:eastAsia="黑体"/>
         </w:rPr>
         <w:t xml:space="preserve">的输入脚接节点③、输出脚接节点④，其去加重时间常数与发射端预加重匹配（如</w:t>
       </w:r>
       <w:r>
+        <w:rPr>
+          <w:rFonts w:eastAsia="黑体"/>
+        </w:rPr>
         <w:t xml:space="preserve"> 75 μs/50 </w:t>
       </w:r>
       <w:r>
         <w:rPr>
-          <w:rFonts w:hint="eastAsia"/>
+          <w:rFonts w:hint="eastAsia" w:eastAsia="黑体"/>
         </w:rPr>
         <w:t xml:space="preserve">μs），电阻</w:t>
       </w:r>
       <w:r>
+        <w:rPr>
+          <w:rFonts w:eastAsia="黑体"/>
+        </w:rPr>
         <w:t xml:space="preserve"> </w:t>
       </w:r>
       <m:oMath>
@@ -427,15 +489,21 @@
         </m:r>
       </m:oMath>
       <w:r>
+        <w:rPr>
+          <w:rFonts w:eastAsia="黑体"/>
+        </w:rPr>
         <w:t xml:space="preserve"> </w:t>
       </w:r>
       <w:r>
         <w:rPr>
-          <w:rFonts w:hint="eastAsia"/>
+          <w:rFonts w:hint="eastAsia" w:eastAsia="黑体"/>
         </w:rPr>
         <w:t xml:space="preserve">与电容</w:t>
       </w:r>
       <w:r>
+        <w:rPr>
+          <w:rFonts w:eastAsia="黑体"/>
+        </w:rPr>
         <w:t xml:space="preserve"> </w:t>
       </w:r>
       <m:oMath>
@@ -444,11 +512,14 @@
         </m:r>
       </m:oMath>
       <w:r>
+        <w:rPr>
+          <w:rFonts w:eastAsia="黑体"/>
+        </w:rPr>
         <w:t xml:space="preserve"> </w:t>
       </w:r>
       <w:r>
         <w:rPr>
-          <w:rFonts w:hint="eastAsia"/>
+          <w:rFonts w:hint="eastAsia" w:eastAsia="黑体"/>
         </w:rPr>
         <w:t xml:space="preserve">构成去加重网络。</w:t>
       </w:r>
@@ -457,20 +528,26 @@
       <w:pPr/>
       <w:r>
         <w:rPr>
-          <w:rFonts w:hint="eastAsia"/>
+          <w:rFonts w:hint="eastAsia" w:eastAsia="黑体"/>
         </w:rPr>
         <w:t xml:space="preserve">由此构成”FM</w:t>
       </w:r>
       <w:r>
+        <w:rPr>
+          <w:rFonts w:eastAsia="黑体"/>
+        </w:rPr>
         <w:t xml:space="preserve"> </w:t>
       </w:r>
       <w:r>
         <w:rPr>
-          <w:rFonts w:hint="eastAsia"/>
+          <w:rFonts w:hint="eastAsia" w:eastAsia="黑体"/>
         </w:rPr>
         <w:t xml:space="preserve">信号经限幅消除幅度起伏、鉴频器把瞬时频偏线性转换为电压、再去加重低通恢复基带”的调频解调组态，输出</w:t>
       </w:r>
       <w:r>
+        <w:rPr>
+          <w:rFonts w:eastAsia="黑体"/>
+        </w:rPr>
         <w:t xml:space="preserve"> </w:t>
       </w:r>
       <m:oMath>
@@ -551,6 +628,9 @@
         </m:r>
       </m:oMath>
       <w:r>
+        <w:rPr>
+          <w:rFonts w:eastAsia="黑体"/>
+        </w:rPr>
         <w:t xml:space="preserve">。</w:t>
       </w:r>
     </w:p>
@@ -562,7 +642,7 @@
       </w:pPr>
       <w:r>
         <w:rPr>
-          <w:rFonts w:hint="eastAsia"/>
+          <w:rFonts w:hint="eastAsia" w:eastAsia="黑体"/>
         </w:rPr>
         <w:t xml:space="preserve">工作原理</w:t>
       </w:r>
@@ -573,11 +653,14 @@
       </w:pPr>
       <w:r>
         <w:rPr>
-          <w:rFonts w:hint="eastAsia"/>
+          <w:rFonts w:hint="eastAsia" w:eastAsia="黑体"/>
         </w:rPr>
         <w:t xml:space="preserve">鉴频器的输出电压正比于输入信号的瞬时频率偏移，即把</w:t>
       </w:r>
       <w:r>
+        <w:rPr>
+          <w:rFonts w:eastAsia="黑体"/>
+        </w:rPr>
         <w:t xml:space="preserve"> </w:t>
       </w:r>
       <m:oMath>
@@ -592,29 +675,38 @@
         </m:r>
       </m:oMath>
       <w:r>
+        <w:rPr>
+          <w:rFonts w:eastAsia="黑体"/>
+        </w:rPr>
         <w:t xml:space="preserve"> </w:t>
       </w:r>
       <w:r>
         <w:rPr>
-          <w:rFonts w:hint="eastAsia"/>
+          <w:rFonts w:hint="eastAsia" w:eastAsia="黑体"/>
         </w:rPr>
         <w:t xml:space="preserve">线性映射为电压。常见正交鉴频器利用移相网络与乘法器比较相位差，PLL</w:t>
       </w:r>
       <w:r>
+        <w:rPr>
+          <w:rFonts w:eastAsia="黑体"/>
+        </w:rPr>
         <w:t xml:space="preserve"> </w:t>
       </w:r>
       <w:r>
         <w:rPr>
-          <w:rFonts w:hint="eastAsia"/>
+          <w:rFonts w:hint="eastAsia" w:eastAsia="黑体"/>
         </w:rPr>
         <w:t xml:space="preserve">鉴频器则用环路误差电压反映频偏。FM</w:t>
       </w:r>
       <w:r>
+        <w:rPr>
+          <w:rFonts w:eastAsia="黑体"/>
+        </w:rPr>
         <w:t xml:space="preserve"> </w:t>
       </w:r>
       <w:r>
         <w:rPr>
-          <w:rFonts w:hint="eastAsia"/>
+          <w:rFonts w:hint="eastAsia" w:eastAsia="黑体"/>
         </w:rPr>
         <w:t xml:space="preserve">的恒包络特性使其抗幅度干扰能力强。</w:t>
       </w:r>
@@ -627,7 +719,7 @@
       </w:pPr>
       <w:r>
         <w:rPr>
-          <w:rFonts w:hint="eastAsia"/>
+          <w:rFonts w:hint="eastAsia" w:eastAsia="黑体"/>
         </w:rPr>
         <w:t xml:space="preserve">关键计算公式</w:t>
       </w:r>
@@ -641,7 +733,7 @@
       </w:pPr>
       <w:r>
         <w:rPr>
-          <w:rFonts w:hint="eastAsia"/>
+          <w:rFonts w:hint="eastAsia" w:eastAsia="黑体"/>
         </w:rPr>
         <w:t xml:space="preserve">鉴频器输出电压（</w:t>
       </w:r>
@@ -660,11 +752,14 @@
         </m:sSub>
       </m:oMath>
       <w:r>
+        <w:rPr>
+          <w:rFonts w:eastAsia="黑体"/>
+        </w:rPr>
         <w:t xml:space="preserve"> </w:t>
       </w:r>
       <w:r>
         <w:rPr>
-          <w:rFonts w:hint="eastAsia"/>
+          <w:rFonts w:hint="eastAsia" w:eastAsia="黑体"/>
         </w:rPr>
         <w:t xml:space="preserve">鉴频灵敏度）：</w:t>
       </w:r>
@@ -814,7 +909,7 @@
       </w:pPr>
       <w:r>
         <w:rPr>
-          <w:rFonts w:hint="eastAsia"/>
+          <w:rFonts w:hint="eastAsia" w:eastAsia="黑体"/>
         </w:rPr>
         <w:t xml:space="preserve">正交鉴频相位差（</w:t>
       </w:r>
@@ -824,11 +919,14 @@
         </m:r>
       </m:oMath>
       <w:r>
+        <w:rPr>
+          <w:rFonts w:eastAsia="黑体"/>
+        </w:rPr>
         <w:t xml:space="preserve"> </w:t>
       </w:r>
       <w:r>
         <w:rPr>
-          <w:rFonts w:hint="eastAsia"/>
+          <w:rFonts w:hint="eastAsia" w:eastAsia="黑体"/>
         </w:rPr>
         <w:t xml:space="preserve">为谐振回路品质因数）：</w:t>
       </w:r>
@@ -906,16 +1004,19 @@
       </w:pPr>
       <w:r>
         <w:rPr>
-          <w:rFonts w:hint="eastAsia"/>
+          <w:rFonts w:hint="eastAsia" w:eastAsia="黑体"/>
         </w:rPr>
         <w:t xml:space="preserve">鉴频</w:t>
       </w:r>
       <w:r>
+        <w:rPr>
+          <w:rFonts w:eastAsia="黑体"/>
+        </w:rPr>
         <w:t xml:space="preserve"> S </w:t>
       </w:r>
       <w:r>
         <w:rPr>
-          <w:rFonts w:hint="eastAsia"/>
+          <w:rFonts w:hint="eastAsia" w:eastAsia="黑体"/>
         </w:rPr>
         <w:t xml:space="preserve">曲线线性区宽度（近似正比于）：</w:t>
       </w:r>
@@ -1002,7 +1103,7 @@
       </w:pPr>
       <w:r>
         <w:rPr>
-          <w:rFonts w:hint="eastAsia"/>
+          <w:rFonts w:hint="eastAsia" w:eastAsia="黑体"/>
         </w:rPr>
         <w:t xml:space="preserve">调频解调抗噪改善（信噪比增益随调频指数增大）：</w:t>
       </w:r>
@@ -1111,7 +1212,7 @@
             </w:pPr>
             <w:r>
               <w:rPr>
-                <w:rFonts w:hint="eastAsia"/>
+                <w:rFonts w:hint="eastAsia" w:eastAsia="黑体"/>
               </w:rPr>
               <w:t xml:space="preserve">符号</w:t>
             </w:r>
@@ -1125,7 +1226,7 @@
             </w:pPr>
             <w:r>
               <w:rPr>
-                <w:rFonts w:hint="eastAsia"/>
+                <w:rFonts w:hint="eastAsia" w:eastAsia="黑体"/>
               </w:rPr>
               <w:t xml:space="preserve">含义</w:t>
             </w:r>
@@ -1139,7 +1240,7 @@
             </w:pPr>
             <w:r>
               <w:rPr>
-                <w:rFonts w:hint="eastAsia"/>
+                <w:rFonts w:hint="eastAsia" w:eastAsia="黑体"/>
               </w:rPr>
               <w:t xml:space="preserve">单位</w:t>
             </w:r>
@@ -1168,6 +1269,9 @@
               </m:sSub>
             </m:oMath>
             <w:r>
+              <w:rPr>
+                <w:rFonts w:eastAsia="黑体"/>
+              </w:rPr>
               <w:t xml:space="preserve">​</w:t>
             </w:r>
           </w:p>
@@ -1180,7 +1284,7 @@
             </w:pPr>
             <w:r>
               <w:rPr>
-                <w:rFonts w:hint="eastAsia"/>
+                <w:rFonts w:hint="eastAsia" w:eastAsia="黑体"/>
               </w:rPr>
               <w:t xml:space="preserve">鉴频灵敏度</w:t>
             </w:r>
@@ -1193,6 +1297,9 @@
               <w:pStyle w:val="Compact"/>
             </w:pPr>
             <w:r>
+              <w:rPr>
+                <w:rFonts w:eastAsia="黑体"/>
+              </w:rPr>
               <w:t xml:space="preserve">V/Hz</w:t>
             </w:r>
           </w:p>
@@ -1217,6 +1324,9 @@
               </m:r>
             </m:oMath>
             <w:r>
+              <w:rPr>
+                <w:rFonts w:eastAsia="黑体"/>
+              </w:rPr>
               <w:t xml:space="preserve">​</w:t>
             </w:r>
           </w:p>
@@ -1229,7 +1339,7 @@
             </w:pPr>
             <w:r>
               <w:rPr>
-                <w:rFonts w:hint="eastAsia"/>
+                <w:rFonts w:hint="eastAsia" w:eastAsia="黑体"/>
               </w:rPr>
               <w:t xml:space="preserve">频偏</w:t>
             </w:r>
@@ -1242,6 +1352,9 @@
               <w:pStyle w:val="Compact"/>
             </w:pPr>
             <w:r>
+              <w:rPr>
+                <w:rFonts w:eastAsia="黑体"/>
+              </w:rPr>
               <w:t xml:space="preserve">Hz</w:t>
             </w:r>
           </w:p>
@@ -1269,6 +1382,9 @@
               </m:sSub>
             </m:oMath>
             <w:r>
+              <w:rPr>
+                <w:rFonts w:eastAsia="黑体"/>
+              </w:rPr>
               <w:t xml:space="preserve">​</w:t>
             </w:r>
           </w:p>
@@ -1281,7 +1397,7 @@
             </w:pPr>
             <w:r>
               <w:rPr>
-                <w:rFonts w:hint="eastAsia"/>
+                <w:rFonts w:hint="eastAsia" w:eastAsia="黑体"/>
               </w:rPr>
               <w:t xml:space="preserve">中心频率</w:t>
             </w:r>
@@ -1294,6 +1410,9 @@
               <w:pStyle w:val="Compact"/>
             </w:pPr>
             <w:r>
+              <w:rPr>
+                <w:rFonts w:eastAsia="黑体"/>
+              </w:rPr>
               <w:t xml:space="preserve">Hz</w:t>
             </w:r>
           </w:p>
@@ -1312,6 +1431,9 @@
               </m:r>
             </m:oMath>
             <w:r>
+              <w:rPr>
+                <w:rFonts w:eastAsia="黑体"/>
+              </w:rPr>
               <w:t xml:space="preserve">​</w:t>
             </w:r>
           </w:p>
@@ -1324,7 +1446,7 @@
             </w:pPr>
             <w:r>
               <w:rPr>
-                <w:rFonts w:hint="eastAsia"/>
+                <w:rFonts w:hint="eastAsia" w:eastAsia="黑体"/>
               </w:rPr>
               <w:t xml:space="preserve">品质因数</w:t>
             </w:r>
@@ -1337,6 +1459,9 @@
               <w:pStyle w:val="Compact"/>
             </w:pPr>
             <w:r>
+              <w:rPr>
+                <w:rFonts w:eastAsia="黑体"/>
+              </w:rPr>
               <w:t xml:space="preserve">—</w:t>
             </w:r>
           </w:p>
@@ -1355,6 +1480,9 @@
               </m:r>
             </m:oMath>
             <w:r>
+              <w:rPr>
+                <w:rFonts w:eastAsia="黑体"/>
+              </w:rPr>
               <w:t xml:space="preserve">​</w:t>
             </w:r>
           </w:p>
@@ -1367,7 +1495,7 @@
             </w:pPr>
             <w:r>
               <w:rPr>
-                <w:rFonts w:hint="eastAsia"/>
+                <w:rFonts w:hint="eastAsia" w:eastAsia="黑体"/>
               </w:rPr>
               <w:t xml:space="preserve">调频指数</w:t>
             </w:r>
@@ -1380,6 +1508,9 @@
               <w:pStyle w:val="Compact"/>
             </w:pPr>
             <w:r>
+              <w:rPr>
+                <w:rFonts w:eastAsia="黑体"/>
+              </w:rPr>
               <w:t xml:space="preserve">—</w:t>
             </w:r>
           </w:p>
@@ -1394,7 +1525,7 @@
       </w:pPr>
       <w:r>
         <w:rPr>
-          <w:rFonts w:hint="eastAsia"/>
+          <w:rFonts w:hint="eastAsia" w:eastAsia="黑体"/>
         </w:rPr>
         <w:t xml:space="preserve">元件调整影响</w:t>
       </w:r>
@@ -1409,7 +1540,7 @@
       </w:pPr>
       <w:r>
         <w:rPr>
-          <w:rFonts w:hint="eastAsia"/>
+          <w:rFonts w:hint="eastAsia" w:eastAsia="黑体"/>
           <w:b/>
           <w:bCs/>
         </w:rPr>
@@ -1417,6 +1548,7 @@
       </w:r>
       <w:r>
         <w:rPr>
+          <w:rFonts w:eastAsia="黑体"/>
           <w:b/>
           <w:bCs/>
         </w:rPr>
@@ -1438,6 +1570,7 @@
       </m:oMath>
       <w:r>
         <w:rPr>
+          <w:rFonts w:eastAsia="黑体"/>
           <w:b/>
           <w:bCs/>
         </w:rPr>
@@ -1445,21 +1578,27 @@
       </w:r>
       <w:r>
         <w:rPr>
-          <w:rFonts w:hint="eastAsia"/>
+          <w:rFonts w:hint="eastAsia" w:eastAsia="黑体"/>
           <w:b/>
           <w:bCs/>
         </w:rPr>
         <w:t xml:space="preserve">增大</w:t>
       </w:r>
       <w:r>
+        <w:rPr>
+          <w:rFonts w:eastAsia="黑体"/>
+        </w:rPr>
         <w:t xml:space="preserve"> </w:t>
       </w:r>
       <w:r>
+        <w:rPr>
+          <w:rFonts w:eastAsia="黑体"/>
+        </w:rPr>
         <w:t xml:space="preserve">→ </w:t>
       </w:r>
       <w:r>
         <w:rPr>
-          <w:rFonts w:hint="eastAsia"/>
+          <w:rFonts w:hint="eastAsia" w:eastAsia="黑体"/>
         </w:rPr>
         <w:t xml:space="preserve">输出电压增大，但线性区可能变窄。</w:t>
       </w:r>
@@ -1474,7 +1613,7 @@
       </w:pPr>
       <w:r>
         <w:rPr>
-          <w:rFonts w:hint="eastAsia"/>
+          <w:rFonts w:hint="eastAsia" w:eastAsia="黑体"/>
           <w:b/>
           <w:bCs/>
         </w:rPr>
@@ -1482,6 +1621,7 @@
       </w:r>
       <w:r>
         <w:rPr>
+          <w:rFonts w:eastAsia="黑体"/>
           <w:b/>
           <w:bCs/>
         </w:rPr>
@@ -1489,21 +1629,27 @@
       </w:r>
       <w:r>
         <w:rPr>
-          <w:rFonts w:hint="eastAsia"/>
+          <w:rFonts w:hint="eastAsia" w:eastAsia="黑体"/>
           <w:b/>
           <w:bCs/>
         </w:rPr>
         <w:t xml:space="preserve">增大</w:t>
       </w:r>
       <w:r>
+        <w:rPr>
+          <w:rFonts w:eastAsia="黑体"/>
+        </w:rPr>
         <w:t xml:space="preserve"> </w:t>
       </w:r>
       <w:r>
+        <w:rPr>
+          <w:rFonts w:eastAsia="黑体"/>
+        </w:rPr>
         <w:t xml:space="preserve">→ </w:t>
       </w:r>
       <w:r>
         <w:rPr>
-          <w:rFonts w:hint="eastAsia"/>
+          <w:rFonts w:hint="eastAsia" w:eastAsia="黑体"/>
         </w:rPr>
         <w:t xml:space="preserve">鉴频斜率变大（灵敏度高），但线性区变窄、易失真。</w:t>
       </w:r>
@@ -1518,7 +1664,7 @@
       </w:pPr>
       <w:r>
         <w:rPr>
-          <w:rFonts w:hint="eastAsia"/>
+          <w:rFonts w:hint="eastAsia" w:eastAsia="黑体"/>
           <w:b/>
           <w:bCs/>
         </w:rPr>
@@ -1526,6 +1672,7 @@
       </w:r>
       <w:r>
         <w:rPr>
+          <w:rFonts w:eastAsia="黑体"/>
           <w:b/>
           <w:bCs/>
         </w:rPr>
@@ -1547,6 +1694,7 @@
       </m:oMath>
       <w:r>
         <w:rPr>
+          <w:rFonts w:eastAsia="黑体"/>
           <w:b/>
           <w:bCs/>
         </w:rPr>
@@ -1554,21 +1702,27 @@
       </w:r>
       <w:r>
         <w:rPr>
-          <w:rFonts w:hint="eastAsia"/>
+          <w:rFonts w:hint="eastAsia" w:eastAsia="黑体"/>
           <w:b/>
           <w:bCs/>
         </w:rPr>
         <w:t xml:space="preserve">偏移</w:t>
       </w:r>
       <w:r>
+        <w:rPr>
+          <w:rFonts w:eastAsia="黑体"/>
+        </w:rPr>
         <w:t xml:space="preserve"> </w:t>
       </w:r>
       <w:r>
+        <w:rPr>
+          <w:rFonts w:eastAsia="黑体"/>
+        </w:rPr>
         <w:t xml:space="preserve">→ S </w:t>
       </w:r>
       <w:r>
         <w:rPr>
-          <w:rFonts w:hint="eastAsia"/>
+          <w:rFonts w:hint="eastAsia" w:eastAsia="黑体"/>
         </w:rPr>
         <w:t xml:space="preserve">曲线不对称，产生直流偏置与失真。</w:t>
       </w:r>
@@ -1583,21 +1737,27 @@
       </w:pPr>
       <w:r>
         <w:rPr>
-          <w:rFonts w:hint="eastAsia"/>
+          <w:rFonts w:hint="eastAsia" w:eastAsia="黑体"/>
           <w:b/>
           <w:bCs/>
         </w:rPr>
         <w:t xml:space="preserve">限幅不足</w:t>
       </w:r>
       <w:r>
+        <w:rPr>
+          <w:rFonts w:eastAsia="黑体"/>
+        </w:rPr>
         <w:t xml:space="preserve"> </w:t>
       </w:r>
       <w:r>
+        <w:rPr>
+          <w:rFonts w:eastAsia="黑体"/>
+        </w:rPr>
         <w:t xml:space="preserve">→ </w:t>
       </w:r>
       <w:r>
         <w:rPr>
-          <w:rFonts w:hint="eastAsia"/>
+          <w:rFonts w:hint="eastAsia" w:eastAsia="黑体"/>
         </w:rPr>
         <w:t xml:space="preserve">幅度噪声混入输出，信噪比下降。</w:t>
       </w:r>
@@ -1612,21 +1772,27 @@
       </w:pPr>
       <w:r>
         <w:rPr>
-          <w:rFonts w:hint="eastAsia"/>
+          <w:rFonts w:hint="eastAsia" w:eastAsia="黑体"/>
           <w:b/>
           <w:bCs/>
         </w:rPr>
         <w:t xml:space="preserve">去加重时间常数增大</w:t>
       </w:r>
       <w:r>
+        <w:rPr>
+          <w:rFonts w:eastAsia="黑体"/>
+        </w:rPr>
         <w:t xml:space="preserve"> </w:t>
       </w:r>
       <w:r>
+        <w:rPr>
+          <w:rFonts w:eastAsia="黑体"/>
+        </w:rPr>
         <w:t xml:space="preserve">→ </w:t>
       </w:r>
       <w:r>
         <w:rPr>
-          <w:rFonts w:hint="eastAsia"/>
+          <w:rFonts w:hint="eastAsia" w:eastAsia="黑体"/>
         </w:rPr>
         <w:t xml:space="preserve">高频衰减更多，噪声降低但高频信号被削弱。</w:t>
       </w:r>
@@ -1639,7 +1805,7 @@
       </w:pPr>
       <w:r>
         <w:rPr>
-          <w:rFonts w:hint="eastAsia"/>
+          <w:rFonts w:hint="eastAsia" w:eastAsia="黑体"/>
         </w:rPr>
         <w:t xml:space="preserve">典型参数示例</w:t>
       </w:r>
@@ -1654,11 +1820,14 @@
       </w:pPr>
       <w:r>
         <w:rPr>
-          <w:rFonts w:hint="eastAsia"/>
+          <w:rFonts w:hint="eastAsia" w:eastAsia="黑体"/>
         </w:rPr>
         <w:t xml:space="preserve">取</w:t>
       </w:r>
       <w:r>
+        <w:rPr>
+          <w:rFonts w:eastAsia="黑体"/>
+        </w:rPr>
         <w:t xml:space="preserve"> </w:t>
       </w:r>
       <m:oMath>
@@ -1695,6 +1864,9 @@
         </m:r>
       </m:oMath>
       <w:r>
+        <w:rPr>
+          <w:rFonts w:eastAsia="黑体"/>
+        </w:rPr>
         <w:t xml:space="preserve">、</w:t>
       </w:r>
       <m:oMath>
@@ -1729,7 +1901,7 @@
       </m:oMath>
       <w:r>
         <w:rPr>
-          <w:rFonts w:hint="eastAsia"/>
+          <w:rFonts w:hint="eastAsia" w:eastAsia="黑体"/>
         </w:rPr>
         <w:t xml:space="preserve">：</w:t>
       </w:r>
@@ -1786,7 +1958,7 @@
       </m:oMath>
       <w:r>
         <w:rPr>
-          <w:rFonts w:hint="eastAsia"/>
+          <w:rFonts w:hint="eastAsia" w:eastAsia="黑体"/>
         </w:rPr>
         <w:t xml:space="preserve">（峰值）。</w:t>
       </w:r>
@@ -1801,11 +1973,14 @@
       </w:pPr>
       <w:r>
         <w:rPr>
-          <w:rFonts w:hint="eastAsia"/>
+          <w:rFonts w:hint="eastAsia" w:eastAsia="黑体"/>
         </w:rPr>
         <w:t xml:space="preserve">取</w:t>
       </w:r>
       <w:r>
+        <w:rPr>
+          <w:rFonts w:eastAsia="黑体"/>
+        </w:rPr>
         <w:t xml:space="preserve"> </w:t>
       </w:r>
       <m:oMath>
@@ -1824,7 +1999,7 @@
       </m:oMath>
       <w:r>
         <w:rPr>
-          <w:rFonts w:hint="eastAsia"/>
+          <w:rFonts w:hint="eastAsia" w:eastAsia="黑体"/>
         </w:rPr>
         <w:t xml:space="preserve">：</w:t>
       </w:r>
@@ -1883,16 +2058,19 @@
       </m:oMath>
       <w:r>
         <w:rPr>
-          <w:rFonts w:hint="eastAsia"/>
+          <w:rFonts w:hint="eastAsia" w:eastAsia="黑体"/>
         </w:rPr>
         <w:t xml:space="preserve">（约</w:t>
       </w:r>
       <w:r>
+        <w:rPr>
+          <w:rFonts w:eastAsia="黑体"/>
+        </w:rPr>
         <w:t xml:space="preserve"> 26.5 </w:t>
       </w:r>
       <w:r>
         <w:rPr>
-          <w:rFonts w:hint="eastAsia"/>
+          <w:rFonts w:hint="eastAsia" w:eastAsia="黑体"/>
         </w:rPr>
         <w:t xml:space="preserve">dB）。</w:t>
       </w:r>
@@ -1905,7 +2083,7 @@
       </w:pPr>
       <w:r>
         <w:rPr>
-          <w:rFonts w:hint="eastAsia"/>
+          <w:rFonts w:hint="eastAsia" w:eastAsia="黑体"/>
         </w:rPr>
         <w:t xml:space="preserve">常见器件型号</w:t>
       </w:r>
@@ -1919,11 +2097,14 @@
         </w:numPr>
       </w:pPr>
       <w:r>
+        <w:rPr>
+          <w:rFonts w:eastAsia="黑体"/>
+        </w:rPr>
         <w:t xml:space="preserve">PLL </w:t>
       </w:r>
       <w:r>
         <w:rPr>
-          <w:rFonts w:hint="eastAsia"/>
+          <w:rFonts w:hint="eastAsia" w:eastAsia="黑体"/>
         </w:rPr>
         <w:t xml:space="preserve">鉴频：NE565、CD4046。</w:t>
       </w:r>
@@ -1938,16 +2119,19 @@
       </w:pPr>
       <w:r>
         <w:rPr>
-          <w:rFonts w:hint="eastAsia"/>
+          <w:rFonts w:hint="eastAsia" w:eastAsia="黑体"/>
         </w:rPr>
         <w:t xml:space="preserve">正交鉴频</w:t>
       </w:r>
       <w:r>
+        <w:rPr>
+          <w:rFonts w:eastAsia="黑体"/>
+        </w:rPr>
         <w:t xml:space="preserve"> </w:t>
       </w:r>
       <w:r>
         <w:rPr>
-          <w:rFonts w:hint="eastAsia"/>
+          <w:rFonts w:hint="eastAsia" w:eastAsia="黑体"/>
         </w:rPr>
         <w:t xml:space="preserve">IC：MC3359、SA604（含限幅、鉴频）。</w:t>
       </w:r>
@@ -1962,7 +2146,7 @@
       </w:pPr>
       <w:r>
         <w:rPr>
-          <w:rFonts w:hint="eastAsia"/>
+          <w:rFonts w:hint="eastAsia" w:eastAsia="黑体"/>
         </w:rPr>
         <w:t xml:space="preserve">运放（去加重/LPF）：TL072。</w:t>
       </w:r>
@@ -1975,7 +2159,7 @@
       </w:pPr>
       <w:r>
         <w:rPr>
-          <w:rFonts w:hint="eastAsia"/>
+          <w:rFonts w:hint="eastAsia" w:eastAsia="黑体"/>
         </w:rPr>
         <w:t xml:space="preserve">注意事项</w:t>
       </w:r>
@@ -1990,16 +2174,19 @@
       </w:pPr>
       <w:r>
         <w:rPr>
-          <w:rFonts w:hint="eastAsia"/>
+          <w:rFonts w:hint="eastAsia" w:eastAsia="黑体"/>
         </w:rPr>
         <w:t xml:space="preserve">需前置限幅放大消除幅度起伏，否则失去</w:t>
       </w:r>
       <w:r>
+        <w:rPr>
+          <w:rFonts w:eastAsia="黑体"/>
+        </w:rPr>
         <w:t xml:space="preserve"> FM </w:t>
       </w:r>
       <w:r>
         <w:rPr>
-          <w:rFonts w:hint="eastAsia"/>
+          <w:rFonts w:hint="eastAsia" w:eastAsia="黑体"/>
         </w:rPr>
         <w:t xml:space="preserve">抗噪优势。</w:t>
       </w:r>
@@ -2013,11 +2200,14 @@
         </w:numPr>
       </w:pPr>
       <w:r>
+        <w:rPr>
+          <w:rFonts w:eastAsia="黑体"/>
+        </w:rPr>
         <w:t xml:space="preserve">S </w:t>
       </w:r>
       <w:r>
         <w:rPr>
-          <w:rFonts w:hint="eastAsia"/>
+          <w:rFonts w:hint="eastAsia" w:eastAsia="黑体"/>
         </w:rPr>
         <w:t xml:space="preserve">曲线线性区需覆盖实际频偏范围，否则产生非线性失真。</w:t>
       </w:r>
@@ -2032,16 +2222,19 @@
       </w:pPr>
       <w:r>
         <w:rPr>
-          <w:rFonts w:hint="eastAsia"/>
+          <w:rFonts w:hint="eastAsia" w:eastAsia="黑体"/>
         </w:rPr>
         <w:t xml:space="preserve">强调预加重的发射端对应接收端去加重网络，时间常数需匹配（如</w:t>
       </w:r>
       <w:r>
+        <w:rPr>
+          <w:rFonts w:eastAsia="黑体"/>
+        </w:rPr>
         <w:t xml:space="preserve"> 75 μs/50 </w:t>
       </w:r>
       <w:r>
         <w:rPr>
-          <w:rFonts w:hint="eastAsia"/>
+          <w:rFonts w:hint="eastAsia" w:eastAsia="黑体"/>
         </w:rPr>
         <w:t xml:space="preserve">μs）。</w:t>
       </w:r>
@@ -2055,11 +2248,14 @@
         </w:numPr>
       </w:pPr>
       <w:r>
+        <w:rPr>
+          <w:rFonts w:eastAsia="黑体"/>
+        </w:rPr>
         <w:t xml:space="preserve">PLL </w:t>
       </w:r>
       <w:r>
         <w:rPr>
-          <w:rFonts w:hint="eastAsia"/>
+          <w:rFonts w:hint="eastAsia" w:eastAsia="黑体"/>
         </w:rPr>
         <w:t xml:space="preserve">鉴频需合理设置环路带宽，兼顾跟踪能力与噪声抑制。</w:t>
       </w:r>
@@ -2072,7 +2268,7 @@
       </w:pPr>
       <w:r>
         <w:rPr>
-          <w:rFonts w:hint="eastAsia"/>
+          <w:rFonts w:hint="eastAsia" w:eastAsia="黑体"/>
         </w:rPr>
         <w:t xml:space="preserve">参考资料</w:t>
       </w:r>
@@ -2086,6 +2282,9 @@
         </w:numPr>
       </w:pPr>
       <w:r>
+        <w:rPr>
+          <w:rFonts w:eastAsia="黑体"/>
+        </w:rPr>
         <w:t xml:space="preserve">Wikipedia: Frequency modulation。</w:t>
       </w:r>
     </w:p>
@@ -2099,7 +2298,7 @@
       </w:pPr>
       <w:r>
         <w:rPr>
-          <w:rFonts w:hint="eastAsia"/>
+          <w:rFonts w:hint="eastAsia" w:eastAsia="黑体"/>
         </w:rPr>
         <w:t xml:space="preserve">《通信原理》（樊昌信）。</w:t>
       </w:r>
@@ -2113,11 +2312,14 @@
         </w:numPr>
       </w:pPr>
       <w:r>
+        <w:rPr>
+          <w:rFonts w:eastAsia="黑体"/>
+        </w:rPr>
         <w:t xml:space="preserve">NXP SA604 </w:t>
       </w:r>
       <w:r>
         <w:rPr>
-          <w:rFonts w:hint="eastAsia"/>
+          <w:rFonts w:hint="eastAsia" w:eastAsia="黑体"/>
         </w:rPr>
         <w:t xml:space="preserve">数据手册。</w:t>
       </w:r>
@@ -2131,11 +2333,11 @@
       </w:pPr>
       <w:r>
         <w:rPr>
-          <w:rFonts w:ascii="Times New Roman" w:hAnsi="Times New Roman"/>
+          <w:rFonts w:ascii="Times New Roman" w:hAnsi="Times New Roman" w:eastAsia="黑体"/>
           <w:color w:val="555555"/>
           <w:sz w:val="21"/>
         </w:rPr>
-        <w:t>材料收集者：杜文杰</w:t>
+        <w:t>材料收集者：杜文杰，WX手机：19519196569，QQ:3478827729</w:t>
       </w:r>
     </w:p>
     <w:sectPr>
@@ -2155,7 +2357,7 @@
 </file>
 
 <file path=word/footer1.xml><?xml version="1.0" encoding="utf-8"?>
-<w:ftr xmlns:m="http://schemas.openxmlformats.org/officeDocument/2006/math" xmlns:mc="http://schemas.openxmlformats.org/markup-compatibility/2006" xmlns:mo="http://schemas.microsoft.com/office/mac/office/2008/main" xmlns:mv="urn:schemas-microsoft-com:mac:vml" xmlns:o="urn:schemas-microsoft-com:office:office" xmlns:r="http://schemas.openxmlformats.org/officeDocument/2006/relationships" xmlns:v="urn:schemas-microsoft-com:vml" xmlns:w10="urn:schemas-microsoft-com:office:word" xmlns:w14="http://schemas.microsoft.com/office/word/2010/wordml" xmlns:w="http://schemas.openxmlformats.org/wordprocessingml/2006/main" xmlns:wne="http://schemas.microsoft.com/office/word/2006/wordml" xmlns:wp14="http://schemas.microsoft.com/office/word/2010/wordprocessingDrawing" xmlns:wp="http://schemas.openxmlformats.org/drawingml/2006/wordprocessingDrawing" xmlns:wpc="http://schemas.microsoft.com/office/word/2010/wordprocessingCanvas" xmlns:wpg="http://schemas.microsoft.com/office/word/2010/wordprocessingGroup" xmlns:wpi="http://schemas.microsoft.com/office/word/2010/wordprocessingInk" xmlns:wps="http://schemas.microsoft.com/office/word/2010/wordprocessingShape" mc:Ignorable="w14 wp14">
+<w:ftr xmlns:mc="http://schemas.openxmlformats.org/markup-compatibility/2006" xmlns:w="http://schemas.openxmlformats.org/wordprocessingml/2006/main" xmlns:m="http://schemas.openxmlformats.org/officeDocument/2006/math" xmlns:mo="http://schemas.microsoft.com/office/mac/office/2008/main" xmlns:mv="urn:schemas-microsoft-com:mac:vml" xmlns:o="urn:schemas-microsoft-com:office:office" xmlns:r="http://schemas.openxmlformats.org/officeDocument/2006/relationships" xmlns:v="urn:schemas-microsoft-com:vml" xmlns:w10="urn:schemas-microsoft-com:office:word" xmlns:w14="http://schemas.microsoft.com/office/word/2010/wordml" xmlns:wne="http://schemas.microsoft.com/office/word/2006/wordml" xmlns:wp14="http://schemas.microsoft.com/office/word/2010/wordprocessingDrawing" xmlns:wp="http://schemas.openxmlformats.org/drawingml/2006/wordprocessingDrawing" xmlns:wpc="http://schemas.microsoft.com/office/word/2010/wordprocessingCanvas" xmlns:wpg="http://schemas.microsoft.com/office/word/2010/wordprocessingGroup" xmlns:wpi="http://schemas.microsoft.com/office/word/2010/wordprocessingInk" xmlns:wps="http://schemas.microsoft.com/office/word/2010/wordprocessingShape" mc:Ignorable="w14 wp14">
   <w:p>
     <w:pPr>
       <w:pStyle w:val="Footer"/>
@@ -2163,12 +2365,14 @@
     </w:pPr>
     <w:r>
       <w:rPr>
+        <w:rFonts w:eastAsia="黑体"/>
         <w:sz w:val="18"/>
       </w:rPr>
       <w:t xml:space="preserve">第 </w:t>
     </w:r>
     <w:r>
       <w:rPr>
+        <w:rFonts w:eastAsia="黑体"/>
         <w:sz w:val="18"/>
       </w:rPr>
       <w:fldChar w:fldCharType="begin"/>
@@ -2177,6 +2381,7 @@
     </w:r>
     <w:r>
       <w:rPr>
+        <w:rFonts w:eastAsia="黑体"/>
         <w:sz w:val="18"/>
       </w:rPr>
       <w:t xml:space="preserve"> 页</w:t>
@@ -2190,6 +2395,9 @@
   <w:footnote w:type="continuationSeparator" w:id="0">
     <w:p>
       <w:r>
+        <w:rPr>
+          <w:rFonts w:eastAsia="黑体"/>
+        </w:rPr>
         <w:continuationSeparator/>
       </w:r>
     </w:p>
@@ -2197,6 +2405,9 @@
   <w:footnote w:type="separator" w:id="-1">
     <w:p>
       <w:r>
+        <w:rPr>
+          <w:rFonts w:eastAsia="黑体"/>
+        </w:rPr>
         <w:separator/>
       </w:r>
     </w:p>
@@ -2205,7 +2416,7 @@
 </file>
 
 <file path=word/header1.xml><?xml version="1.0" encoding="utf-8"?>
-<w:hdr xmlns:m="http://schemas.openxmlformats.org/officeDocument/2006/math" xmlns:mc="http://schemas.openxmlformats.org/markup-compatibility/2006" xmlns:mo="http://schemas.microsoft.com/office/mac/office/2008/main" xmlns:mv="urn:schemas-microsoft-com:mac:vml" xmlns:o="urn:schemas-microsoft-com:office:office" xmlns:r="http://schemas.openxmlformats.org/officeDocument/2006/relationships" xmlns:v="urn:schemas-microsoft-com:vml" xmlns:w10="urn:schemas-microsoft-com:office:word" xmlns:w14="http://schemas.microsoft.com/office/word/2010/wordml" xmlns:w="http://schemas.openxmlformats.org/wordprocessingml/2006/main" xmlns:wne="http://schemas.microsoft.com/office/word/2006/wordml" xmlns:wp14="http://schemas.microsoft.com/office/word/2010/wordprocessingDrawing" xmlns:wp="http://schemas.openxmlformats.org/drawingml/2006/wordprocessingDrawing" xmlns:wpc="http://schemas.microsoft.com/office/word/2010/wordprocessingCanvas" xmlns:wpg="http://schemas.microsoft.com/office/word/2010/wordprocessingGroup" xmlns:wpi="http://schemas.microsoft.com/office/word/2010/wordprocessingInk" xmlns:wps="http://schemas.microsoft.com/office/word/2010/wordprocessingShape" mc:Ignorable="w14 wp14">
+<w:hdr xmlns:mc="http://schemas.openxmlformats.org/markup-compatibility/2006" xmlns:w="http://schemas.openxmlformats.org/wordprocessingml/2006/main" xmlns:m="http://schemas.openxmlformats.org/officeDocument/2006/math" xmlns:mo="http://schemas.microsoft.com/office/mac/office/2008/main" xmlns:mv="urn:schemas-microsoft-com:mac:vml" xmlns:o="urn:schemas-microsoft-com:office:office" xmlns:r="http://schemas.openxmlformats.org/officeDocument/2006/relationships" xmlns:v="urn:schemas-microsoft-com:vml" xmlns:w10="urn:schemas-microsoft-com:office:word" xmlns:w14="http://schemas.microsoft.com/office/word/2010/wordml" xmlns:wne="http://schemas.microsoft.com/office/word/2006/wordml" xmlns:wp14="http://schemas.microsoft.com/office/word/2010/wordprocessingDrawing" xmlns:wp="http://schemas.openxmlformats.org/drawingml/2006/wordprocessingDrawing" xmlns:wpc="http://schemas.microsoft.com/office/word/2010/wordprocessingCanvas" xmlns:wpg="http://schemas.microsoft.com/office/word/2010/wordprocessingGroup" xmlns:wpi="http://schemas.microsoft.com/office/word/2010/wordprocessingInk" xmlns:wps="http://schemas.microsoft.com/office/word/2010/wordprocessingShape" mc:Ignorable="w14 wp14">
   <w:p>
     <w:pPr>
       <w:pStyle w:val="Header"/>
@@ -2213,7 +2424,7 @@
     </w:pPr>
     <w:r>
       <w:rPr>
-        <w:rFonts w:ascii="Times New Roman" w:hAnsi="Times New Roman"/>
+        <w:rFonts w:ascii="Times New Roman" w:hAnsi="Times New Roman" w:eastAsia="黑体"/>
         <w:sz w:val="18"/>
         <w:rFonts w:eastAsia="黑体"/>
         <w:rFonts w:eastAsia="黑体"/>
@@ -2225,7 +2436,7 @@
 </file>
 
 <file path=word/numbering.xml><?xml version="1.0" encoding="utf-8"?>
-<w:numbering xmlns:m="http://schemas.openxmlformats.org/officeDocument/2006/math" xmlns:mc="http://schemas.openxmlformats.org/markup-compatibility/2006" xmlns:mo="http://schemas.microsoft.com/office/mac/office/2008/main" xmlns:mv="urn:schemas-microsoft-com:mac:vml" xmlns:o="urn:schemas-microsoft-com:office:office" xmlns:r="http://schemas.openxmlformats.org/officeDocument/2006/relationships" xmlns:v="urn:schemas-microsoft-com:vml" xmlns:w="http://schemas.openxmlformats.org/wordprocessingml/2006/main" xmlns:w10="urn:schemas-microsoft-com:office:word" xmlns:w14="http://schemas.microsoft.com/office/word/2010/wordml" xmlns:wne="http://schemas.microsoft.com/office/word/2006/wordml" xmlns:wp="http://schemas.openxmlformats.org/drawingml/2006/wordprocessingDrawing" xmlns:wp14="http://schemas.microsoft.com/office/word/2010/wordprocessingDrawing" xmlns:wpc="http://schemas.microsoft.com/office/word/2010/wordprocessingCanvas" xmlns:wpg="http://schemas.microsoft.com/office/word/2010/wordprocessingGroup" xmlns:wpi="http://schemas.microsoft.com/office/word/2010/wordprocessingInk" xmlns:wps="http://schemas.microsoft.com/office/word/2010/wordprocessingShape" mc:Ignorable="w14 wp14">
+<w:numbering xmlns:mc="http://schemas.openxmlformats.org/markup-compatibility/2006" xmlns:w="http://schemas.openxmlformats.org/wordprocessingml/2006/main" xmlns:m="http://schemas.openxmlformats.org/officeDocument/2006/math" xmlns:mo="http://schemas.microsoft.com/office/mac/office/2008/main" xmlns:mv="urn:schemas-microsoft-com:mac:vml" xmlns:o="urn:schemas-microsoft-com:office:office" xmlns:r="http://schemas.openxmlformats.org/officeDocument/2006/relationships" xmlns:v="urn:schemas-microsoft-com:vml" xmlns:w10="urn:schemas-microsoft-com:office:word" xmlns:w14="http://schemas.microsoft.com/office/word/2010/wordml" xmlns:wne="http://schemas.microsoft.com/office/word/2006/wordml" xmlns:wp="http://schemas.openxmlformats.org/drawingml/2006/wordprocessingDrawing" xmlns:wp14="http://schemas.microsoft.com/office/word/2010/wordprocessingDrawing" xmlns:wpc="http://schemas.microsoft.com/office/word/2010/wordprocessingCanvas" xmlns:wpg="http://schemas.microsoft.com/office/word/2010/wordprocessingGroup" xmlns:wpi="http://schemas.microsoft.com/office/word/2010/wordprocessingInk" xmlns:wps="http://schemas.microsoft.com/office/word/2010/wordprocessingShape" mc:Ignorable="w14 wp14">
   <w:abstractNum w:abstractNumId="0">
     <w:nsid w:val="FFFFFF7C"/>
     <w:multiLevelType w:val="singleLevel"/>
@@ -2312,7 +2523,7 @@
         <w:ind w:hanging="360" w:left="1440"/>
       </w:pPr>
       <w:rPr>
-        <w:rFonts w:ascii="Symbol" w:hAnsi="Symbol" w:hint="default"/>
+        <w:rFonts w:ascii="Symbol" w:hAnsi="Symbol" w:hint="default" w:eastAsia="黑体"/>
       </w:rPr>
     </w:lvl>
   </w:abstractNum>
@@ -2333,7 +2544,7 @@
         <w:ind w:hanging="360" w:left="1080"/>
       </w:pPr>
       <w:rPr>
-        <w:rFonts w:ascii="Symbol" w:hAnsi="Symbol" w:hint="default"/>
+        <w:rFonts w:ascii="Symbol" w:hAnsi="Symbol" w:hint="default" w:eastAsia="黑体"/>
       </w:rPr>
     </w:lvl>
   </w:abstractNum>
@@ -2354,7 +2565,7 @@
         <w:ind w:hanging="360" w:left="720"/>
       </w:pPr>
       <w:rPr>
-        <w:rFonts w:ascii="Symbol" w:hAnsi="Symbol" w:hint="default"/>
+        <w:rFonts w:ascii="Symbol" w:hAnsi="Symbol" w:hint="default" w:eastAsia="黑体"/>
       </w:rPr>
     </w:lvl>
   </w:abstractNum>
@@ -2393,7 +2604,7 @@
         <w:ind w:hanging="360" w:left="360"/>
       </w:pPr>
       <w:rPr>
-        <w:rFonts w:ascii="Symbol" w:hAnsi="Symbol" w:hint="default"/>
+        <w:rFonts w:ascii="Symbol" w:hAnsi="Symbol" w:hint="default" w:eastAsia="黑体"/>
       </w:rPr>
     </w:lvl>
   </w:abstractNum>
@@ -2484,7 +2695,7 @@
         <w:ind w:left="720" w:hanging="360"/>
       </w:pPr>
       <w:rPr>
-        <w:rFonts w:ascii="Symbol" w:hAnsi="Symbol" w:cs="Symbol" w:hint="default"/>
+        <w:rFonts w:ascii="Symbol" w:hAnsi="Symbol" w:cs="Symbol" w:hint="default" w:eastAsia="黑体"/>
       </w:rPr>
     </w:lvl>
     <w:lvl w:ilvl="1">
@@ -2495,7 +2706,7 @@
         <w:ind w:left="1440" w:hanging="360"/>
       </w:pPr>
       <w:rPr>
-        <w:rFonts w:ascii="Courier New" w:hAnsi="Courier New" w:cs="Courier New" w:hint="default"/>
+        <w:rFonts w:ascii="Courier New" w:hAnsi="Courier New" w:cs="Courier New" w:hint="default" w:eastAsia="黑体"/>
       </w:rPr>
     </w:lvl>
     <w:lvl w:ilvl="2">
@@ -2506,7 +2717,7 @@
         <w:ind w:left="2160" w:hanging="360"/>
       </w:pPr>
       <w:rPr>
-        <w:rFonts w:ascii="Wingdings" w:hAnsi="Wingdings" w:cs="Wingdings" w:hint="default"/>
+        <w:rFonts w:ascii="Wingdings" w:hAnsi="Wingdings" w:cs="Wingdings" w:hint="default" w:eastAsia="黑体"/>
       </w:rPr>
     </w:lvl>
     <w:lvl w:ilvl="3">
@@ -2517,7 +2728,7 @@
         <w:ind w:left="2880" w:hanging="360"/>
       </w:pPr>
       <w:rPr>
-        <w:rFonts w:ascii="Symbol" w:hAnsi="Symbol" w:cs="Symbol" w:hint="default"/>
+        <w:rFonts w:ascii="Symbol" w:hAnsi="Symbol" w:cs="Symbol" w:hint="default" w:eastAsia="黑体"/>
       </w:rPr>
     </w:lvl>
     <w:lvl w:ilvl="4">
@@ -2528,7 +2739,7 @@
         <w:ind w:left="3600" w:hanging="360"/>
       </w:pPr>
       <w:rPr>
-        <w:rFonts w:ascii="Courier New" w:hAnsi="Courier New" w:cs="Courier New" w:hint="default"/>
+        <w:rFonts w:ascii="Courier New" w:hAnsi="Courier New" w:cs="Courier New" w:hint="default" w:eastAsia="黑体"/>
       </w:rPr>
     </w:lvl>
     <w:lvl w:ilvl="5">
@@ -2539,7 +2750,7 @@
         <w:ind w:left="4320" w:hanging="360"/>
       </w:pPr>
       <w:rPr>
-        <w:rFonts w:ascii="Wingdings" w:hAnsi="Wingdings" w:cs="Wingdings" w:hint="default"/>
+        <w:rFonts w:ascii="Wingdings" w:hAnsi="Wingdings" w:cs="Wingdings" w:hint="default" w:eastAsia="黑体"/>
       </w:rPr>
     </w:lvl>
     <w:lvl w:ilvl="6">
@@ -2550,7 +2761,7 @@
         <w:ind w:left="5040" w:hanging="360"/>
       </w:pPr>
       <w:rPr>
-        <w:rFonts w:ascii="Symbol" w:hAnsi="Symbol" w:cs="Symbol" w:hint="default"/>
+        <w:rFonts w:ascii="Symbol" w:hAnsi="Symbol" w:cs="Symbol" w:hint="default" w:eastAsia="黑体"/>
       </w:rPr>
     </w:lvl>
     <w:lvl w:ilvl="7">
@@ -2561,7 +2772,7 @@
         <w:ind w:left="5760" w:hanging="360"/>
       </w:pPr>
       <w:rPr>
-        <w:rFonts w:ascii="Courier New" w:hAnsi="Courier New" w:cs="Courier New" w:hint="default"/>
+        <w:rFonts w:ascii="Courier New" w:hAnsi="Courier New" w:cs="Courier New" w:hint="default" w:eastAsia="黑体"/>
       </w:rPr>
     </w:lvl>
     <w:lvl w:ilvl="8">
@@ -2572,7 +2783,7 @@
         <w:ind w:left="6480" w:hanging="360"/>
       </w:pPr>
       <w:rPr>
-        <w:rFonts w:ascii="Wingdings" w:hAnsi="Wingdings" w:cs="Wingdings" w:hint="default"/>
+        <w:rFonts w:ascii="Wingdings" w:hAnsi="Wingdings" w:cs="Wingdings" w:hint="default" w:eastAsia="黑体"/>
       </w:rPr>
     </w:lvl>
   </w:abstractNum>
@@ -2628,11 +2839,11 @@
 </file>
 
 <file path=word/styles.xml><?xml version="1.0" encoding="utf-8"?>
-<w:styles xmlns:mc="http://schemas.openxmlformats.org/markup-compatibility/2006" xmlns:r="http://schemas.openxmlformats.org/officeDocument/2006/relationships" xmlns:w="http://schemas.openxmlformats.org/wordprocessingml/2006/main" xmlns:w14="http://schemas.microsoft.com/office/word/2010/wordml" mc:Ignorable="w14">
+<w:styles xmlns:mc="http://schemas.openxmlformats.org/markup-compatibility/2006" xmlns:w="http://schemas.openxmlformats.org/wordprocessingml/2006/main" xmlns:r="http://schemas.openxmlformats.org/officeDocument/2006/relationships" xmlns:w14="http://schemas.microsoft.com/office/word/2010/wordml" mc:Ignorable="w14">
   <w:docDefaults>
     <w:rPrDefault>
       <w:rPr>
-        <w:rFonts w:asciiTheme="minorHAnsi" w:cstheme="minorBidi" w:eastAsiaTheme="minorEastAsia" w:hAnsiTheme="minorHAnsi"/>
+        <w:rFonts w:asciiTheme="minorHAnsi" w:cstheme="minorBidi" w:hAnsiTheme="minorHAnsi" w:eastAsia="黑体"/>
         <w:sz w:val="22"/>
         <w:szCs w:val="22"/>
         <w:lang w:bidi="ar-SA" w:eastAsia="en-US" w:val="en-US"/>
@@ -2854,7 +3065,7 @@
       <w:outlineLvl w:val="0"/>
     </w:pPr>
     <w:rPr>
-      <w:rFonts w:ascii="Times New Roman" w:asciiTheme="majorHAnsi" w:cstheme="majorBidi" w:eastAsia="黑体" w:eastAsiaTheme="majorEastAsia" w:hAnsi="Times New Roman" w:hAnsiTheme="majorHAnsi"/>
+      <w:rFonts w:ascii="Times New Roman" w:asciiTheme="majorHAnsi" w:cstheme="majorBidi" w:eastAsia="黑体" w:hAnsi="Times New Roman" w:hAnsiTheme="majorHAnsi"/>
       <w:b/>
       <w:bCs/>
       <w:color w:val="1F3864"/>
@@ -2878,7 +3089,7 @@
       <w:outlineLvl w:val="1"/>
     </w:pPr>
     <w:rPr>
-      <w:rFonts w:ascii="Times New Roman" w:asciiTheme="majorHAnsi" w:cstheme="majorBidi" w:eastAsia="黑体" w:eastAsiaTheme="majorEastAsia" w:hAnsi="Times New Roman" w:hAnsiTheme="majorHAnsi"/>
+      <w:rFonts w:ascii="Times New Roman" w:asciiTheme="majorHAnsi" w:cstheme="majorBidi" w:eastAsia="黑体" w:hAnsi="Times New Roman" w:hAnsiTheme="majorHAnsi"/>
       <w:b/>
       <w:bCs/>
       <w:color w:val="2E4E7E"/>
@@ -2902,7 +3113,7 @@
       <w:outlineLvl w:val="2"/>
     </w:pPr>
     <w:rPr>
-      <w:rFonts w:ascii="Times New Roman" w:asciiTheme="majorHAnsi" w:cstheme="majorBidi" w:eastAsia="黑体" w:eastAsiaTheme="majorEastAsia" w:hAnsi="Times New Roman" w:hAnsiTheme="majorHAnsi"/>
+      <w:rFonts w:ascii="Times New Roman" w:asciiTheme="majorHAnsi" w:cstheme="majorBidi" w:eastAsia="黑体" w:hAnsi="Times New Roman" w:hAnsiTheme="majorHAnsi"/>
       <w:b/>
       <w:bCs/>
       <w:color w:val="2E4E7E"/>
@@ -2926,7 +3137,7 @@
       <w:outlineLvl w:val="3"/>
     </w:pPr>
     <w:rPr>
-      <w:rFonts w:ascii="Times New Roman" w:asciiTheme="majorHAnsi" w:cstheme="majorBidi" w:eastAsia="黑体" w:eastAsiaTheme="majorEastAsia" w:hAnsi="Times New Roman" w:hAnsiTheme="majorHAnsi"/>
+      <w:rFonts w:ascii="Times New Roman" w:asciiTheme="majorHAnsi" w:cstheme="majorBidi" w:eastAsia="黑体" w:hAnsi="Times New Roman" w:hAnsiTheme="majorHAnsi"/>
       <w:b/>
       <w:bCs/>
       <w:i/>
@@ -2952,7 +3163,7 @@
       <w:outlineLvl w:val="4"/>
     </w:pPr>
     <w:rPr>
-      <w:rFonts w:ascii="Times New Roman" w:asciiTheme="majorHAnsi" w:cstheme="majorBidi" w:eastAsia="黑体" w:eastAsiaTheme="majorEastAsia" w:hAnsi="Times New Roman" w:hAnsiTheme="majorHAnsi"/>
+      <w:rFonts w:ascii="Times New Roman" w:asciiTheme="majorHAnsi" w:cstheme="majorBidi" w:eastAsia="黑体" w:hAnsi="Times New Roman" w:hAnsiTheme="majorHAnsi"/>
       <w:b/>
       <w:color w:val="333333"/>
       <w:sz w:val="22"/>
@@ -2975,7 +3186,7 @@
       <w:outlineLvl w:val="5"/>
     </w:pPr>
     <w:rPr>
-      <w:rFonts w:asciiTheme="majorHAnsi" w:cstheme="majorBidi" w:eastAsiaTheme="majorEastAsia" w:hAnsiTheme="majorHAnsi"/>
+      <w:rFonts w:asciiTheme="majorHAnsi" w:cstheme="majorBidi" w:hAnsiTheme="majorHAnsi" w:eastAsia="黑体"/>
       <w:i/>
       <w:iCs/>
       <w:color w:themeColor="accent1" w:themeShade="7F" w:val="243F60"/>
@@ -2998,7 +3209,7 @@
       <w:outlineLvl w:val="6"/>
     </w:pPr>
     <w:rPr>
-      <w:rFonts w:asciiTheme="majorHAnsi" w:cstheme="majorBidi" w:eastAsiaTheme="majorEastAsia" w:hAnsiTheme="majorHAnsi"/>
+      <w:rFonts w:asciiTheme="majorHAnsi" w:cstheme="majorBidi" w:hAnsiTheme="majorHAnsi" w:eastAsia="黑体"/>
       <w:i/>
       <w:iCs/>
       <w:color w:themeColor="text1" w:themeTint="BF" w:val="404040"/>
@@ -3021,7 +3232,7 @@
       <w:outlineLvl w:val="7"/>
     </w:pPr>
     <w:rPr>
-      <w:rFonts w:asciiTheme="majorHAnsi" w:cstheme="majorBidi" w:eastAsiaTheme="majorEastAsia" w:hAnsiTheme="majorHAnsi"/>
+      <w:rFonts w:asciiTheme="majorHAnsi" w:cstheme="majorBidi" w:hAnsiTheme="majorHAnsi" w:eastAsia="黑体"/>
       <w:color w:themeColor="accent1" w:val="4F81BD"/>
       <w:sz w:val="20"/>
       <w:szCs w:val="20"/>
@@ -3044,7 +3255,7 @@
       <w:outlineLvl w:val="8"/>
     </w:pPr>
     <w:rPr>
-      <w:rFonts w:asciiTheme="majorHAnsi" w:cstheme="majorBidi" w:eastAsiaTheme="majorEastAsia" w:hAnsiTheme="majorHAnsi"/>
+      <w:rFonts w:asciiTheme="majorHAnsi" w:cstheme="majorBidi" w:hAnsiTheme="majorHAnsi" w:eastAsia="黑体"/>
       <w:i/>
       <w:iCs/>
       <w:color w:themeColor="text1" w:themeTint="BF" w:val="404040"/>
@@ -3095,7 +3306,7 @@
     <w:uiPriority w:val="9"/>
     <w:rsid w:val="00FC693F"/>
     <w:rPr>
-      <w:rFonts w:asciiTheme="majorHAnsi" w:cstheme="majorBidi" w:eastAsiaTheme="majorEastAsia" w:hAnsiTheme="majorHAnsi"/>
+      <w:rFonts w:asciiTheme="majorHAnsi" w:cstheme="majorBidi" w:hAnsiTheme="majorHAnsi" w:eastAsia="黑体"/>
       <w:b/>
       <w:bCs/>
       <w:color w:themeColor="accent1" w:themeShade="BF" w:val="365F91"/>
@@ -3110,7 +3321,7 @@
     <w:uiPriority w:val="9"/>
     <w:rsid w:val="00FC693F"/>
     <w:rPr>
-      <w:rFonts w:asciiTheme="majorHAnsi" w:cstheme="majorBidi" w:eastAsiaTheme="majorEastAsia" w:hAnsiTheme="majorHAnsi"/>
+      <w:rFonts w:asciiTheme="majorHAnsi" w:cstheme="majorBidi" w:hAnsiTheme="majorHAnsi" w:eastAsia="黑体"/>
       <w:b/>
       <w:bCs/>
       <w:color w:themeColor="accent1" w:val="4F81BD"/>
@@ -3125,7 +3336,7 @@
     <w:uiPriority w:val="9"/>
     <w:rsid w:val="00FC693F"/>
     <w:rPr>
-      <w:rFonts w:asciiTheme="majorHAnsi" w:cstheme="majorBidi" w:eastAsiaTheme="majorEastAsia" w:hAnsiTheme="majorHAnsi"/>
+      <w:rFonts w:asciiTheme="majorHAnsi" w:cstheme="majorBidi" w:hAnsiTheme="majorHAnsi" w:eastAsia="黑体"/>
       <w:b/>
       <w:bCs/>
       <w:color w:themeColor="accent1" w:val="4F81BD"/>
@@ -3148,7 +3359,7 @@
       <w:contextualSpacing/>
     </w:pPr>
     <w:rPr>
-      <w:rFonts w:ascii="Times New Roman" w:asciiTheme="majorHAnsi" w:cstheme="majorBidi" w:eastAsia="黑体" w:eastAsiaTheme="majorEastAsia" w:hAnsi="Times New Roman" w:hAnsiTheme="majorHAnsi"/>
+      <w:rFonts w:ascii="Times New Roman" w:asciiTheme="majorHAnsi" w:cstheme="majorBidi" w:eastAsia="黑体" w:hAnsi="Times New Roman" w:hAnsiTheme="majorHAnsi"/>
       <w:b/>
       <w:color w:val="1F3864"/>
       <w:spacing w:val="5"/>
@@ -3164,7 +3375,7 @@
     <w:uiPriority w:val="10"/>
     <w:rsid w:val="00FC693F"/>
     <w:rPr>
-      <w:rFonts w:asciiTheme="majorHAnsi" w:cstheme="majorBidi" w:eastAsiaTheme="majorEastAsia" w:hAnsiTheme="majorHAnsi"/>
+      <w:rFonts w:asciiTheme="majorHAnsi" w:cstheme="majorBidi" w:hAnsiTheme="majorHAnsi" w:eastAsia="黑体"/>
       <w:color w:themeColor="text2" w:themeShade="BF" w:val="17365D"/>
       <w:spacing w:val="5"/>
       <w:kern w:val="28"/>
@@ -3186,7 +3397,7 @@
       </w:numPr>
     </w:pPr>
     <w:rPr>
-      <w:rFonts w:asciiTheme="majorHAnsi" w:cstheme="majorBidi" w:eastAsiaTheme="majorEastAsia" w:hAnsiTheme="majorHAnsi"/>
+      <w:rFonts w:asciiTheme="majorHAnsi" w:cstheme="majorBidi" w:hAnsiTheme="majorHAnsi" w:eastAsia="黑体"/>
       <w:i/>
       <w:iCs/>
       <w:color w:themeColor="accent1" w:val="4F81BD"/>
@@ -3202,7 +3413,7 @@
     <w:uiPriority w:val="11"/>
     <w:rsid w:val="00FC693F"/>
     <w:rPr>
-      <w:rFonts w:asciiTheme="majorHAnsi" w:cstheme="majorBidi" w:eastAsiaTheme="majorEastAsia" w:hAnsiTheme="majorHAnsi"/>
+      <w:rFonts w:asciiTheme="majorHAnsi" w:cstheme="majorBidi" w:hAnsiTheme="majorHAnsi" w:eastAsia="黑体"/>
       <w:i/>
       <w:iCs/>
       <w:color w:themeColor="accent1" w:val="4F81BD"/>
@@ -3269,6 +3480,7 @@
       <w:spacing w:after="120"/>
     </w:pPr>
     <w:rPr>
+      <w:rFonts w:eastAsia="黑体"/>
       <w:sz w:val="16"/>
       <w:szCs w:val="16"/>
     </w:rPr>
@@ -3280,6 +3492,7 @@
     <w:uiPriority w:val="99"/>
     <w:rsid w:val="00AA1D8D"/>
     <w:rPr>
+      <w:rFonts w:eastAsia="黑体"/>
       <w:sz w:val="16"/>
       <w:szCs w:val="16"/>
     </w:rPr>
@@ -3449,7 +3662,7 @@
       </w:tabs>
     </w:pPr>
     <w:rPr>
-      <w:rFonts w:ascii="Courier" w:hAnsi="Courier"/>
+      <w:rFonts w:ascii="Courier" w:hAnsi="Courier" w:eastAsia="黑体"/>
       <w:sz w:val="20"/>
       <w:szCs w:val="20"/>
     </w:rPr>
@@ -3461,7 +3674,7 @@
     <w:uiPriority w:val="99"/>
     <w:rsid w:val="0029639D"/>
     <w:rPr>
-      <w:rFonts w:ascii="Courier" w:hAnsi="Courier"/>
+      <w:rFonts w:ascii="Courier" w:hAnsi="Courier" w:eastAsia="黑体"/>
       <w:sz w:val="20"/>
       <w:szCs w:val="20"/>
     </w:rPr>
@@ -3497,6 +3710,7 @@
     <w:uiPriority w:val="29"/>
     <w:rsid w:val="00FC693F"/>
     <w:rPr>
+      <w:rFonts w:eastAsia="黑体"/>
       <w:i/>
       <w:iCs/>
       <w:color w:themeColor="text1" w:val="000000"/>
@@ -3510,7 +3724,7 @@
     <w:semiHidden/>
     <w:rsid w:val="00FC693F"/>
     <w:rPr>
-      <w:rFonts w:asciiTheme="majorHAnsi" w:cstheme="majorBidi" w:eastAsiaTheme="majorEastAsia" w:hAnsiTheme="majorHAnsi"/>
+      <w:rFonts w:asciiTheme="majorHAnsi" w:cstheme="majorBidi" w:hAnsiTheme="majorHAnsi" w:eastAsia="黑体"/>
       <w:b/>
       <w:bCs/>
       <w:i/>
@@ -3526,7 +3740,7 @@
     <w:semiHidden/>
     <w:rsid w:val="00FC693F"/>
     <w:rPr>
-      <w:rFonts w:asciiTheme="majorHAnsi" w:cstheme="majorBidi" w:eastAsiaTheme="majorEastAsia" w:hAnsiTheme="majorHAnsi"/>
+      <w:rFonts w:asciiTheme="majorHAnsi" w:cstheme="majorBidi" w:hAnsiTheme="majorHAnsi" w:eastAsia="黑体"/>
       <w:color w:themeColor="accent1" w:themeShade="7F" w:val="243F60"/>
     </w:rPr>
   </w:style>
@@ -3538,7 +3752,7 @@
     <w:semiHidden/>
     <w:rsid w:val="00FC693F"/>
     <w:rPr>
-      <w:rFonts w:asciiTheme="majorHAnsi" w:cstheme="majorBidi" w:eastAsiaTheme="majorEastAsia" w:hAnsiTheme="majorHAnsi"/>
+      <w:rFonts w:asciiTheme="majorHAnsi" w:cstheme="majorBidi" w:hAnsiTheme="majorHAnsi" w:eastAsia="黑体"/>
       <w:i/>
       <w:iCs/>
       <w:color w:themeColor="accent1" w:themeShade="7F" w:val="243F60"/>
@@ -3552,7 +3766,7 @@
     <w:semiHidden/>
     <w:rsid w:val="00FC693F"/>
     <w:rPr>
-      <w:rFonts w:asciiTheme="majorHAnsi" w:cstheme="majorBidi" w:eastAsiaTheme="majorEastAsia" w:hAnsiTheme="majorHAnsi"/>
+      <w:rFonts w:asciiTheme="majorHAnsi" w:cstheme="majorBidi" w:hAnsiTheme="majorHAnsi" w:eastAsia="黑体"/>
       <w:i/>
       <w:iCs/>
       <w:color w:themeColor="text1" w:themeTint="BF" w:val="404040"/>
@@ -3566,7 +3780,7 @@
     <w:semiHidden/>
     <w:rsid w:val="00FC693F"/>
     <w:rPr>
-      <w:rFonts w:asciiTheme="majorHAnsi" w:cstheme="majorBidi" w:eastAsiaTheme="majorEastAsia" w:hAnsiTheme="majorHAnsi"/>
+      <w:rFonts w:asciiTheme="majorHAnsi" w:cstheme="majorBidi" w:hAnsiTheme="majorHAnsi" w:eastAsia="黑体"/>
       <w:color w:themeColor="accent1" w:val="4F81BD"/>
       <w:sz w:val="20"/>
       <w:szCs w:val="20"/>
@@ -3580,7 +3794,7 @@
     <w:semiHidden/>
     <w:rsid w:val="00FC693F"/>
     <w:rPr>
-      <w:rFonts w:asciiTheme="majorHAnsi" w:cstheme="majorBidi" w:eastAsiaTheme="majorEastAsia" w:hAnsiTheme="majorHAnsi"/>
+      <w:rFonts w:asciiTheme="majorHAnsi" w:cstheme="majorBidi" w:hAnsiTheme="majorHAnsi" w:eastAsia="黑体"/>
       <w:i/>
       <w:iCs/>
       <w:color w:themeColor="text1" w:themeTint="BF" w:val="404040"/>
@@ -3601,6 +3815,7 @@
       <w:spacing w:line="240" w:lineRule="auto"/>
     </w:pPr>
     <w:rPr>
+      <w:rFonts w:eastAsia="黑体"/>
       <w:b/>
       <w:bCs/>
       <w:color w:themeColor="accent1" w:val="4F81BD"/>
@@ -3615,6 +3830,7 @@
     <w:qFormat/>
     <w:rsid w:val="00FC693F"/>
     <w:rPr>
+      <w:rFonts w:eastAsia="黑体"/>
       <w:b/>
       <w:bCs/>
     </w:rPr>
@@ -3626,6 +3842,7 @@
     <w:qFormat/>
     <w:rsid w:val="00FC693F"/>
     <w:rPr>
+      <w:rFonts w:eastAsia="黑体"/>
       <w:i/>
       <w:iCs/>
     </w:rPr>
@@ -3646,6 +3863,7 @@
       <w:ind w:left="936" w:right="936"/>
     </w:pPr>
     <w:rPr>
+      <w:rFonts w:eastAsia="黑体"/>
       <w:b/>
       <w:bCs/>
       <w:i/>
@@ -3660,6 +3878,7 @@
     <w:uiPriority w:val="30"/>
     <w:rsid w:val="00FC693F"/>
     <w:rPr>
+      <w:rFonts w:eastAsia="黑体"/>
       <w:b/>
       <w:bCs/>
       <w:i/>
@@ -3674,6 +3893,7 @@
     <w:qFormat/>
     <w:rsid w:val="00FC693F"/>
     <w:rPr>
+      <w:rFonts w:eastAsia="黑体"/>
       <w:i/>
       <w:iCs/>
       <w:color w:themeColor="text1" w:themeTint="7F" w:val="808080"/>
@@ -3686,6 +3906,7 @@
     <w:qFormat/>
     <w:rsid w:val="00FC693F"/>
     <w:rPr>
+      <w:rFonts w:eastAsia="黑体"/>
       <w:b/>
       <w:bCs/>
       <w:i/>
@@ -3700,6 +3921,7 @@
     <w:qFormat/>
     <w:rsid w:val="00FC693F"/>
     <w:rPr>
+      <w:rFonts w:eastAsia="黑体"/>
       <w:smallCaps/>
       <w:color w:themeColor="accent2" w:val="C0504D"/>
       <w:u w:val="single"/>
@@ -3712,6 +3934,7 @@
     <w:qFormat/>
     <w:rsid w:val="00FC693F"/>
     <w:rPr>
+      <w:rFonts w:eastAsia="黑体"/>
       <w:b/>
       <w:bCs/>
       <w:smallCaps/>
@@ -3727,6 +3950,7 @@
     <w:qFormat/>
     <w:rsid w:val="00FC693F"/>
     <w:rPr>
+      <w:rFonts w:eastAsia="黑体"/>
       <w:b/>
       <w:bCs/>
       <w:smallCaps/>
@@ -3781,6 +4005,7 @@
       <w:spacing w:after="0" w:line="240" w:lineRule="auto"/>
     </w:pPr>
     <w:rPr>
+      <w:rFonts w:eastAsia="黑体"/>
       <w:color w:themeColor="text1" w:themeShade="BF" w:val="000000"/>
     </w:rPr>
     <w:tblPr>
@@ -3803,6 +4028,7 @@
         <w:spacing w:after="0" w:before="0" w:line="240" w:lineRule="auto"/>
       </w:pPr>
       <w:rPr>
+        <w:rFonts w:eastAsia="黑体"/>
         <w:b/>
         <w:bCs/>
       </w:rPr>
@@ -3823,6 +4049,7 @@
         <w:spacing w:after="0" w:before="0" w:line="240" w:lineRule="auto"/>
       </w:pPr>
       <w:rPr>
+        <w:rFonts w:eastAsia="黑体"/>
         <w:b/>
         <w:bCs/>
       </w:rPr>
@@ -3840,12 +4067,14 @@
     </w:tblStylePr>
     <w:tblStylePr w:type="firstCol">
       <w:rPr>
+        <w:rFonts w:eastAsia="黑体"/>
         <w:b/>
         <w:bCs/>
       </w:rPr>
     </w:tblStylePr>
     <w:tblStylePr w:type="lastCol">
       <w:rPr>
+        <w:rFonts w:eastAsia="黑体"/>
         <w:b/>
         <w:bCs/>
       </w:rPr>
@@ -3884,6 +4113,7 @@
       <w:spacing w:after="0" w:line="240" w:lineRule="auto"/>
     </w:pPr>
     <w:rPr>
+      <w:rFonts w:eastAsia="黑体"/>
       <w:color w:themeColor="accent1" w:themeShade="BF" w:val="365F91"/>
     </w:rPr>
     <w:tblPr>
@@ -3906,6 +4136,7 @@
         <w:spacing w:after="0" w:before="0" w:line="240" w:lineRule="auto"/>
       </w:pPr>
       <w:rPr>
+        <w:rFonts w:eastAsia="黑体"/>
         <w:b/>
         <w:bCs/>
       </w:rPr>
@@ -3926,6 +4157,7 @@
         <w:spacing w:after="0" w:before="0" w:line="240" w:lineRule="auto"/>
       </w:pPr>
       <w:rPr>
+        <w:rFonts w:eastAsia="黑体"/>
         <w:b/>
         <w:bCs/>
       </w:rPr>
@@ -3943,12 +4175,14 @@
     </w:tblStylePr>
     <w:tblStylePr w:type="firstCol">
       <w:rPr>
+        <w:rFonts w:eastAsia="黑体"/>
         <w:b/>
         <w:bCs/>
       </w:rPr>
     </w:tblStylePr>
     <w:tblStylePr w:type="lastCol">
       <w:rPr>
+        <w:rFonts w:eastAsia="黑体"/>
         <w:b/>
         <w:bCs/>
       </w:rPr>
@@ -3987,6 +4221,7 @@
       <w:spacing w:after="0" w:line="240" w:lineRule="auto"/>
     </w:pPr>
     <w:rPr>
+      <w:rFonts w:eastAsia="黑体"/>
       <w:color w:themeColor="accent2" w:themeShade="BF" w:val="943634"/>
     </w:rPr>
     <w:tblPr>
@@ -4009,6 +4244,7 @@
         <w:spacing w:after="0" w:before="0" w:line="240" w:lineRule="auto"/>
       </w:pPr>
       <w:rPr>
+        <w:rFonts w:eastAsia="黑体"/>
         <w:b/>
         <w:bCs/>
       </w:rPr>
@@ -4029,6 +4265,7 @@
         <w:spacing w:after="0" w:before="0" w:line="240" w:lineRule="auto"/>
       </w:pPr>
       <w:rPr>
+        <w:rFonts w:eastAsia="黑体"/>
         <w:b/>
         <w:bCs/>
       </w:rPr>
@@ -4046,12 +4283,14 @@
     </w:tblStylePr>
     <w:tblStylePr w:type="firstCol">
       <w:rPr>
+        <w:rFonts w:eastAsia="黑体"/>
         <w:b/>
         <w:bCs/>
       </w:rPr>
     </w:tblStylePr>
     <w:tblStylePr w:type="lastCol">
       <w:rPr>
+        <w:rFonts w:eastAsia="黑体"/>
         <w:b/>
         <w:bCs/>
       </w:rPr>
@@ -4090,6 +4329,7 @@
       <w:spacing w:after="0" w:line="240" w:lineRule="auto"/>
     </w:pPr>
     <w:rPr>
+      <w:rFonts w:eastAsia="黑体"/>
       <w:color w:themeColor="accent3" w:themeShade="BF" w:val="76923C"/>
     </w:rPr>
     <w:tblPr>
@@ -4112,6 +4352,7 @@
         <w:spacing w:after="0" w:before="0" w:line="240" w:lineRule="auto"/>
       </w:pPr>
       <w:rPr>
+        <w:rFonts w:eastAsia="黑体"/>
         <w:b/>
         <w:bCs/>
       </w:rPr>
@@ -4132,6 +4373,7 @@
         <w:spacing w:after="0" w:before="0" w:line="240" w:lineRule="auto"/>
       </w:pPr>
       <w:rPr>
+        <w:rFonts w:eastAsia="黑体"/>
         <w:b/>
         <w:bCs/>
       </w:rPr>
@@ -4149,12 +4391,14 @@
     </w:tblStylePr>
     <w:tblStylePr w:type="firstCol">
       <w:rPr>
+        <w:rFonts w:eastAsia="黑体"/>
         <w:b/>
         <w:bCs/>
       </w:rPr>
     </w:tblStylePr>
     <w:tblStylePr w:type="lastCol">
       <w:rPr>
+        <w:rFonts w:eastAsia="黑体"/>
         <w:b/>
         <w:bCs/>
       </w:rPr>
@@ -4193,6 +4437,7 @@
       <w:spacing w:after="0" w:line="240" w:lineRule="auto"/>
     </w:pPr>
     <w:rPr>
+      <w:rFonts w:eastAsia="黑体"/>
       <w:color w:themeColor="accent4" w:themeShade="BF" w:val="5F497A"/>
     </w:rPr>
     <w:tblPr>
@@ -4215,6 +4460,7 @@
         <w:spacing w:after="0" w:before="0" w:line="240" w:lineRule="auto"/>
       </w:pPr>
       <w:rPr>
+        <w:rFonts w:eastAsia="黑体"/>
         <w:b/>
         <w:bCs/>
       </w:rPr>
@@ -4235,6 +4481,7 @@
         <w:spacing w:after="0" w:before="0" w:line="240" w:lineRule="auto"/>
       </w:pPr>
       <w:rPr>
+        <w:rFonts w:eastAsia="黑体"/>
         <w:b/>
         <w:bCs/>
       </w:rPr>
@@ -4252,12 +4499,14 @@
     </w:tblStylePr>
     <w:tblStylePr w:type="firstCol">
       <w:rPr>
+        <w:rFonts w:eastAsia="黑体"/>
         <w:b/>
         <w:bCs/>
       </w:rPr>
     </w:tblStylePr>
     <w:tblStylePr w:type="lastCol">
       <w:rPr>
+        <w:rFonts w:eastAsia="黑体"/>
         <w:b/>
         <w:bCs/>
       </w:rPr>
@@ -4296,6 +4545,7 @@
       <w:spacing w:after="0" w:line="240" w:lineRule="auto"/>
     </w:pPr>
     <w:rPr>
+      <w:rFonts w:eastAsia="黑体"/>
       <w:color w:themeColor="accent5" w:themeShade="BF" w:val="31849B"/>
     </w:rPr>
     <w:tblPr>
@@ -4318,6 +4568,7 @@
         <w:spacing w:after="0" w:before="0" w:line="240" w:lineRule="auto"/>
       </w:pPr>
       <w:rPr>
+        <w:rFonts w:eastAsia="黑体"/>
         <w:b/>
         <w:bCs/>
       </w:rPr>
@@ -4338,6 +4589,7 @@
         <w:spacing w:after="0" w:before="0" w:line="240" w:lineRule="auto"/>
       </w:pPr>
       <w:rPr>
+        <w:rFonts w:eastAsia="黑体"/>
         <w:b/>
         <w:bCs/>
       </w:rPr>
@@ -4355,12 +4607,14 @@
     </w:tblStylePr>
     <w:tblStylePr w:type="firstCol">
       <w:rPr>
+        <w:rFonts w:eastAsia="黑体"/>
         <w:b/>
         <w:bCs/>
       </w:rPr>
     </w:tblStylePr>
     <w:tblStylePr w:type="lastCol">
       <w:rPr>
+        <w:rFonts w:eastAsia="黑体"/>
         <w:b/>
         <w:bCs/>
       </w:rPr>
@@ -4399,6 +4653,7 @@
       <w:spacing w:after="0" w:line="240" w:lineRule="auto"/>
     </w:pPr>
     <w:rPr>
+      <w:rFonts w:eastAsia="黑体"/>
       <w:color w:themeColor="accent6" w:themeShade="BF" w:val="E36C0A"/>
     </w:rPr>
     <w:tblPr>
@@ -4421,6 +4676,7 @@
         <w:spacing w:after="0" w:before="0" w:line="240" w:lineRule="auto"/>
       </w:pPr>
       <w:rPr>
+        <w:rFonts w:eastAsia="黑体"/>
         <w:b/>
         <w:bCs/>
       </w:rPr>
@@ -4441,6 +4697,7 @@
         <w:spacing w:after="0" w:before="0" w:line="240" w:lineRule="auto"/>
       </w:pPr>
       <w:rPr>
+        <w:rFonts w:eastAsia="黑体"/>
         <w:b/>
         <w:bCs/>
       </w:rPr>
@@ -4458,12 +4715,14 @@
     </w:tblStylePr>
     <w:tblStylePr w:type="firstCol">
       <w:rPr>
+        <w:rFonts w:eastAsia="黑体"/>
         <w:b/>
         <w:bCs/>
       </w:rPr>
     </w:tblStylePr>
     <w:tblStylePr w:type="lastCol">
       <w:rPr>
+        <w:rFonts w:eastAsia="黑体"/>
         <w:b/>
         <w:bCs/>
       </w:rPr>
@@ -4523,6 +4782,7 @@
         <w:spacing w:after="0" w:before="0" w:line="240" w:lineRule="auto"/>
       </w:pPr>
       <w:rPr>
+        <w:rFonts w:eastAsia="黑体"/>
         <w:b/>
         <w:bCs/>
         <w:color w:themeColor="background1" w:val="FFFFFF"/>
@@ -4537,6 +4797,7 @@
         <w:spacing w:after="0" w:before="0" w:line="240" w:lineRule="auto"/>
       </w:pPr>
       <w:rPr>
+        <w:rFonts w:eastAsia="黑体"/>
         <w:b/>
         <w:bCs/>
       </w:rPr>
@@ -4552,12 +4813,14 @@
     </w:tblStylePr>
     <w:tblStylePr w:type="firstCol">
       <w:rPr>
+        <w:rFonts w:eastAsia="黑体"/>
         <w:b/>
         <w:bCs/>
       </w:rPr>
     </w:tblStylePr>
     <w:tblStylePr w:type="lastCol">
       <w:rPr>
+        <w:rFonts w:eastAsia="黑体"/>
         <w:b/>
         <w:bCs/>
       </w:rPr>
@@ -4615,6 +4878,7 @@
         <w:spacing w:after="0" w:before="0" w:line="240" w:lineRule="auto"/>
       </w:pPr>
       <w:rPr>
+        <w:rFonts w:eastAsia="黑体"/>
         <w:b/>
         <w:bCs/>
         <w:color w:themeColor="background1" w:val="FFFFFF"/>
@@ -4629,6 +4893,7 @@
         <w:spacing w:after="0" w:before="0" w:line="240" w:lineRule="auto"/>
       </w:pPr>
       <w:rPr>
+        <w:rFonts w:eastAsia="黑体"/>
         <w:b/>
         <w:bCs/>
       </w:rPr>
@@ -4644,12 +4909,14 @@
     </w:tblStylePr>
     <w:tblStylePr w:type="firstCol">
       <w:rPr>
+        <w:rFonts w:eastAsia="黑体"/>
         <w:b/>
         <w:bCs/>
       </w:rPr>
     </w:tblStylePr>
     <w:tblStylePr w:type="lastCol">
       <w:rPr>
+        <w:rFonts w:eastAsia="黑体"/>
         <w:b/>
         <w:bCs/>
       </w:rPr>
@@ -4707,6 +4974,7 @@
         <w:spacing w:after="0" w:before="0" w:line="240" w:lineRule="auto"/>
       </w:pPr>
       <w:rPr>
+        <w:rFonts w:eastAsia="黑体"/>
         <w:b/>
         <w:bCs/>
         <w:color w:themeColor="background1" w:val="FFFFFF"/>
@@ -4721,6 +4989,7 @@
         <w:spacing w:after="0" w:before="0" w:line="240" w:lineRule="auto"/>
       </w:pPr>
       <w:rPr>
+        <w:rFonts w:eastAsia="黑体"/>
         <w:b/>
         <w:bCs/>
       </w:rPr>
@@ -4736,12 +5005,14 @@
     </w:tblStylePr>
     <w:tblStylePr w:type="firstCol">
       <w:rPr>
+        <w:rFonts w:eastAsia="黑体"/>
         <w:b/>
         <w:bCs/>
       </w:rPr>
     </w:tblStylePr>
     <w:tblStylePr w:type="lastCol">
       <w:rPr>
+        <w:rFonts w:eastAsia="黑体"/>
         <w:b/>
         <w:bCs/>
       </w:rPr>
@@ -4799,6 +5070,7 @@
         <w:spacing w:after="0" w:before="0" w:line="240" w:lineRule="auto"/>
       </w:pPr>
       <w:rPr>
+        <w:rFonts w:eastAsia="黑体"/>
         <w:b/>
         <w:bCs/>
         <w:color w:themeColor="background1" w:val="FFFFFF"/>
@@ -4813,6 +5085,7 @@
         <w:spacing w:after="0" w:before="0" w:line="240" w:lineRule="auto"/>
       </w:pPr>
       <w:rPr>
+        <w:rFonts w:eastAsia="黑体"/>
         <w:b/>
         <w:bCs/>
       </w:rPr>
@@ -4828,12 +5101,14 @@
     </w:tblStylePr>
     <w:tblStylePr w:type="firstCol">
       <w:rPr>
+        <w:rFonts w:eastAsia="黑体"/>
         <w:b/>
         <w:bCs/>
       </w:rPr>
     </w:tblStylePr>
     <w:tblStylePr w:type="lastCol">
       <w:rPr>
+        <w:rFonts w:eastAsia="黑体"/>
         <w:b/>
         <w:bCs/>
       </w:rPr>
@@ -4891,6 +5166,7 @@
         <w:spacing w:after="0" w:before="0" w:line="240" w:lineRule="auto"/>
       </w:pPr>
       <w:rPr>
+        <w:rFonts w:eastAsia="黑体"/>
         <w:b/>
         <w:bCs/>
         <w:color w:themeColor="background1" w:val="FFFFFF"/>
@@ -4905,6 +5181,7 @@
         <w:spacing w:after="0" w:before="0" w:line="240" w:lineRule="auto"/>
       </w:pPr>
       <w:rPr>
+        <w:rFonts w:eastAsia="黑体"/>
         <w:b/>
         <w:bCs/>
       </w:rPr>
@@ -4920,12 +5197,14 @@
     </w:tblStylePr>
     <w:tblStylePr w:type="firstCol">
       <w:rPr>
+        <w:rFonts w:eastAsia="黑体"/>
         <w:b/>
         <w:bCs/>
       </w:rPr>
     </w:tblStylePr>
     <w:tblStylePr w:type="lastCol">
       <w:rPr>
+        <w:rFonts w:eastAsia="黑体"/>
         <w:b/>
         <w:bCs/>
       </w:rPr>
@@ -4983,6 +5262,7 @@
         <w:spacing w:after="0" w:before="0" w:line="240" w:lineRule="auto"/>
       </w:pPr>
       <w:rPr>
+        <w:rFonts w:eastAsia="黑体"/>
         <w:b/>
         <w:bCs/>
         <w:color w:themeColor="background1" w:val="FFFFFF"/>
@@ -4997,6 +5277,7 @@
         <w:spacing w:after="0" w:before="0" w:line="240" w:lineRule="auto"/>
       </w:pPr>
       <w:rPr>
+        <w:rFonts w:eastAsia="黑体"/>
         <w:b/>
         <w:bCs/>
       </w:rPr>
@@ -5012,12 +5293,14 @@
     </w:tblStylePr>
     <w:tblStylePr w:type="firstCol">
       <w:rPr>
+        <w:rFonts w:eastAsia="黑体"/>
         <w:b/>
         <w:bCs/>
       </w:rPr>
     </w:tblStylePr>
     <w:tblStylePr w:type="lastCol">
       <w:rPr>
+        <w:rFonts w:eastAsia="黑体"/>
         <w:b/>
         <w:bCs/>
       </w:rPr>
@@ -5075,6 +5358,7 @@
         <w:spacing w:after="0" w:before="0" w:line="240" w:lineRule="auto"/>
       </w:pPr>
       <w:rPr>
+        <w:rFonts w:eastAsia="黑体"/>
         <w:b/>
         <w:bCs/>
         <w:color w:themeColor="background1" w:val="FFFFFF"/>
@@ -5089,6 +5373,7 @@
         <w:spacing w:after="0" w:before="0" w:line="240" w:lineRule="auto"/>
       </w:pPr>
       <w:rPr>
+        <w:rFonts w:eastAsia="黑体"/>
         <w:b/>
         <w:bCs/>
       </w:rPr>
@@ -5104,12 +5389,14 @@
     </w:tblStylePr>
     <w:tblStylePr w:type="firstCol">
       <w:rPr>
+        <w:rFonts w:eastAsia="黑体"/>
         <w:b/>
         <w:bCs/>
       </w:rPr>
     </w:tblStylePr>
     <w:tblStylePr w:type="lastCol">
       <w:rPr>
+        <w:rFonts w:eastAsia="黑体"/>
         <w:b/>
         <w:bCs/>
       </w:rPr>
@@ -5169,7 +5456,7 @@
         <w:spacing w:after="0" w:before="0" w:line="240" w:lineRule="auto"/>
       </w:pPr>
       <w:rPr>
-        <w:rFonts w:asciiTheme="majorHAnsi" w:cstheme="majorBidi" w:eastAsiaTheme="majorEastAsia" w:hAnsiTheme="majorHAnsi"/>
+        <w:rFonts w:asciiTheme="majorHAnsi" w:cstheme="majorBidi" w:hAnsiTheme="majorHAnsi" w:eastAsia="黑体"/>
         <w:b/>
         <w:bCs/>
       </w:rPr>
@@ -5190,7 +5477,7 @@
         <w:spacing w:after="0" w:before="0" w:line="240" w:lineRule="auto"/>
       </w:pPr>
       <w:rPr>
-        <w:rFonts w:asciiTheme="majorHAnsi" w:cstheme="majorBidi" w:eastAsiaTheme="majorEastAsia" w:hAnsiTheme="majorHAnsi"/>
+        <w:rFonts w:asciiTheme="majorHAnsi" w:cstheme="majorBidi" w:hAnsiTheme="majorHAnsi" w:eastAsia="黑体"/>
         <w:b/>
         <w:bCs/>
       </w:rPr>
@@ -5208,14 +5495,14 @@
     </w:tblStylePr>
     <w:tblStylePr w:type="firstCol">
       <w:rPr>
-        <w:rFonts w:asciiTheme="majorHAnsi" w:cstheme="majorBidi" w:eastAsiaTheme="majorEastAsia" w:hAnsiTheme="majorHAnsi"/>
+        <w:rFonts w:asciiTheme="majorHAnsi" w:cstheme="majorBidi" w:hAnsiTheme="majorHAnsi" w:eastAsia="黑体"/>
         <w:b/>
         <w:bCs/>
       </w:rPr>
     </w:tblStylePr>
     <w:tblStylePr w:type="lastCol">
       <w:rPr>
-        <w:rFonts w:asciiTheme="majorHAnsi" w:cstheme="majorBidi" w:eastAsiaTheme="majorEastAsia" w:hAnsiTheme="majorHAnsi"/>
+        <w:rFonts w:asciiTheme="majorHAnsi" w:cstheme="majorBidi" w:hAnsiTheme="majorHAnsi" w:eastAsia="黑体"/>
         <w:b/>
         <w:bCs/>
       </w:rPr>
@@ -5299,7 +5586,7 @@
         <w:spacing w:after="0" w:before="0" w:line="240" w:lineRule="auto"/>
       </w:pPr>
       <w:rPr>
-        <w:rFonts w:asciiTheme="majorHAnsi" w:cstheme="majorBidi" w:eastAsiaTheme="majorEastAsia" w:hAnsiTheme="majorHAnsi"/>
+        <w:rFonts w:asciiTheme="majorHAnsi" w:cstheme="majorBidi" w:hAnsiTheme="majorHAnsi" w:eastAsia="黑体"/>
         <w:b/>
         <w:bCs/>
       </w:rPr>
@@ -5320,7 +5607,7 @@
         <w:spacing w:after="0" w:before="0" w:line="240" w:lineRule="auto"/>
       </w:pPr>
       <w:rPr>
-        <w:rFonts w:asciiTheme="majorHAnsi" w:cstheme="majorBidi" w:eastAsiaTheme="majorEastAsia" w:hAnsiTheme="majorHAnsi"/>
+        <w:rFonts w:asciiTheme="majorHAnsi" w:cstheme="majorBidi" w:hAnsiTheme="majorHAnsi" w:eastAsia="黑体"/>
         <w:b/>
         <w:bCs/>
       </w:rPr>
@@ -5338,14 +5625,14 @@
     </w:tblStylePr>
     <w:tblStylePr w:type="firstCol">
       <w:rPr>
-        <w:rFonts w:asciiTheme="majorHAnsi" w:cstheme="majorBidi" w:eastAsiaTheme="majorEastAsia" w:hAnsiTheme="majorHAnsi"/>
+        <w:rFonts w:asciiTheme="majorHAnsi" w:cstheme="majorBidi" w:hAnsiTheme="majorHAnsi" w:eastAsia="黑体"/>
         <w:b/>
         <w:bCs/>
       </w:rPr>
     </w:tblStylePr>
     <w:tblStylePr w:type="lastCol">
       <w:rPr>
-        <w:rFonts w:asciiTheme="majorHAnsi" w:cstheme="majorBidi" w:eastAsiaTheme="majorEastAsia" w:hAnsiTheme="majorHAnsi"/>
+        <w:rFonts w:asciiTheme="majorHAnsi" w:cstheme="majorBidi" w:hAnsiTheme="majorHAnsi" w:eastAsia="黑体"/>
         <w:b/>
         <w:bCs/>
       </w:rPr>
@@ -5429,7 +5716,7 @@
         <w:spacing w:after="0" w:before="0" w:line="240" w:lineRule="auto"/>
       </w:pPr>
       <w:rPr>
-        <w:rFonts w:asciiTheme="majorHAnsi" w:cstheme="majorBidi" w:eastAsiaTheme="majorEastAsia" w:hAnsiTheme="majorHAnsi"/>
+        <w:rFonts w:asciiTheme="majorHAnsi" w:cstheme="majorBidi" w:hAnsiTheme="majorHAnsi" w:eastAsia="黑体"/>
         <w:b/>
         <w:bCs/>
       </w:rPr>
@@ -5450,7 +5737,7 @@
         <w:spacing w:after="0" w:before="0" w:line="240" w:lineRule="auto"/>
       </w:pPr>
       <w:rPr>
-        <w:rFonts w:asciiTheme="majorHAnsi" w:cstheme="majorBidi" w:eastAsiaTheme="majorEastAsia" w:hAnsiTheme="majorHAnsi"/>
+        <w:rFonts w:asciiTheme="majorHAnsi" w:cstheme="majorBidi" w:hAnsiTheme="majorHAnsi" w:eastAsia="黑体"/>
         <w:b/>
         <w:bCs/>
       </w:rPr>
@@ -5468,14 +5755,14 @@
     </w:tblStylePr>
     <w:tblStylePr w:type="firstCol">
       <w:rPr>
-        <w:rFonts w:asciiTheme="majorHAnsi" w:cstheme="majorBidi" w:eastAsiaTheme="majorEastAsia" w:hAnsiTheme="majorHAnsi"/>
+        <w:rFonts w:asciiTheme="majorHAnsi" w:cstheme="majorBidi" w:hAnsiTheme="majorHAnsi" w:eastAsia="黑体"/>
         <w:b/>
         <w:bCs/>
       </w:rPr>
     </w:tblStylePr>
     <w:tblStylePr w:type="lastCol">
       <w:rPr>
-        <w:rFonts w:asciiTheme="majorHAnsi" w:cstheme="majorBidi" w:eastAsiaTheme="majorEastAsia" w:hAnsiTheme="majorHAnsi"/>
+        <w:rFonts w:asciiTheme="majorHAnsi" w:cstheme="majorBidi" w:hAnsiTheme="majorHAnsi" w:eastAsia="黑体"/>
         <w:b/>
         <w:bCs/>
       </w:rPr>
@@ -5559,7 +5846,7 @@
         <w:spacing w:after="0" w:before="0" w:line="240" w:lineRule="auto"/>
       </w:pPr>
       <w:rPr>
-        <w:rFonts w:asciiTheme="majorHAnsi" w:cstheme="majorBidi" w:eastAsiaTheme="majorEastAsia" w:hAnsiTheme="majorHAnsi"/>
+        <w:rFonts w:asciiTheme="majorHAnsi" w:cstheme="majorBidi" w:hAnsiTheme="majorHAnsi" w:eastAsia="黑体"/>
         <w:b/>
         <w:bCs/>
       </w:rPr>
@@ -5580,7 +5867,7 @@
         <w:spacing w:after="0" w:before="0" w:line="240" w:lineRule="auto"/>
       </w:pPr>
       <w:rPr>
-        <w:rFonts w:asciiTheme="majorHAnsi" w:cstheme="majorBidi" w:eastAsiaTheme="majorEastAsia" w:hAnsiTheme="majorHAnsi"/>
+        <w:rFonts w:asciiTheme="majorHAnsi" w:cstheme="majorBidi" w:hAnsiTheme="majorHAnsi" w:eastAsia="黑体"/>
         <w:b/>
         <w:bCs/>
       </w:rPr>
@@ -5598,14 +5885,14 @@
     </w:tblStylePr>
     <w:tblStylePr w:type="firstCol">
       <w:rPr>
-        <w:rFonts w:asciiTheme="majorHAnsi" w:cstheme="majorBidi" w:eastAsiaTheme="majorEastAsia" w:hAnsiTheme="majorHAnsi"/>
+        <w:rFonts w:asciiTheme="majorHAnsi" w:cstheme="majorBidi" w:hAnsiTheme="majorHAnsi" w:eastAsia="黑体"/>
         <w:b/>
         <w:bCs/>
       </w:rPr>
     </w:tblStylePr>
     <w:tblStylePr w:type="lastCol">
       <w:rPr>
-        <w:rFonts w:asciiTheme="majorHAnsi" w:cstheme="majorBidi" w:eastAsiaTheme="majorEastAsia" w:hAnsiTheme="majorHAnsi"/>
+        <w:rFonts w:asciiTheme="majorHAnsi" w:cstheme="majorBidi" w:hAnsiTheme="majorHAnsi" w:eastAsia="黑体"/>
         <w:b/>
         <w:bCs/>
       </w:rPr>
@@ -5689,7 +5976,7 @@
         <w:spacing w:after="0" w:before="0" w:line="240" w:lineRule="auto"/>
       </w:pPr>
       <w:rPr>
-        <w:rFonts w:asciiTheme="majorHAnsi" w:cstheme="majorBidi" w:eastAsiaTheme="majorEastAsia" w:hAnsiTheme="majorHAnsi"/>
+        <w:rFonts w:asciiTheme="majorHAnsi" w:cstheme="majorBidi" w:hAnsiTheme="majorHAnsi" w:eastAsia="黑体"/>
         <w:b/>
         <w:bCs/>
       </w:rPr>
@@ -5710,7 +5997,7 @@
         <w:spacing w:after="0" w:before="0" w:line="240" w:lineRule="auto"/>
       </w:pPr>
       <w:rPr>
-        <w:rFonts w:asciiTheme="majorHAnsi" w:cstheme="majorBidi" w:eastAsiaTheme="majorEastAsia" w:hAnsiTheme="majorHAnsi"/>
+        <w:rFonts w:asciiTheme="majorHAnsi" w:cstheme="majorBidi" w:hAnsiTheme="majorHAnsi" w:eastAsia="黑体"/>
         <w:b/>
         <w:bCs/>
       </w:rPr>
@@ -5728,14 +6015,14 @@
     </w:tblStylePr>
     <w:tblStylePr w:type="firstCol">
       <w:rPr>
-        <w:rFonts w:asciiTheme="majorHAnsi" w:cstheme="majorBidi" w:eastAsiaTheme="majorEastAsia" w:hAnsiTheme="majorHAnsi"/>
+        <w:rFonts w:asciiTheme="majorHAnsi" w:cstheme="majorBidi" w:hAnsiTheme="majorHAnsi" w:eastAsia="黑体"/>
         <w:b/>
         <w:bCs/>
       </w:rPr>
     </w:tblStylePr>
     <w:tblStylePr w:type="lastCol">
       <w:rPr>
-        <w:rFonts w:asciiTheme="majorHAnsi" w:cstheme="majorBidi" w:eastAsiaTheme="majorEastAsia" w:hAnsiTheme="majorHAnsi"/>
+        <w:rFonts w:asciiTheme="majorHAnsi" w:cstheme="majorBidi" w:hAnsiTheme="majorHAnsi" w:eastAsia="黑体"/>
         <w:b/>
         <w:bCs/>
       </w:rPr>
@@ -5819,7 +6106,7 @@
         <w:spacing w:after="0" w:before="0" w:line="240" w:lineRule="auto"/>
       </w:pPr>
       <w:rPr>
-        <w:rFonts w:asciiTheme="majorHAnsi" w:cstheme="majorBidi" w:eastAsiaTheme="majorEastAsia" w:hAnsiTheme="majorHAnsi"/>
+        <w:rFonts w:asciiTheme="majorHAnsi" w:cstheme="majorBidi" w:hAnsiTheme="majorHAnsi" w:eastAsia="黑体"/>
         <w:b/>
         <w:bCs/>
       </w:rPr>
@@ -5840,7 +6127,7 @@
         <w:spacing w:after="0" w:before="0" w:line="240" w:lineRule="auto"/>
       </w:pPr>
       <w:rPr>
-        <w:rFonts w:asciiTheme="majorHAnsi" w:cstheme="majorBidi" w:eastAsiaTheme="majorEastAsia" w:hAnsiTheme="majorHAnsi"/>
+        <w:rFonts w:asciiTheme="majorHAnsi" w:cstheme="majorBidi" w:hAnsiTheme="majorHAnsi" w:eastAsia="黑体"/>
         <w:b/>
         <w:bCs/>
       </w:rPr>
@@ -5858,14 +6145,14 @@
     </w:tblStylePr>
     <w:tblStylePr w:type="firstCol">
       <w:rPr>
-        <w:rFonts w:asciiTheme="majorHAnsi" w:cstheme="majorBidi" w:eastAsiaTheme="majorEastAsia" w:hAnsiTheme="majorHAnsi"/>
+        <w:rFonts w:asciiTheme="majorHAnsi" w:cstheme="majorBidi" w:hAnsiTheme="majorHAnsi" w:eastAsia="黑体"/>
         <w:b/>
         <w:bCs/>
       </w:rPr>
     </w:tblStylePr>
     <w:tblStylePr w:type="lastCol">
       <w:rPr>
-        <w:rFonts w:asciiTheme="majorHAnsi" w:cstheme="majorBidi" w:eastAsiaTheme="majorEastAsia" w:hAnsiTheme="majorHAnsi"/>
+        <w:rFonts w:asciiTheme="majorHAnsi" w:cstheme="majorBidi" w:hAnsiTheme="majorHAnsi" w:eastAsia="黑体"/>
         <w:b/>
         <w:bCs/>
       </w:rPr>
@@ -5949,7 +6236,7 @@
         <w:spacing w:after="0" w:before="0" w:line="240" w:lineRule="auto"/>
       </w:pPr>
       <w:rPr>
-        <w:rFonts w:asciiTheme="majorHAnsi" w:cstheme="majorBidi" w:eastAsiaTheme="majorEastAsia" w:hAnsiTheme="majorHAnsi"/>
+        <w:rFonts w:asciiTheme="majorHAnsi" w:cstheme="majorBidi" w:hAnsiTheme="majorHAnsi" w:eastAsia="黑体"/>
         <w:b/>
         <w:bCs/>
       </w:rPr>
@@ -5970,7 +6257,7 @@
         <w:spacing w:after="0" w:before="0" w:line="240" w:lineRule="auto"/>
       </w:pPr>
       <w:rPr>
-        <w:rFonts w:asciiTheme="majorHAnsi" w:cstheme="majorBidi" w:eastAsiaTheme="majorEastAsia" w:hAnsiTheme="majorHAnsi"/>
+        <w:rFonts w:asciiTheme="majorHAnsi" w:cstheme="majorBidi" w:hAnsiTheme="majorHAnsi" w:eastAsia="黑体"/>
         <w:b/>
         <w:bCs/>
       </w:rPr>
@@ -5988,14 +6275,14 @@
     </w:tblStylePr>
     <w:tblStylePr w:type="firstCol">
       <w:rPr>
-        <w:rFonts w:asciiTheme="majorHAnsi" w:cstheme="majorBidi" w:eastAsiaTheme="majorEastAsia" w:hAnsiTheme="majorHAnsi"/>
+        <w:rFonts w:asciiTheme="majorHAnsi" w:cstheme="majorBidi" w:hAnsiTheme="majorHAnsi" w:eastAsia="黑体"/>
         <w:b/>
         <w:bCs/>
       </w:rPr>
     </w:tblStylePr>
     <w:tblStylePr w:type="lastCol">
       <w:rPr>
-        <w:rFonts w:asciiTheme="majorHAnsi" w:cstheme="majorBidi" w:eastAsiaTheme="majorEastAsia" w:hAnsiTheme="majorHAnsi"/>
+        <w:rFonts w:asciiTheme="majorHAnsi" w:cstheme="majorBidi" w:hAnsiTheme="majorHAnsi" w:eastAsia="黑体"/>
         <w:b/>
         <w:bCs/>
       </w:rPr>
@@ -6078,6 +6365,7 @@
         <w:spacing w:after="0" w:before="0" w:line="240" w:lineRule="auto"/>
       </w:pPr>
       <w:rPr>
+        <w:rFonts w:eastAsia="黑体"/>
         <w:b/>
         <w:bCs/>
         <w:color w:themeColor="background1" w:val="FFFFFF"/>
@@ -6100,6 +6388,7 @@
         <w:spacing w:after="0" w:before="0" w:line="240" w:lineRule="auto"/>
       </w:pPr>
       <w:rPr>
+        <w:rFonts w:eastAsia="黑体"/>
         <w:b/>
         <w:bCs/>
       </w:rPr>
@@ -6117,12 +6406,14 @@
     </w:tblStylePr>
     <w:tblStylePr w:type="firstCol">
       <w:rPr>
+        <w:rFonts w:eastAsia="黑体"/>
         <w:b/>
         <w:bCs/>
       </w:rPr>
     </w:tblStylePr>
     <w:tblStylePr w:type="lastCol">
       <w:rPr>
+        <w:rFonts w:eastAsia="黑体"/>
         <w:b/>
         <w:bCs/>
       </w:rPr>
@@ -6184,6 +6475,7 @@
         <w:spacing w:after="0" w:before="0" w:line="240" w:lineRule="auto"/>
       </w:pPr>
       <w:rPr>
+        <w:rFonts w:eastAsia="黑体"/>
         <w:b/>
         <w:bCs/>
         <w:color w:themeColor="background1" w:val="FFFFFF"/>
@@ -6206,6 +6498,7 @@
         <w:spacing w:after="0" w:before="0" w:line="240" w:lineRule="auto"/>
       </w:pPr>
       <w:rPr>
+        <w:rFonts w:eastAsia="黑体"/>
         <w:b/>
         <w:bCs/>
       </w:rPr>
@@ -6223,12 +6516,14 @@
     </w:tblStylePr>
     <w:tblStylePr w:type="firstCol">
       <w:rPr>
+        <w:rFonts w:eastAsia="黑体"/>
         <w:b/>
         <w:bCs/>
       </w:rPr>
     </w:tblStylePr>
     <w:tblStylePr w:type="lastCol">
       <w:rPr>
+        <w:rFonts w:eastAsia="黑体"/>
         <w:b/>
         <w:bCs/>
       </w:rPr>
@@ -6290,6 +6585,7 @@
         <w:spacing w:after="0" w:before="0" w:line="240" w:lineRule="auto"/>
       </w:pPr>
       <w:rPr>
+        <w:rFonts w:eastAsia="黑体"/>
         <w:b/>
         <w:bCs/>
         <w:color w:themeColor="background1" w:val="FFFFFF"/>
@@ -6312,6 +6608,7 @@
         <w:spacing w:after="0" w:before="0" w:line="240" w:lineRule="auto"/>
       </w:pPr>
       <w:rPr>
+        <w:rFonts w:eastAsia="黑体"/>
         <w:b/>
         <w:bCs/>
       </w:rPr>
@@ -6329,12 +6626,14 @@
     </w:tblStylePr>
     <w:tblStylePr w:type="firstCol">
       <w:rPr>
+        <w:rFonts w:eastAsia="黑体"/>
         <w:b/>
         <w:bCs/>
       </w:rPr>
     </w:tblStylePr>
     <w:tblStylePr w:type="lastCol">
       <w:rPr>
+        <w:rFonts w:eastAsia="黑体"/>
         <w:b/>
         <w:bCs/>
       </w:rPr>
@@ -6396,6 +6695,7 @@
         <w:spacing w:after="0" w:before="0" w:line="240" w:lineRule="auto"/>
       </w:pPr>
       <w:rPr>
+        <w:rFonts w:eastAsia="黑体"/>
         <w:b/>
         <w:bCs/>
         <w:color w:themeColor="background1" w:val="FFFFFF"/>
@@ -6418,6 +6718,7 @@
         <w:spacing w:after="0" w:before="0" w:line="240" w:lineRule="auto"/>
       </w:pPr>
       <w:rPr>
+        <w:rFonts w:eastAsia="黑体"/>
         <w:b/>
         <w:bCs/>
       </w:rPr>
@@ -6435,12 +6736,14 @@
     </w:tblStylePr>
     <w:tblStylePr w:type="firstCol">
       <w:rPr>
+        <w:rFonts w:eastAsia="黑体"/>
         <w:b/>
         <w:bCs/>
       </w:rPr>
     </w:tblStylePr>
     <w:tblStylePr w:type="lastCol">
       <w:rPr>
+        <w:rFonts w:eastAsia="黑体"/>
         <w:b/>
         <w:bCs/>
       </w:rPr>
@@ -6502,6 +6805,7 @@
         <w:spacing w:after="0" w:before="0" w:line="240" w:lineRule="auto"/>
       </w:pPr>
       <w:rPr>
+        <w:rFonts w:eastAsia="黑体"/>
         <w:b/>
         <w:bCs/>
         <w:color w:themeColor="background1" w:val="FFFFFF"/>
@@ -6524,6 +6828,7 @@
         <w:spacing w:after="0" w:before="0" w:line="240" w:lineRule="auto"/>
       </w:pPr>
       <w:rPr>
+        <w:rFonts w:eastAsia="黑体"/>
         <w:b/>
         <w:bCs/>
       </w:rPr>
@@ -6541,12 +6846,14 @@
     </w:tblStylePr>
     <w:tblStylePr w:type="firstCol">
       <w:rPr>
+        <w:rFonts w:eastAsia="黑体"/>
         <w:b/>
         <w:bCs/>
       </w:rPr>
     </w:tblStylePr>
     <w:tblStylePr w:type="lastCol">
       <w:rPr>
+        <w:rFonts w:eastAsia="黑体"/>
         <w:b/>
         <w:bCs/>
       </w:rPr>
@@ -6608,6 +6915,7 @@
         <w:spacing w:after="0" w:before="0" w:line="240" w:lineRule="auto"/>
       </w:pPr>
       <w:rPr>
+        <w:rFonts w:eastAsia="黑体"/>
         <w:b/>
         <w:bCs/>
         <w:color w:themeColor="background1" w:val="FFFFFF"/>
@@ -6630,6 +6938,7 @@
         <w:spacing w:after="0" w:before="0" w:line="240" w:lineRule="auto"/>
       </w:pPr>
       <w:rPr>
+        <w:rFonts w:eastAsia="黑体"/>
         <w:b/>
         <w:bCs/>
       </w:rPr>
@@ -6647,12 +6956,14 @@
     </w:tblStylePr>
     <w:tblStylePr w:type="firstCol">
       <w:rPr>
+        <w:rFonts w:eastAsia="黑体"/>
         <w:b/>
         <w:bCs/>
       </w:rPr>
     </w:tblStylePr>
     <w:tblStylePr w:type="lastCol">
       <w:rPr>
+        <w:rFonts w:eastAsia="黑体"/>
         <w:b/>
         <w:bCs/>
       </w:rPr>
@@ -6714,6 +7025,7 @@
         <w:spacing w:after="0" w:before="0" w:line="240" w:lineRule="auto"/>
       </w:pPr>
       <w:rPr>
+        <w:rFonts w:eastAsia="黑体"/>
         <w:b/>
         <w:bCs/>
         <w:color w:themeColor="background1" w:val="FFFFFF"/>
@@ -6736,6 +7048,7 @@
         <w:spacing w:after="0" w:before="0" w:line="240" w:lineRule="auto"/>
       </w:pPr>
       <w:rPr>
+        <w:rFonts w:eastAsia="黑体"/>
         <w:b/>
         <w:bCs/>
       </w:rPr>
@@ -6753,12 +7066,14 @@
     </w:tblStylePr>
     <w:tblStylePr w:type="firstCol">
       <w:rPr>
+        <w:rFonts w:eastAsia="黑体"/>
         <w:b/>
         <w:bCs/>
       </w:rPr>
     </w:tblStylePr>
     <w:tblStylePr w:type="lastCol">
       <w:rPr>
+        <w:rFonts w:eastAsia="黑体"/>
         <w:b/>
         <w:bCs/>
       </w:rPr>
@@ -6817,6 +7132,7 @@
         <w:spacing w:after="0" w:before="0" w:line="240" w:lineRule="auto"/>
       </w:pPr>
       <w:rPr>
+        <w:rFonts w:eastAsia="黑体"/>
         <w:b/>
         <w:bCs/>
         <w:color w:themeColor="background1" w:val="FFFFFF"/>
@@ -6839,6 +7155,7 @@
         <w:spacing w:after="0" w:before="0" w:line="240" w:lineRule="auto"/>
       </w:pPr>
       <w:rPr>
+        <w:rFonts w:eastAsia="黑体"/>
         <w:color w:val="auto"/>
       </w:rPr>
       <w:tblPr/>
@@ -6856,6 +7173,7 @@
     </w:tblStylePr>
     <w:tblStylePr w:type="firstCol">
       <w:rPr>
+        <w:rFonts w:eastAsia="黑体"/>
         <w:b/>
         <w:bCs/>
         <w:color w:themeColor="background1" w:val="FFFFFF"/>
@@ -6875,6 +7193,7 @@
     </w:tblStylePr>
     <w:tblStylePr w:type="lastCol">
       <w:rPr>
+        <w:rFonts w:eastAsia="黑体"/>
         <w:b/>
         <w:bCs/>
         <w:color w:themeColor="background1" w:val="FFFFFF"/>
@@ -6923,6 +7242,7 @@
     </w:tblStylePr>
     <w:tblStylePr w:type="nwCell">
       <w:rPr>
+        <w:rFonts w:eastAsia="黑体"/>
         <w:color w:themeColor="background1" w:val="FFFFFF"/>
       </w:rPr>
       <w:tblPr/>
@@ -6966,6 +7286,7 @@
         <w:spacing w:after="0" w:before="0" w:line="240" w:lineRule="auto"/>
       </w:pPr>
       <w:rPr>
+        <w:rFonts w:eastAsia="黑体"/>
         <w:b/>
         <w:bCs/>
         <w:color w:themeColor="background1" w:val="FFFFFF"/>
@@ -6988,6 +7309,7 @@
         <w:spacing w:after="0" w:before="0" w:line="240" w:lineRule="auto"/>
       </w:pPr>
       <w:rPr>
+        <w:rFonts w:eastAsia="黑体"/>
         <w:color w:val="auto"/>
       </w:rPr>
       <w:tblPr/>
@@ -7005,6 +7327,7 @@
     </w:tblStylePr>
     <w:tblStylePr w:type="firstCol">
       <w:rPr>
+        <w:rFonts w:eastAsia="黑体"/>
         <w:b/>
         <w:bCs/>
         <w:color w:themeColor="background1" w:val="FFFFFF"/>
@@ -7024,6 +7347,7 @@
     </w:tblStylePr>
     <w:tblStylePr w:type="lastCol">
       <w:rPr>
+        <w:rFonts w:eastAsia="黑体"/>
         <w:b/>
         <w:bCs/>
         <w:color w:themeColor="background1" w:val="FFFFFF"/>
@@ -7072,6 +7396,7 @@
     </w:tblStylePr>
     <w:tblStylePr w:type="nwCell">
       <w:rPr>
+        <w:rFonts w:eastAsia="黑体"/>
         <w:color w:themeColor="background1" w:val="FFFFFF"/>
       </w:rPr>
       <w:tblPr/>
@@ -7115,6 +7440,7 @@
         <w:spacing w:after="0" w:before="0" w:line="240" w:lineRule="auto"/>
       </w:pPr>
       <w:rPr>
+        <w:rFonts w:eastAsia="黑体"/>
         <w:b/>
         <w:bCs/>
         <w:color w:themeColor="background1" w:val="FFFFFF"/>
@@ -7137,6 +7463,7 @@
         <w:spacing w:after="0" w:before="0" w:line="240" w:lineRule="auto"/>
       </w:pPr>
       <w:rPr>
+        <w:rFonts w:eastAsia="黑体"/>
         <w:color w:val="auto"/>
       </w:rPr>
       <w:tblPr/>
@@ -7154,6 +7481,7 @@
     </w:tblStylePr>
     <w:tblStylePr w:type="firstCol">
       <w:rPr>
+        <w:rFonts w:eastAsia="黑体"/>
         <w:b/>
         <w:bCs/>
         <w:color w:themeColor="background1" w:val="FFFFFF"/>
@@ -7173,6 +7501,7 @@
     </w:tblStylePr>
     <w:tblStylePr w:type="lastCol">
       <w:rPr>
+        <w:rFonts w:eastAsia="黑体"/>
         <w:b/>
         <w:bCs/>
         <w:color w:themeColor="background1" w:val="FFFFFF"/>
@@ -7221,6 +7550,7 @@
     </w:tblStylePr>
     <w:tblStylePr w:type="nwCell">
       <w:rPr>
+        <w:rFonts w:eastAsia="黑体"/>
         <w:color w:themeColor="background1" w:val="FFFFFF"/>
       </w:rPr>
       <w:tblPr/>
@@ -7264,6 +7594,7 @@
         <w:spacing w:after="0" w:before="0" w:line="240" w:lineRule="auto"/>
       </w:pPr>
       <w:rPr>
+        <w:rFonts w:eastAsia="黑体"/>
         <w:b/>
         <w:bCs/>
         <w:color w:themeColor="background1" w:val="FFFFFF"/>
@@ -7286,6 +7617,7 @@
         <w:spacing w:after="0" w:before="0" w:line="240" w:lineRule="auto"/>
       </w:pPr>
       <w:rPr>
+        <w:rFonts w:eastAsia="黑体"/>
         <w:color w:val="auto"/>
       </w:rPr>
       <w:tblPr/>
@@ -7303,6 +7635,7 @@
     </w:tblStylePr>
     <w:tblStylePr w:type="firstCol">
       <w:rPr>
+        <w:rFonts w:eastAsia="黑体"/>
         <w:b/>
         <w:bCs/>
         <w:color w:themeColor="background1" w:val="FFFFFF"/>
@@ -7322,6 +7655,7 @@
     </w:tblStylePr>
     <w:tblStylePr w:type="lastCol">
       <w:rPr>
+        <w:rFonts w:eastAsia="黑体"/>
         <w:b/>
         <w:bCs/>
         <w:color w:themeColor="background1" w:val="FFFFFF"/>
@@ -7370,6 +7704,7 @@
     </w:tblStylePr>
     <w:tblStylePr w:type="nwCell">
       <w:rPr>
+        <w:rFonts w:eastAsia="黑体"/>
         <w:color w:themeColor="background1" w:val="FFFFFF"/>
       </w:rPr>
       <w:tblPr/>
@@ -7413,6 +7748,7 @@
         <w:spacing w:after="0" w:before="0" w:line="240" w:lineRule="auto"/>
       </w:pPr>
       <w:rPr>
+        <w:rFonts w:eastAsia="黑体"/>
         <w:b/>
         <w:bCs/>
         <w:color w:themeColor="background1" w:val="FFFFFF"/>
@@ -7435,6 +7771,7 @@
         <w:spacing w:after="0" w:before="0" w:line="240" w:lineRule="auto"/>
       </w:pPr>
       <w:rPr>
+        <w:rFonts w:eastAsia="黑体"/>
         <w:color w:val="auto"/>
       </w:rPr>
       <w:tblPr/>
@@ -7452,6 +7789,7 @@
     </w:tblStylePr>
     <w:tblStylePr w:type="firstCol">
       <w:rPr>
+        <w:rFonts w:eastAsia="黑体"/>
         <w:b/>
         <w:bCs/>
         <w:color w:themeColor="background1" w:val="FFFFFF"/>
@@ -7471,6 +7809,7 @@
     </w:tblStylePr>
     <w:tblStylePr w:type="lastCol">
       <w:rPr>
+        <w:rFonts w:eastAsia="黑体"/>
         <w:b/>
         <w:bCs/>
         <w:color w:themeColor="background1" w:val="FFFFFF"/>
@@ -7519,6 +7858,7 @@
     </w:tblStylePr>
     <w:tblStylePr w:type="nwCell">
       <w:rPr>
+        <w:rFonts w:eastAsia="黑体"/>
         <w:color w:themeColor="background1" w:val="FFFFFF"/>
       </w:rPr>
       <w:tblPr/>
@@ -7562,6 +7902,7 @@
         <w:spacing w:after="0" w:before="0" w:line="240" w:lineRule="auto"/>
       </w:pPr>
       <w:rPr>
+        <w:rFonts w:eastAsia="黑体"/>
         <w:b/>
         <w:bCs/>
         <w:color w:themeColor="background1" w:val="FFFFFF"/>
@@ -7584,6 +7925,7 @@
         <w:spacing w:after="0" w:before="0" w:line="240" w:lineRule="auto"/>
       </w:pPr>
       <w:rPr>
+        <w:rFonts w:eastAsia="黑体"/>
         <w:color w:val="auto"/>
       </w:rPr>
       <w:tblPr/>
@@ -7601,6 +7943,7 @@
     </w:tblStylePr>
     <w:tblStylePr w:type="firstCol">
       <w:rPr>
+        <w:rFonts w:eastAsia="黑体"/>
         <w:b/>
         <w:bCs/>
         <w:color w:themeColor="background1" w:val="FFFFFF"/>
@@ -7620,6 +7963,7 @@
     </w:tblStylePr>
     <w:tblStylePr w:type="lastCol">
       <w:rPr>
+        <w:rFonts w:eastAsia="黑体"/>
         <w:b/>
         <w:bCs/>
         <w:color w:themeColor="background1" w:val="FFFFFF"/>
@@ -7668,6 +8012,7 @@
     </w:tblStylePr>
     <w:tblStylePr w:type="nwCell">
       <w:rPr>
+        <w:rFonts w:eastAsia="黑体"/>
         <w:color w:themeColor="background1" w:val="FFFFFF"/>
       </w:rPr>
       <w:tblPr/>
@@ -7711,6 +8056,7 @@
         <w:spacing w:after="0" w:before="0" w:line="240" w:lineRule="auto"/>
       </w:pPr>
       <w:rPr>
+        <w:rFonts w:eastAsia="黑体"/>
         <w:b/>
         <w:bCs/>
         <w:color w:themeColor="background1" w:val="FFFFFF"/>
@@ -7733,6 +8079,7 @@
         <w:spacing w:after="0" w:before="0" w:line="240" w:lineRule="auto"/>
       </w:pPr>
       <w:rPr>
+        <w:rFonts w:eastAsia="黑体"/>
         <w:color w:val="auto"/>
       </w:rPr>
       <w:tblPr/>
@@ -7750,6 +8097,7 @@
     </w:tblStylePr>
     <w:tblStylePr w:type="firstCol">
       <w:rPr>
+        <w:rFonts w:eastAsia="黑体"/>
         <w:b/>
         <w:bCs/>
         <w:color w:themeColor="background1" w:val="FFFFFF"/>
@@ -7769,6 +8117,7 @@
     </w:tblStylePr>
     <w:tblStylePr w:type="lastCol">
       <w:rPr>
+        <w:rFonts w:eastAsia="黑体"/>
         <w:b/>
         <w:bCs/>
         <w:color w:themeColor="background1" w:val="FFFFFF"/>
@@ -7817,6 +8166,7 @@
     </w:tblStylePr>
     <w:tblStylePr w:type="nwCell">
       <w:rPr>
+        <w:rFonts w:eastAsia="黑体"/>
         <w:color w:themeColor="background1" w:val="FFFFFF"/>
       </w:rPr>
       <w:tblPr/>
@@ -7841,6 +8191,7 @@
       <w:spacing w:after="0" w:line="240" w:lineRule="auto"/>
     </w:pPr>
     <w:rPr>
+      <w:rFonts w:eastAsia="黑体"/>
       <w:color w:themeColor="text1" w:val="000000"/>
     </w:rPr>
     <w:tblPr>
@@ -7860,7 +8211,7 @@
     </w:tblPr>
     <w:tblStylePr w:type="firstRow">
       <w:rPr>
-        <w:rFonts w:asciiTheme="majorHAnsi" w:cstheme="majorBidi" w:eastAsiaTheme="majorEastAsia" w:hAnsiTheme="majorHAnsi"/>
+        <w:rFonts w:asciiTheme="majorHAnsi" w:cstheme="majorBidi" w:hAnsiTheme="majorHAnsi" w:eastAsia="黑体"/>
       </w:rPr>
       <w:tblPr/>
       <w:tcPr>
@@ -7872,6 +8223,7 @@
     </w:tblStylePr>
     <w:tblStylePr w:type="lastRow">
       <w:rPr>
+        <w:rFonts w:eastAsia="黑体"/>
         <w:b/>
         <w:bCs/>
         <w:color w:themeColor="text2" w:val="1F497D"/>
@@ -7886,12 +8238,14 @@
     </w:tblStylePr>
     <w:tblStylePr w:type="firstCol">
       <w:rPr>
+        <w:rFonts w:eastAsia="黑体"/>
         <w:b/>
         <w:bCs/>
       </w:rPr>
     </w:tblStylePr>
     <w:tblStylePr w:type="lastCol">
       <w:rPr>
+        <w:rFonts w:eastAsia="黑体"/>
         <w:b/>
         <w:bCs/>
       </w:rPr>
@@ -7925,6 +8279,7 @@
       <w:spacing w:after="0" w:line="240" w:lineRule="auto"/>
     </w:pPr>
     <w:rPr>
+      <w:rFonts w:eastAsia="黑体"/>
       <w:color w:themeColor="text1" w:val="000000"/>
     </w:rPr>
     <w:tblPr>
@@ -7944,7 +8299,7 @@
     </w:tblPr>
     <w:tblStylePr w:type="firstRow">
       <w:rPr>
-        <w:rFonts w:asciiTheme="majorHAnsi" w:cstheme="majorBidi" w:eastAsiaTheme="majorEastAsia" w:hAnsiTheme="majorHAnsi"/>
+        <w:rFonts w:asciiTheme="majorHAnsi" w:cstheme="majorBidi" w:hAnsiTheme="majorHAnsi" w:eastAsia="黑体"/>
       </w:rPr>
       <w:tblPr/>
       <w:tcPr>
@@ -7956,6 +8311,7 @@
     </w:tblStylePr>
     <w:tblStylePr w:type="lastRow">
       <w:rPr>
+        <w:rFonts w:eastAsia="黑体"/>
         <w:b/>
         <w:bCs/>
         <w:color w:themeColor="text2" w:val="1F497D"/>
@@ -7970,12 +8326,14 @@
     </w:tblStylePr>
     <w:tblStylePr w:type="firstCol">
       <w:rPr>
+        <w:rFonts w:eastAsia="黑体"/>
         <w:b/>
         <w:bCs/>
       </w:rPr>
     </w:tblStylePr>
     <w:tblStylePr w:type="lastCol">
       <w:rPr>
+        <w:rFonts w:eastAsia="黑体"/>
         <w:b/>
         <w:bCs/>
       </w:rPr>
@@ -8009,6 +8367,7 @@
       <w:spacing w:after="0" w:line="240" w:lineRule="auto"/>
     </w:pPr>
     <w:rPr>
+      <w:rFonts w:eastAsia="黑体"/>
       <w:color w:themeColor="text1" w:val="000000"/>
     </w:rPr>
     <w:tblPr>
@@ -8028,7 +8387,7 @@
     </w:tblPr>
     <w:tblStylePr w:type="firstRow">
       <w:rPr>
-        <w:rFonts w:asciiTheme="majorHAnsi" w:cstheme="majorBidi" w:eastAsiaTheme="majorEastAsia" w:hAnsiTheme="majorHAnsi"/>
+        <w:rFonts w:asciiTheme="majorHAnsi" w:cstheme="majorBidi" w:hAnsiTheme="majorHAnsi" w:eastAsia="黑体"/>
       </w:rPr>
       <w:tblPr/>
       <w:tcPr>
@@ -8040,6 +8399,7 @@
     </w:tblStylePr>
     <w:tblStylePr w:type="lastRow">
       <w:rPr>
+        <w:rFonts w:eastAsia="黑体"/>
         <w:b/>
         <w:bCs/>
         <w:color w:themeColor="text2" w:val="1F497D"/>
@@ -8054,12 +8414,14 @@
     </w:tblStylePr>
     <w:tblStylePr w:type="firstCol">
       <w:rPr>
+        <w:rFonts w:eastAsia="黑体"/>
         <w:b/>
         <w:bCs/>
       </w:rPr>
     </w:tblStylePr>
     <w:tblStylePr w:type="lastCol">
       <w:rPr>
+        <w:rFonts w:eastAsia="黑体"/>
         <w:b/>
         <w:bCs/>
       </w:rPr>
@@ -8093,6 +8455,7 @@
       <w:spacing w:after="0" w:line="240" w:lineRule="auto"/>
     </w:pPr>
     <w:rPr>
+      <w:rFonts w:eastAsia="黑体"/>
       <w:color w:themeColor="text1" w:val="000000"/>
     </w:rPr>
     <w:tblPr>
@@ -8112,7 +8475,7 @@
     </w:tblPr>
     <w:tblStylePr w:type="firstRow">
       <w:rPr>
-        <w:rFonts w:asciiTheme="majorHAnsi" w:cstheme="majorBidi" w:eastAsiaTheme="majorEastAsia" w:hAnsiTheme="majorHAnsi"/>
+        <w:rFonts w:asciiTheme="majorHAnsi" w:cstheme="majorBidi" w:hAnsiTheme="majorHAnsi" w:eastAsia="黑体"/>
       </w:rPr>
       <w:tblPr/>
       <w:tcPr>
@@ -8124,6 +8487,7 @@
     </w:tblStylePr>
     <w:tblStylePr w:type="lastRow">
       <w:rPr>
+        <w:rFonts w:eastAsia="黑体"/>
         <w:b/>
         <w:bCs/>
         <w:color w:themeColor="text2" w:val="1F497D"/>
@@ -8138,12 +8502,14 @@
     </w:tblStylePr>
     <w:tblStylePr w:type="firstCol">
       <w:rPr>
+        <w:rFonts w:eastAsia="黑体"/>
         <w:b/>
         <w:bCs/>
       </w:rPr>
     </w:tblStylePr>
     <w:tblStylePr w:type="lastCol">
       <w:rPr>
+        <w:rFonts w:eastAsia="黑体"/>
         <w:b/>
         <w:bCs/>
       </w:rPr>
@@ -8177,6 +8543,7 @@
       <w:spacing w:after="0" w:line="240" w:lineRule="auto"/>
     </w:pPr>
     <w:rPr>
+      <w:rFonts w:eastAsia="黑体"/>
       <w:color w:themeColor="text1" w:val="000000"/>
     </w:rPr>
     <w:tblPr>
@@ -8196,7 +8563,7 @@
     </w:tblPr>
     <w:tblStylePr w:type="firstRow">
       <w:rPr>
-        <w:rFonts w:asciiTheme="majorHAnsi" w:cstheme="majorBidi" w:eastAsiaTheme="majorEastAsia" w:hAnsiTheme="majorHAnsi"/>
+        <w:rFonts w:asciiTheme="majorHAnsi" w:cstheme="majorBidi" w:hAnsiTheme="majorHAnsi" w:eastAsia="黑体"/>
       </w:rPr>
       <w:tblPr/>
       <w:tcPr>
@@ -8208,6 +8575,7 @@
     </w:tblStylePr>
     <w:tblStylePr w:type="lastRow">
       <w:rPr>
+        <w:rFonts w:eastAsia="黑体"/>
         <w:b/>
         <w:bCs/>
         <w:color w:themeColor="text2" w:val="1F497D"/>
@@ -8222,12 +8590,14 @@
     </w:tblStylePr>
     <w:tblStylePr w:type="firstCol">
       <w:rPr>
+        <w:rFonts w:eastAsia="黑体"/>
         <w:b/>
         <w:bCs/>
       </w:rPr>
     </w:tblStylePr>
     <w:tblStylePr w:type="lastCol">
       <w:rPr>
+        <w:rFonts w:eastAsia="黑体"/>
         <w:b/>
         <w:bCs/>
       </w:rPr>
@@ -8261,6 +8631,7 @@
       <w:spacing w:after="0" w:line="240" w:lineRule="auto"/>
     </w:pPr>
     <w:rPr>
+      <w:rFonts w:eastAsia="黑体"/>
       <w:color w:themeColor="text1" w:val="000000"/>
     </w:rPr>
     <w:tblPr>
@@ -8280,7 +8651,7 @@
     </w:tblPr>
     <w:tblStylePr w:type="firstRow">
       <w:rPr>
-        <w:rFonts w:asciiTheme="majorHAnsi" w:cstheme="majorBidi" w:eastAsiaTheme="majorEastAsia" w:hAnsiTheme="majorHAnsi"/>
+        <w:rFonts w:asciiTheme="majorHAnsi" w:cstheme="majorBidi" w:hAnsiTheme="majorHAnsi" w:eastAsia="黑体"/>
       </w:rPr>
       <w:tblPr/>
       <w:tcPr>
@@ -8292,6 +8663,7 @@
     </w:tblStylePr>
     <w:tblStylePr w:type="lastRow">
       <w:rPr>
+        <w:rFonts w:eastAsia="黑体"/>
         <w:b/>
         <w:bCs/>
         <w:color w:themeColor="text2" w:val="1F497D"/>
@@ -8306,12 +8678,14 @@
     </w:tblStylePr>
     <w:tblStylePr w:type="firstCol">
       <w:rPr>
+        <w:rFonts w:eastAsia="黑体"/>
         <w:b/>
         <w:bCs/>
       </w:rPr>
     </w:tblStylePr>
     <w:tblStylePr w:type="lastCol">
       <w:rPr>
+        <w:rFonts w:eastAsia="黑体"/>
         <w:b/>
         <w:bCs/>
       </w:rPr>
@@ -8345,6 +8719,7 @@
       <w:spacing w:after="0" w:line="240" w:lineRule="auto"/>
     </w:pPr>
     <w:rPr>
+      <w:rFonts w:eastAsia="黑体"/>
       <w:color w:themeColor="text1" w:val="000000"/>
     </w:rPr>
     <w:tblPr>
@@ -8364,7 +8739,7 @@
     </w:tblPr>
     <w:tblStylePr w:type="firstRow">
       <w:rPr>
-        <w:rFonts w:asciiTheme="majorHAnsi" w:cstheme="majorBidi" w:eastAsiaTheme="majorEastAsia" w:hAnsiTheme="majorHAnsi"/>
+        <w:rFonts w:asciiTheme="majorHAnsi" w:cstheme="majorBidi" w:hAnsiTheme="majorHAnsi" w:eastAsia="黑体"/>
       </w:rPr>
       <w:tblPr/>
       <w:tcPr>
@@ -8376,6 +8751,7 @@
     </w:tblStylePr>
     <w:tblStylePr w:type="lastRow">
       <w:rPr>
+        <w:rFonts w:eastAsia="黑体"/>
         <w:b/>
         <w:bCs/>
         <w:color w:themeColor="text2" w:val="1F497D"/>
@@ -8390,12 +8766,14 @@
     </w:tblStylePr>
     <w:tblStylePr w:type="firstCol">
       <w:rPr>
+        <w:rFonts w:eastAsia="黑体"/>
         <w:b/>
         <w:bCs/>
       </w:rPr>
     </w:tblStylePr>
     <w:tblStylePr w:type="lastCol">
       <w:rPr>
+        <w:rFonts w:eastAsia="黑体"/>
         <w:b/>
         <w:bCs/>
       </w:rPr>
@@ -8429,7 +8807,7 @@
       <w:spacing w:after="0" w:line="240" w:lineRule="auto"/>
     </w:pPr>
     <w:rPr>
-      <w:rFonts w:asciiTheme="majorHAnsi" w:cstheme="majorBidi" w:eastAsiaTheme="majorEastAsia" w:hAnsiTheme="majorHAnsi"/>
+      <w:rFonts w:asciiTheme="majorHAnsi" w:cstheme="majorBidi" w:hAnsiTheme="majorHAnsi" w:eastAsia="黑体"/>
       <w:color w:themeColor="text1" w:val="000000"/>
     </w:rPr>
     <w:tblPr>
@@ -8451,6 +8829,7 @@
     </w:tblPr>
     <w:tblStylePr w:type="firstRow">
       <w:rPr>
+        <w:rFonts w:eastAsia="黑体"/>
         <w:sz w:val="24"/>
         <w:szCs w:val="24"/>
       </w:rPr>
@@ -8557,7 +8936,7 @@
       <w:spacing w:after="0" w:line="240" w:lineRule="auto"/>
     </w:pPr>
     <w:rPr>
-      <w:rFonts w:asciiTheme="majorHAnsi" w:cstheme="majorBidi" w:eastAsiaTheme="majorEastAsia" w:hAnsiTheme="majorHAnsi"/>
+      <w:rFonts w:asciiTheme="majorHAnsi" w:cstheme="majorBidi" w:hAnsiTheme="majorHAnsi" w:eastAsia="黑体"/>
       <w:color w:themeColor="text1" w:val="000000"/>
     </w:rPr>
     <w:tblPr>
@@ -8579,6 +8958,7 @@
     </w:tblPr>
     <w:tblStylePr w:type="firstRow">
       <w:rPr>
+        <w:rFonts w:eastAsia="黑体"/>
         <w:sz w:val="24"/>
         <w:szCs w:val="24"/>
       </w:rPr>
@@ -8685,7 +9065,7 @@
       <w:spacing w:after="0" w:line="240" w:lineRule="auto"/>
     </w:pPr>
     <w:rPr>
-      <w:rFonts w:asciiTheme="majorHAnsi" w:cstheme="majorBidi" w:eastAsiaTheme="majorEastAsia" w:hAnsiTheme="majorHAnsi"/>
+      <w:rFonts w:asciiTheme="majorHAnsi" w:cstheme="majorBidi" w:hAnsiTheme="majorHAnsi" w:eastAsia="黑体"/>
       <w:color w:themeColor="text1" w:val="000000"/>
     </w:rPr>
     <w:tblPr>
@@ -8707,6 +9087,7 @@
     </w:tblPr>
     <w:tblStylePr w:type="firstRow">
       <w:rPr>
+        <w:rFonts w:eastAsia="黑体"/>
         <w:sz w:val="24"/>
         <w:szCs w:val="24"/>
       </w:rPr>
@@ -8813,7 +9194,7 @@
       <w:spacing w:after="0" w:line="240" w:lineRule="auto"/>
     </w:pPr>
     <w:rPr>
-      <w:rFonts w:asciiTheme="majorHAnsi" w:cstheme="majorBidi" w:eastAsiaTheme="majorEastAsia" w:hAnsiTheme="majorHAnsi"/>
+      <w:rFonts w:asciiTheme="majorHAnsi" w:cstheme="majorBidi" w:hAnsiTheme="majorHAnsi" w:eastAsia="黑体"/>
       <w:color w:themeColor="text1" w:val="000000"/>
     </w:rPr>
     <w:tblPr>
@@ -8835,6 +9216,7 @@
     </w:tblPr>
     <w:tblStylePr w:type="firstRow">
       <w:rPr>
+        <w:rFonts w:eastAsia="黑体"/>
         <w:sz w:val="24"/>
         <w:szCs w:val="24"/>
       </w:rPr>
@@ -8941,7 +9323,7 @@
       <w:spacing w:after="0" w:line="240" w:lineRule="auto"/>
     </w:pPr>
     <w:rPr>
-      <w:rFonts w:asciiTheme="majorHAnsi" w:cstheme="majorBidi" w:eastAsiaTheme="majorEastAsia" w:hAnsiTheme="majorHAnsi"/>
+      <w:rFonts w:asciiTheme="majorHAnsi" w:cstheme="majorBidi" w:hAnsiTheme="majorHAnsi" w:eastAsia="黑体"/>
       <w:color w:themeColor="text1" w:val="000000"/>
     </w:rPr>
     <w:tblPr>
@@ -8963,6 +9345,7 @@
     </w:tblPr>
     <w:tblStylePr w:type="firstRow">
       <w:rPr>
+        <w:rFonts w:eastAsia="黑体"/>
         <w:sz w:val="24"/>
         <w:szCs w:val="24"/>
       </w:rPr>
@@ -9069,7 +9452,7 @@
       <w:spacing w:after="0" w:line="240" w:lineRule="auto"/>
     </w:pPr>
     <w:rPr>
-      <w:rFonts w:asciiTheme="majorHAnsi" w:cstheme="majorBidi" w:eastAsiaTheme="majorEastAsia" w:hAnsiTheme="majorHAnsi"/>
+      <w:rFonts w:asciiTheme="majorHAnsi" w:cstheme="majorBidi" w:hAnsiTheme="majorHAnsi" w:eastAsia="黑体"/>
       <w:color w:themeColor="text1" w:val="000000"/>
     </w:rPr>
     <w:tblPr>
@@ -9091,6 +9474,7 @@
     </w:tblPr>
     <w:tblStylePr w:type="firstRow">
       <w:rPr>
+        <w:rFonts w:eastAsia="黑体"/>
         <w:sz w:val="24"/>
         <w:szCs w:val="24"/>
       </w:rPr>
@@ -9197,7 +9581,7 @@
       <w:spacing w:after="0" w:line="240" w:lineRule="auto"/>
     </w:pPr>
     <w:rPr>
-      <w:rFonts w:asciiTheme="majorHAnsi" w:cstheme="majorBidi" w:eastAsiaTheme="majorEastAsia" w:hAnsiTheme="majorHAnsi"/>
+      <w:rFonts w:asciiTheme="majorHAnsi" w:cstheme="majorBidi" w:hAnsiTheme="majorHAnsi" w:eastAsia="黑体"/>
       <w:color w:themeColor="text1" w:val="000000"/>
     </w:rPr>
     <w:tblPr>
@@ -9219,6 +9603,7 @@
     </w:tblPr>
     <w:tblStylePr w:type="firstRow">
       <w:rPr>
+        <w:rFonts w:eastAsia="黑体"/>
         <w:sz w:val="24"/>
         <w:szCs w:val="24"/>
       </w:rPr>
@@ -9348,12 +9733,14 @@
     </w:tcPr>
     <w:tblStylePr w:type="firstRow">
       <w:rPr>
+        <w:rFonts w:eastAsia="黑体"/>
         <w:b/>
         <w:bCs/>
       </w:rPr>
     </w:tblStylePr>
     <w:tblStylePr w:type="lastRow">
       <w:rPr>
+        <w:rFonts w:eastAsia="黑体"/>
         <w:b/>
         <w:bCs/>
       </w:rPr>
@@ -9366,12 +9753,14 @@
     </w:tblStylePr>
     <w:tblStylePr w:type="firstCol">
       <w:rPr>
+        <w:rFonts w:eastAsia="黑体"/>
         <w:b/>
         <w:bCs/>
       </w:rPr>
     </w:tblStylePr>
     <w:tblStylePr w:type="lastCol">
       <w:rPr>
+        <w:rFonts w:eastAsia="黑体"/>
         <w:b/>
         <w:bCs/>
       </w:rPr>
@@ -9421,12 +9810,14 @@
     </w:tcPr>
     <w:tblStylePr w:type="firstRow">
       <w:rPr>
+        <w:rFonts w:eastAsia="黑体"/>
         <w:b/>
         <w:bCs/>
       </w:rPr>
     </w:tblStylePr>
     <w:tblStylePr w:type="lastRow">
       <w:rPr>
+        <w:rFonts w:eastAsia="黑体"/>
         <w:b/>
         <w:bCs/>
       </w:rPr>
@@ -9439,12 +9830,14 @@
     </w:tblStylePr>
     <w:tblStylePr w:type="firstCol">
       <w:rPr>
+        <w:rFonts w:eastAsia="黑体"/>
         <w:b/>
         <w:bCs/>
       </w:rPr>
     </w:tblStylePr>
     <w:tblStylePr w:type="lastCol">
       <w:rPr>
+        <w:rFonts w:eastAsia="黑体"/>
         <w:b/>
         <w:bCs/>
       </w:rPr>
@@ -9494,12 +9887,14 @@
     </w:tcPr>
     <w:tblStylePr w:type="firstRow">
       <w:rPr>
+        <w:rFonts w:eastAsia="黑体"/>
         <w:b/>
         <w:bCs/>
       </w:rPr>
     </w:tblStylePr>
     <w:tblStylePr w:type="lastRow">
       <w:rPr>
+        <w:rFonts w:eastAsia="黑体"/>
         <w:b/>
         <w:bCs/>
       </w:rPr>
@@ -9512,12 +9907,14 @@
     </w:tblStylePr>
     <w:tblStylePr w:type="firstCol">
       <w:rPr>
+        <w:rFonts w:eastAsia="黑体"/>
         <w:b/>
         <w:bCs/>
       </w:rPr>
     </w:tblStylePr>
     <w:tblStylePr w:type="lastCol">
       <w:rPr>
+        <w:rFonts w:eastAsia="黑体"/>
         <w:b/>
         <w:bCs/>
       </w:rPr>
@@ -9567,12 +9964,14 @@
     </w:tcPr>
     <w:tblStylePr w:type="firstRow">
       <w:rPr>
+        <w:rFonts w:eastAsia="黑体"/>
         <w:b/>
         <w:bCs/>
       </w:rPr>
     </w:tblStylePr>
     <w:tblStylePr w:type="lastRow">
       <w:rPr>
+        <w:rFonts w:eastAsia="黑体"/>
         <w:b/>
         <w:bCs/>
       </w:rPr>
@@ -9585,12 +9984,14 @@
     </w:tblStylePr>
     <w:tblStylePr w:type="firstCol">
       <w:rPr>
+        <w:rFonts w:eastAsia="黑体"/>
         <w:b/>
         <w:bCs/>
       </w:rPr>
     </w:tblStylePr>
     <w:tblStylePr w:type="lastCol">
       <w:rPr>
+        <w:rFonts w:eastAsia="黑体"/>
         <w:b/>
         <w:bCs/>
       </w:rPr>
@@ -9640,12 +10041,14 @@
     </w:tcPr>
     <w:tblStylePr w:type="firstRow">
       <w:rPr>
+        <w:rFonts w:eastAsia="黑体"/>
         <w:b/>
         <w:bCs/>
       </w:rPr>
     </w:tblStylePr>
     <w:tblStylePr w:type="lastRow">
       <w:rPr>
+        <w:rFonts w:eastAsia="黑体"/>
         <w:b/>
         <w:bCs/>
       </w:rPr>
@@ -9658,12 +10061,14 @@
     </w:tblStylePr>
     <w:tblStylePr w:type="firstCol">
       <w:rPr>
+        <w:rFonts w:eastAsia="黑体"/>
         <w:b/>
         <w:bCs/>
       </w:rPr>
     </w:tblStylePr>
     <w:tblStylePr w:type="lastCol">
       <w:rPr>
+        <w:rFonts w:eastAsia="黑体"/>
         <w:b/>
         <w:bCs/>
       </w:rPr>
@@ -9713,12 +10118,14 @@
     </w:tcPr>
     <w:tblStylePr w:type="firstRow">
       <w:rPr>
+        <w:rFonts w:eastAsia="黑体"/>
         <w:b/>
         <w:bCs/>
       </w:rPr>
     </w:tblStylePr>
     <w:tblStylePr w:type="lastRow">
       <w:rPr>
+        <w:rFonts w:eastAsia="黑体"/>
         <w:b/>
         <w:bCs/>
       </w:rPr>
@@ -9731,12 +10138,14 @@
     </w:tblStylePr>
     <w:tblStylePr w:type="firstCol">
       <w:rPr>
+        <w:rFonts w:eastAsia="黑体"/>
         <w:b/>
         <w:bCs/>
       </w:rPr>
     </w:tblStylePr>
     <w:tblStylePr w:type="lastCol">
       <w:rPr>
+        <w:rFonts w:eastAsia="黑体"/>
         <w:b/>
         <w:bCs/>
       </w:rPr>
@@ -9786,12 +10195,14 @@
     </w:tcPr>
     <w:tblStylePr w:type="firstRow">
       <w:rPr>
+        <w:rFonts w:eastAsia="黑体"/>
         <w:b/>
         <w:bCs/>
       </w:rPr>
     </w:tblStylePr>
     <w:tblStylePr w:type="lastRow">
       <w:rPr>
+        <w:rFonts w:eastAsia="黑体"/>
         <w:b/>
         <w:bCs/>
       </w:rPr>
@@ -9804,12 +10215,14 @@
     </w:tblStylePr>
     <w:tblStylePr w:type="firstCol">
       <w:rPr>
+        <w:rFonts w:eastAsia="黑体"/>
         <w:b/>
         <w:bCs/>
       </w:rPr>
     </w:tblStylePr>
     <w:tblStylePr w:type="lastCol">
       <w:rPr>
+        <w:rFonts w:eastAsia="黑体"/>
         <w:b/>
         <w:bCs/>
       </w:rPr>
@@ -9836,7 +10249,7 @@
       <w:spacing w:after="0" w:line="240" w:lineRule="auto"/>
     </w:pPr>
     <w:rPr>
-      <w:rFonts w:asciiTheme="majorHAnsi" w:cstheme="majorBidi" w:eastAsiaTheme="majorEastAsia" w:hAnsiTheme="majorHAnsi"/>
+      <w:rFonts w:asciiTheme="majorHAnsi" w:cstheme="majorBidi" w:hAnsiTheme="majorHAnsi" w:eastAsia="黑体"/>
       <w:color w:themeColor="text1" w:val="000000"/>
     </w:rPr>
     <w:tblPr>
@@ -9863,6 +10276,7 @@
     </w:tcPr>
     <w:tblStylePr w:type="firstRow">
       <w:rPr>
+        <w:rFonts w:eastAsia="黑体"/>
         <w:b/>
         <w:bCs/>
         <w:color w:themeColor="text1" w:val="000000"/>
@@ -9874,6 +10288,7 @@
     </w:tblStylePr>
     <w:tblStylePr w:type="lastRow">
       <w:rPr>
+        <w:rFonts w:eastAsia="黑体"/>
         <w:b/>
         <w:bCs/>
         <w:color w:themeColor="text1" w:val="000000"/>
@@ -9893,6 +10308,7 @@
     </w:tblStylePr>
     <w:tblStylePr w:type="firstCol">
       <w:rPr>
+        <w:rFonts w:eastAsia="黑体"/>
         <w:b/>
         <w:bCs/>
         <w:color w:themeColor="text1" w:val="000000"/>
@@ -9912,6 +10328,7 @@
     </w:tblStylePr>
     <w:tblStylePr w:type="lastCol">
       <w:rPr>
+        <w:rFonts w:eastAsia="黑体"/>
         <w:b w:val="0"/>
         <w:bCs w:val="0"/>
         <w:color w:themeColor="text1" w:val="000000"/>
@@ -9961,7 +10378,7 @@
       <w:spacing w:after="0" w:line="240" w:lineRule="auto"/>
     </w:pPr>
     <w:rPr>
-      <w:rFonts w:asciiTheme="majorHAnsi" w:cstheme="majorBidi" w:eastAsiaTheme="majorEastAsia" w:hAnsiTheme="majorHAnsi"/>
+      <w:rFonts w:asciiTheme="majorHAnsi" w:cstheme="majorBidi" w:hAnsiTheme="majorHAnsi" w:eastAsia="黑体"/>
       <w:color w:themeColor="text1" w:val="000000"/>
     </w:rPr>
     <w:tblPr>
@@ -9988,6 +10405,7 @@
     </w:tcPr>
     <w:tblStylePr w:type="firstRow">
       <w:rPr>
+        <w:rFonts w:eastAsia="黑体"/>
         <w:b/>
         <w:bCs/>
         <w:color w:themeColor="text1" w:val="000000"/>
@@ -9999,6 +10417,7 @@
     </w:tblStylePr>
     <w:tblStylePr w:type="lastRow">
       <w:rPr>
+        <w:rFonts w:eastAsia="黑体"/>
         <w:b/>
         <w:bCs/>
         <w:color w:themeColor="text1" w:val="000000"/>
@@ -10018,6 +10437,7 @@
     </w:tblStylePr>
     <w:tblStylePr w:type="firstCol">
       <w:rPr>
+        <w:rFonts w:eastAsia="黑体"/>
         <w:b/>
         <w:bCs/>
         <w:color w:themeColor="text1" w:val="000000"/>
@@ -10037,6 +10457,7 @@
     </w:tblStylePr>
     <w:tblStylePr w:type="lastCol">
       <w:rPr>
+        <w:rFonts w:eastAsia="黑体"/>
         <w:b w:val="0"/>
         <w:bCs w:val="0"/>
         <w:color w:themeColor="text1" w:val="000000"/>
@@ -10086,7 +10507,7 @@
       <w:spacing w:after="0" w:line="240" w:lineRule="auto"/>
     </w:pPr>
     <w:rPr>
-      <w:rFonts w:asciiTheme="majorHAnsi" w:cstheme="majorBidi" w:eastAsiaTheme="majorEastAsia" w:hAnsiTheme="majorHAnsi"/>
+      <w:rFonts w:asciiTheme="majorHAnsi" w:cstheme="majorBidi" w:hAnsiTheme="majorHAnsi" w:eastAsia="黑体"/>
       <w:color w:themeColor="text1" w:val="000000"/>
     </w:rPr>
     <w:tblPr>
@@ -10113,6 +10534,7 @@
     </w:tcPr>
     <w:tblStylePr w:type="firstRow">
       <w:rPr>
+        <w:rFonts w:eastAsia="黑体"/>
         <w:b/>
         <w:bCs/>
         <w:color w:themeColor="text1" w:val="000000"/>
@@ -10124,6 +10546,7 @@
     </w:tblStylePr>
     <w:tblStylePr w:type="lastRow">
       <w:rPr>
+        <w:rFonts w:eastAsia="黑体"/>
         <w:b/>
         <w:bCs/>
         <w:color w:themeColor="text1" w:val="000000"/>
@@ -10143,6 +10566,7 @@
     </w:tblStylePr>
     <w:tblStylePr w:type="firstCol">
       <w:rPr>
+        <w:rFonts w:eastAsia="黑体"/>
         <w:b/>
         <w:bCs/>
         <w:color w:themeColor="text1" w:val="000000"/>
@@ -10162,6 +10586,7 @@
     </w:tblStylePr>
     <w:tblStylePr w:type="lastCol">
       <w:rPr>
+        <w:rFonts w:eastAsia="黑体"/>
         <w:b w:val="0"/>
         <w:bCs w:val="0"/>
         <w:color w:themeColor="text1" w:val="000000"/>
@@ -10211,7 +10636,7 @@
       <w:spacing w:after="0" w:line="240" w:lineRule="auto"/>
     </w:pPr>
     <w:rPr>
-      <w:rFonts w:asciiTheme="majorHAnsi" w:cstheme="majorBidi" w:eastAsiaTheme="majorEastAsia" w:hAnsiTheme="majorHAnsi"/>
+      <w:rFonts w:asciiTheme="majorHAnsi" w:cstheme="majorBidi" w:hAnsiTheme="majorHAnsi" w:eastAsia="黑体"/>
       <w:color w:themeColor="text1" w:val="000000"/>
     </w:rPr>
     <w:tblPr>
@@ -10238,6 +10663,7 @@
     </w:tcPr>
     <w:tblStylePr w:type="firstRow">
       <w:rPr>
+        <w:rFonts w:eastAsia="黑体"/>
         <w:b/>
         <w:bCs/>
         <w:color w:themeColor="text1" w:val="000000"/>
@@ -10249,6 +10675,7 @@
     </w:tblStylePr>
     <w:tblStylePr w:type="lastRow">
       <w:rPr>
+        <w:rFonts w:eastAsia="黑体"/>
         <w:b/>
         <w:bCs/>
         <w:color w:themeColor="text1" w:val="000000"/>
@@ -10268,6 +10695,7 @@
     </w:tblStylePr>
     <w:tblStylePr w:type="firstCol">
       <w:rPr>
+        <w:rFonts w:eastAsia="黑体"/>
         <w:b/>
         <w:bCs/>
         <w:color w:themeColor="text1" w:val="000000"/>
@@ -10287,6 +10715,7 @@
     </w:tblStylePr>
     <w:tblStylePr w:type="lastCol">
       <w:rPr>
+        <w:rFonts w:eastAsia="黑体"/>
         <w:b w:val="0"/>
         <w:bCs w:val="0"/>
         <w:color w:themeColor="text1" w:val="000000"/>
@@ -10336,7 +10765,7 @@
       <w:spacing w:after="0" w:line="240" w:lineRule="auto"/>
     </w:pPr>
     <w:rPr>
-      <w:rFonts w:asciiTheme="majorHAnsi" w:cstheme="majorBidi" w:eastAsiaTheme="majorEastAsia" w:hAnsiTheme="majorHAnsi"/>
+      <w:rFonts w:asciiTheme="majorHAnsi" w:cstheme="majorBidi" w:hAnsiTheme="majorHAnsi" w:eastAsia="黑体"/>
       <w:color w:themeColor="text1" w:val="000000"/>
     </w:rPr>
     <w:tblPr>
@@ -10363,6 +10792,7 @@
     </w:tcPr>
     <w:tblStylePr w:type="firstRow">
       <w:rPr>
+        <w:rFonts w:eastAsia="黑体"/>
         <w:b/>
         <w:bCs/>
         <w:color w:themeColor="text1" w:val="000000"/>
@@ -10374,6 +10804,7 @@
     </w:tblStylePr>
     <w:tblStylePr w:type="lastRow">
       <w:rPr>
+        <w:rFonts w:eastAsia="黑体"/>
         <w:b/>
         <w:bCs/>
         <w:color w:themeColor="text1" w:val="000000"/>
@@ -10393,6 +10824,7 @@
     </w:tblStylePr>
     <w:tblStylePr w:type="firstCol">
       <w:rPr>
+        <w:rFonts w:eastAsia="黑体"/>
         <w:b/>
         <w:bCs/>
         <w:color w:themeColor="text1" w:val="000000"/>
@@ -10412,6 +10844,7 @@
     </w:tblStylePr>
     <w:tblStylePr w:type="lastCol">
       <w:rPr>
+        <w:rFonts w:eastAsia="黑体"/>
         <w:b w:val="0"/>
         <w:bCs w:val="0"/>
         <w:color w:themeColor="text1" w:val="000000"/>
@@ -10461,7 +10894,7 @@
       <w:spacing w:after="0" w:line="240" w:lineRule="auto"/>
     </w:pPr>
     <w:rPr>
-      <w:rFonts w:asciiTheme="majorHAnsi" w:cstheme="majorBidi" w:eastAsiaTheme="majorEastAsia" w:hAnsiTheme="majorHAnsi"/>
+      <w:rFonts w:asciiTheme="majorHAnsi" w:cstheme="majorBidi" w:hAnsiTheme="majorHAnsi" w:eastAsia="黑体"/>
       <w:color w:themeColor="text1" w:val="000000"/>
     </w:rPr>
     <w:tblPr>
@@ -10488,6 +10921,7 @@
     </w:tcPr>
     <w:tblStylePr w:type="firstRow">
       <w:rPr>
+        <w:rFonts w:eastAsia="黑体"/>
         <w:b/>
         <w:bCs/>
         <w:color w:themeColor="text1" w:val="000000"/>
@@ -10499,6 +10933,7 @@
     </w:tblStylePr>
     <w:tblStylePr w:type="lastRow">
       <w:rPr>
+        <w:rFonts w:eastAsia="黑体"/>
         <w:b/>
         <w:bCs/>
         <w:color w:themeColor="text1" w:val="000000"/>
@@ -10518,6 +10953,7 @@
     </w:tblStylePr>
     <w:tblStylePr w:type="firstCol">
       <w:rPr>
+        <w:rFonts w:eastAsia="黑体"/>
         <w:b/>
         <w:bCs/>
         <w:color w:themeColor="text1" w:val="000000"/>
@@ -10537,6 +10973,7 @@
     </w:tblStylePr>
     <w:tblStylePr w:type="lastCol">
       <w:rPr>
+        <w:rFonts w:eastAsia="黑体"/>
         <w:b w:val="0"/>
         <w:bCs w:val="0"/>
         <w:color w:themeColor="text1" w:val="000000"/>
@@ -10586,7 +11023,7 @@
       <w:spacing w:after="0" w:line="240" w:lineRule="auto"/>
     </w:pPr>
     <w:rPr>
-      <w:rFonts w:asciiTheme="majorHAnsi" w:cstheme="majorBidi" w:eastAsiaTheme="majorEastAsia" w:hAnsiTheme="majorHAnsi"/>
+      <w:rFonts w:asciiTheme="majorHAnsi" w:cstheme="majorBidi" w:hAnsiTheme="majorHAnsi" w:eastAsia="黑体"/>
       <w:color w:themeColor="text1" w:val="000000"/>
     </w:rPr>
     <w:tblPr>
@@ -10613,6 +11050,7 @@
     </w:tcPr>
     <w:tblStylePr w:type="firstRow">
       <w:rPr>
+        <w:rFonts w:eastAsia="黑体"/>
         <w:b/>
         <w:bCs/>
         <w:color w:themeColor="text1" w:val="000000"/>
@@ -10624,6 +11062,7 @@
     </w:tblStylePr>
     <w:tblStylePr w:type="lastRow">
       <w:rPr>
+        <w:rFonts w:eastAsia="黑体"/>
         <w:b/>
         <w:bCs/>
         <w:color w:themeColor="text1" w:val="000000"/>
@@ -10643,6 +11082,7 @@
     </w:tblStylePr>
     <w:tblStylePr w:type="firstCol">
       <w:rPr>
+        <w:rFonts w:eastAsia="黑体"/>
         <w:b/>
         <w:bCs/>
         <w:color w:themeColor="text1" w:val="000000"/>
@@ -10662,6 +11102,7 @@
     </w:tblStylePr>
     <w:tblStylePr w:type="lastCol">
       <w:rPr>
+        <w:rFonts w:eastAsia="黑体"/>
         <w:b w:val="0"/>
         <w:bCs w:val="0"/>
         <w:color w:themeColor="text1" w:val="000000"/>
@@ -10734,6 +11175,7 @@
     </w:tcPr>
     <w:tblStylePr w:type="firstRow">
       <w:rPr>
+        <w:rFonts w:eastAsia="黑体"/>
         <w:b/>
         <w:bCs/>
         <w:i w:val="0"/>
@@ -10755,6 +11197,7 @@
     </w:tblStylePr>
     <w:tblStylePr w:type="lastRow">
       <w:rPr>
+        <w:rFonts w:eastAsia="黑体"/>
         <w:b/>
         <w:bCs/>
         <w:i w:val="0"/>
@@ -10776,6 +11219,7 @@
     </w:tblStylePr>
     <w:tblStylePr w:type="firstCol">
       <w:rPr>
+        <w:rFonts w:eastAsia="黑体"/>
         <w:b/>
         <w:bCs/>
         <w:i w:val="0"/>
@@ -10795,6 +11239,7 @@
     </w:tblStylePr>
     <w:tblStylePr w:type="lastCol">
       <w:rPr>
+        <w:rFonts w:eastAsia="黑体"/>
         <w:b/>
         <w:bCs/>
         <w:i w:val="0"/>
@@ -10875,6 +11320,7 @@
     </w:tcPr>
     <w:tblStylePr w:type="firstRow">
       <w:rPr>
+        <w:rFonts w:eastAsia="黑体"/>
         <w:b/>
         <w:bCs/>
         <w:i w:val="0"/>
@@ -10896,6 +11342,7 @@
     </w:tblStylePr>
     <w:tblStylePr w:type="lastRow">
       <w:rPr>
+        <w:rFonts w:eastAsia="黑体"/>
         <w:b/>
         <w:bCs/>
         <w:i w:val="0"/>
@@ -10917,6 +11364,7 @@
     </w:tblStylePr>
     <w:tblStylePr w:type="firstCol">
       <w:rPr>
+        <w:rFonts w:eastAsia="黑体"/>
         <w:b/>
         <w:bCs/>
         <w:i w:val="0"/>
@@ -10936,6 +11384,7 @@
     </w:tblStylePr>
     <w:tblStylePr w:type="lastCol">
       <w:rPr>
+        <w:rFonts w:eastAsia="黑体"/>
         <w:b/>
         <w:bCs/>
         <w:i w:val="0"/>
@@ -11016,6 +11465,7 @@
     </w:tcPr>
     <w:tblStylePr w:type="firstRow">
       <w:rPr>
+        <w:rFonts w:eastAsia="黑体"/>
         <w:b/>
         <w:bCs/>
         <w:i w:val="0"/>
@@ -11037,6 +11487,7 @@
     </w:tblStylePr>
     <w:tblStylePr w:type="lastRow">
       <w:rPr>
+        <w:rFonts w:eastAsia="黑体"/>
         <w:b/>
         <w:bCs/>
         <w:i w:val="0"/>
@@ -11058,6 +11509,7 @@
     </w:tblStylePr>
     <w:tblStylePr w:type="firstCol">
       <w:rPr>
+        <w:rFonts w:eastAsia="黑体"/>
         <w:b/>
         <w:bCs/>
         <w:i w:val="0"/>
@@ -11077,6 +11529,7 @@
     </w:tblStylePr>
     <w:tblStylePr w:type="lastCol">
       <w:rPr>
+        <w:rFonts w:eastAsia="黑体"/>
         <w:b/>
         <w:bCs/>
         <w:i w:val="0"/>
@@ -11157,6 +11610,7 @@
     </w:tcPr>
     <w:tblStylePr w:type="firstRow">
       <w:rPr>
+        <w:rFonts w:eastAsia="黑体"/>
         <w:b/>
         <w:bCs/>
         <w:i w:val="0"/>
@@ -11178,6 +11632,7 @@
     </w:tblStylePr>
     <w:tblStylePr w:type="lastRow">
       <w:rPr>
+        <w:rFonts w:eastAsia="黑体"/>
         <w:b/>
         <w:bCs/>
         <w:i w:val="0"/>
@@ -11199,6 +11654,7 @@
     </w:tblStylePr>
     <w:tblStylePr w:type="firstCol">
       <w:rPr>
+        <w:rFonts w:eastAsia="黑体"/>
         <w:b/>
         <w:bCs/>
         <w:i w:val="0"/>
@@ -11218,6 +11674,7 @@
     </w:tblStylePr>
     <w:tblStylePr w:type="lastCol">
       <w:rPr>
+        <w:rFonts w:eastAsia="黑体"/>
         <w:b/>
         <w:bCs/>
         <w:i w:val="0"/>
@@ -11298,6 +11755,7 @@
     </w:tcPr>
     <w:tblStylePr w:type="firstRow">
       <w:rPr>
+        <w:rFonts w:eastAsia="黑体"/>
         <w:b/>
         <w:bCs/>
         <w:i w:val="0"/>
@@ -11319,6 +11777,7 @@
     </w:tblStylePr>
     <w:tblStylePr w:type="lastRow">
       <w:rPr>
+        <w:rFonts w:eastAsia="黑体"/>
         <w:b/>
         <w:bCs/>
         <w:i w:val="0"/>
@@ -11340,6 +11799,7 @@
     </w:tblStylePr>
     <w:tblStylePr w:type="firstCol">
       <w:rPr>
+        <w:rFonts w:eastAsia="黑体"/>
         <w:b/>
         <w:bCs/>
         <w:i w:val="0"/>
@@ -11359,6 +11819,7 @@
     </w:tblStylePr>
     <w:tblStylePr w:type="lastCol">
       <w:rPr>
+        <w:rFonts w:eastAsia="黑体"/>
         <w:b/>
         <w:bCs/>
         <w:i w:val="0"/>
@@ -11439,6 +11900,7 @@
     </w:tcPr>
     <w:tblStylePr w:type="firstRow">
       <w:rPr>
+        <w:rFonts w:eastAsia="黑体"/>
         <w:b/>
         <w:bCs/>
         <w:i w:val="0"/>
@@ -11460,6 +11922,7 @@
     </w:tblStylePr>
     <w:tblStylePr w:type="lastRow">
       <w:rPr>
+        <w:rFonts w:eastAsia="黑体"/>
         <w:b/>
         <w:bCs/>
         <w:i w:val="0"/>
@@ -11481,6 +11944,7 @@
     </w:tblStylePr>
     <w:tblStylePr w:type="firstCol">
       <w:rPr>
+        <w:rFonts w:eastAsia="黑体"/>
         <w:b/>
         <w:bCs/>
         <w:i w:val="0"/>
@@ -11500,6 +11964,7 @@
     </w:tblStylePr>
     <w:tblStylePr w:type="lastCol">
       <w:rPr>
+        <w:rFonts w:eastAsia="黑体"/>
         <w:b/>
         <w:bCs/>
         <w:i w:val="0"/>
@@ -11580,6 +12045,7 @@
     </w:tcPr>
     <w:tblStylePr w:type="firstRow">
       <w:rPr>
+        <w:rFonts w:eastAsia="黑体"/>
         <w:b/>
         <w:bCs/>
         <w:i w:val="0"/>
@@ -11601,6 +12067,7 @@
     </w:tblStylePr>
     <w:tblStylePr w:type="lastRow">
       <w:rPr>
+        <w:rFonts w:eastAsia="黑体"/>
         <w:b/>
         <w:bCs/>
         <w:i w:val="0"/>
@@ -11622,6 +12089,7 @@
     </w:tblStylePr>
     <w:tblStylePr w:type="firstCol">
       <w:rPr>
+        <w:rFonts w:eastAsia="黑体"/>
         <w:b/>
         <w:bCs/>
         <w:i w:val="0"/>
@@ -11641,6 +12109,7 @@
     </w:tblStylePr>
     <w:tblStylePr w:type="lastCol">
       <w:rPr>
+        <w:rFonts w:eastAsia="黑体"/>
         <w:b/>
         <w:bCs/>
         <w:i w:val="0"/>
@@ -11698,6 +12167,7 @@
       <w:spacing w:after="0" w:line="240" w:lineRule="auto"/>
     </w:pPr>
     <w:rPr>
+      <w:rFonts w:eastAsia="黑体"/>
       <w:color w:themeColor="background1" w:val="FFFFFF"/>
     </w:rPr>
     <w:tblPr>
@@ -11716,6 +12186,7 @@
     </w:tcPr>
     <w:tblStylePr w:type="firstRow">
       <w:rPr>
+        <w:rFonts w:eastAsia="黑体"/>
         <w:b/>
         <w:bCs/>
       </w:rPr>
@@ -11812,6 +12283,7 @@
       <w:spacing w:after="0" w:line="240" w:lineRule="auto"/>
     </w:pPr>
     <w:rPr>
+      <w:rFonts w:eastAsia="黑体"/>
       <w:color w:themeColor="background1" w:val="FFFFFF"/>
     </w:rPr>
     <w:tblPr>
@@ -11830,6 +12302,7 @@
     </w:tcPr>
     <w:tblStylePr w:type="firstRow">
       <w:rPr>
+        <w:rFonts w:eastAsia="黑体"/>
         <w:b/>
         <w:bCs/>
       </w:rPr>
@@ -11926,6 +12399,7 @@
       <w:spacing w:after="0" w:line="240" w:lineRule="auto"/>
     </w:pPr>
     <w:rPr>
+      <w:rFonts w:eastAsia="黑体"/>
       <w:color w:themeColor="background1" w:val="FFFFFF"/>
     </w:rPr>
     <w:tblPr>
@@ -11944,6 +12418,7 @@
     </w:tcPr>
     <w:tblStylePr w:type="firstRow">
       <w:rPr>
+        <w:rFonts w:eastAsia="黑体"/>
         <w:b/>
         <w:bCs/>
       </w:rPr>
@@ -12040,6 +12515,7 @@
       <w:spacing w:after="0" w:line="240" w:lineRule="auto"/>
     </w:pPr>
     <w:rPr>
+      <w:rFonts w:eastAsia="黑体"/>
       <w:color w:themeColor="background1" w:val="FFFFFF"/>
     </w:rPr>
     <w:tblPr>
@@ -12058,6 +12534,7 @@
     </w:tcPr>
     <w:tblStylePr w:type="firstRow">
       <w:rPr>
+        <w:rFonts w:eastAsia="黑体"/>
         <w:b/>
         <w:bCs/>
       </w:rPr>
@@ -12154,6 +12631,7 @@
       <w:spacing w:after="0" w:line="240" w:lineRule="auto"/>
     </w:pPr>
     <w:rPr>
+      <w:rFonts w:eastAsia="黑体"/>
       <w:color w:themeColor="background1" w:val="FFFFFF"/>
     </w:rPr>
     <w:tblPr>
@@ -12172,6 +12650,7 @@
     </w:tcPr>
     <w:tblStylePr w:type="firstRow">
       <w:rPr>
+        <w:rFonts w:eastAsia="黑体"/>
         <w:b/>
         <w:bCs/>
       </w:rPr>
@@ -12268,6 +12747,7 @@
       <w:spacing w:after="0" w:line="240" w:lineRule="auto"/>
     </w:pPr>
     <w:rPr>
+      <w:rFonts w:eastAsia="黑体"/>
       <w:color w:themeColor="background1" w:val="FFFFFF"/>
     </w:rPr>
     <w:tblPr>
@@ -12286,6 +12766,7 @@
     </w:tcPr>
     <w:tblStylePr w:type="firstRow">
       <w:rPr>
+        <w:rFonts w:eastAsia="黑体"/>
         <w:b/>
         <w:bCs/>
       </w:rPr>
@@ -12382,6 +12863,7 @@
       <w:spacing w:after="0" w:line="240" w:lineRule="auto"/>
     </w:pPr>
     <w:rPr>
+      <w:rFonts w:eastAsia="黑体"/>
       <w:color w:themeColor="background1" w:val="FFFFFF"/>
     </w:rPr>
     <w:tblPr>
@@ -12400,6 +12882,7 @@
     </w:tcPr>
     <w:tblStylePr w:type="firstRow">
       <w:rPr>
+        <w:rFonts w:eastAsia="黑体"/>
         <w:b/>
         <w:bCs/>
       </w:rPr>
@@ -12496,6 +12979,7 @@
       <w:spacing w:after="0" w:line="240" w:lineRule="auto"/>
     </w:pPr>
     <w:rPr>
+      <w:rFonts w:eastAsia="黑体"/>
       <w:color w:themeColor="text1" w:val="000000"/>
     </w:rPr>
     <w:tblPr>
@@ -12522,6 +13006,7 @@
     </w:tcPr>
     <w:tblStylePr w:type="firstRow">
       <w:rPr>
+        <w:rFonts w:eastAsia="黑体"/>
         <w:b/>
         <w:bCs/>
       </w:rPr>
@@ -12540,6 +13025,7 @@
     </w:tblStylePr>
     <w:tblStylePr w:type="lastRow">
       <w:rPr>
+        <w:rFonts w:eastAsia="黑体"/>
         <w:b/>
         <w:bCs/>
         <w:color w:themeColor="background1" w:val="FFFFFF"/>
@@ -12554,6 +13040,7 @@
     </w:tblStylePr>
     <w:tblStylePr w:type="firstCol">
       <w:rPr>
+        <w:rFonts w:eastAsia="黑体"/>
         <w:color w:themeColor="background1" w:val="FFFFFF"/>
       </w:rPr>
       <w:tblPr/>
@@ -12571,6 +13058,7 @@
     </w:tblStylePr>
     <w:tblStylePr w:type="lastCol">
       <w:rPr>
+        <w:rFonts w:eastAsia="黑体"/>
         <w:color w:themeColor="background1" w:val="FFFFFF"/>
       </w:rPr>
       <w:tblPr/>
@@ -12600,11 +13088,13 @@
     </w:tblStylePr>
     <w:tblStylePr w:type="neCell">
       <w:rPr>
+        <w:rFonts w:eastAsia="黑体"/>
         <w:color w:themeColor="text1" w:val="000000"/>
       </w:rPr>
     </w:tblStylePr>
     <w:tblStylePr w:type="nwCell">
       <w:rPr>
+        <w:rFonts w:eastAsia="黑体"/>
         <w:color w:themeColor="text1" w:val="000000"/>
       </w:rPr>
     </w:tblStylePr>
@@ -12618,6 +13108,7 @@
       <w:spacing w:after="0" w:line="240" w:lineRule="auto"/>
     </w:pPr>
     <w:rPr>
+      <w:rFonts w:eastAsia="黑体"/>
       <w:color w:themeColor="text1" w:val="000000"/>
     </w:rPr>
     <w:tblPr>
@@ -12644,6 +13135,7 @@
     </w:tcPr>
     <w:tblStylePr w:type="firstRow">
       <w:rPr>
+        <w:rFonts w:eastAsia="黑体"/>
         <w:b/>
         <w:bCs/>
       </w:rPr>
@@ -12662,6 +13154,7 @@
     </w:tblStylePr>
     <w:tblStylePr w:type="lastRow">
       <w:rPr>
+        <w:rFonts w:eastAsia="黑体"/>
         <w:b/>
         <w:bCs/>
         <w:color w:themeColor="background1" w:val="FFFFFF"/>
@@ -12676,6 +13169,7 @@
     </w:tblStylePr>
     <w:tblStylePr w:type="firstCol">
       <w:rPr>
+        <w:rFonts w:eastAsia="黑体"/>
         <w:color w:themeColor="background1" w:val="FFFFFF"/>
       </w:rPr>
       <w:tblPr/>
@@ -12693,6 +13187,7 @@
     </w:tblStylePr>
     <w:tblStylePr w:type="lastCol">
       <w:rPr>
+        <w:rFonts w:eastAsia="黑体"/>
         <w:color w:themeColor="background1" w:val="FFFFFF"/>
       </w:rPr>
       <w:tblPr/>
@@ -12722,11 +13217,13 @@
     </w:tblStylePr>
     <w:tblStylePr w:type="neCell">
       <w:rPr>
+        <w:rFonts w:eastAsia="黑体"/>
         <w:color w:themeColor="text1" w:val="000000"/>
       </w:rPr>
     </w:tblStylePr>
     <w:tblStylePr w:type="nwCell">
       <w:rPr>
+        <w:rFonts w:eastAsia="黑体"/>
         <w:color w:themeColor="text1" w:val="000000"/>
       </w:rPr>
     </w:tblStylePr>
@@ -12740,6 +13237,7 @@
       <w:spacing w:after="0" w:line="240" w:lineRule="auto"/>
     </w:pPr>
     <w:rPr>
+      <w:rFonts w:eastAsia="黑体"/>
       <w:color w:themeColor="text1" w:val="000000"/>
     </w:rPr>
     <w:tblPr>
@@ -12766,6 +13264,7 @@
     </w:tcPr>
     <w:tblStylePr w:type="firstRow">
       <w:rPr>
+        <w:rFonts w:eastAsia="黑体"/>
         <w:b/>
         <w:bCs/>
       </w:rPr>
@@ -12784,6 +13283,7 @@
     </w:tblStylePr>
     <w:tblStylePr w:type="lastRow">
       <w:rPr>
+        <w:rFonts w:eastAsia="黑体"/>
         <w:b/>
         <w:bCs/>
         <w:color w:themeColor="background1" w:val="FFFFFF"/>
@@ -12798,6 +13298,7 @@
     </w:tblStylePr>
     <w:tblStylePr w:type="firstCol">
       <w:rPr>
+        <w:rFonts w:eastAsia="黑体"/>
         <w:color w:themeColor="background1" w:val="FFFFFF"/>
       </w:rPr>
       <w:tblPr/>
@@ -12815,6 +13316,7 @@
     </w:tblStylePr>
     <w:tblStylePr w:type="lastCol">
       <w:rPr>
+        <w:rFonts w:eastAsia="黑体"/>
         <w:color w:themeColor="background1" w:val="FFFFFF"/>
       </w:rPr>
       <w:tblPr/>
@@ -12844,11 +13346,13 @@
     </w:tblStylePr>
     <w:tblStylePr w:type="neCell">
       <w:rPr>
+        <w:rFonts w:eastAsia="黑体"/>
         <w:color w:themeColor="text1" w:val="000000"/>
       </w:rPr>
     </w:tblStylePr>
     <w:tblStylePr w:type="nwCell">
       <w:rPr>
+        <w:rFonts w:eastAsia="黑体"/>
         <w:color w:themeColor="text1" w:val="000000"/>
       </w:rPr>
     </w:tblStylePr>
@@ -12862,6 +13366,7 @@
       <w:spacing w:after="0" w:line="240" w:lineRule="auto"/>
     </w:pPr>
     <w:rPr>
+      <w:rFonts w:eastAsia="黑体"/>
       <w:color w:themeColor="text1" w:val="000000"/>
     </w:rPr>
     <w:tblPr>
@@ -12888,6 +13393,7 @@
     </w:tcPr>
     <w:tblStylePr w:type="firstRow">
       <w:rPr>
+        <w:rFonts w:eastAsia="黑体"/>
         <w:b/>
         <w:bCs/>
       </w:rPr>
@@ -12906,6 +13412,7 @@
     </w:tblStylePr>
     <w:tblStylePr w:type="lastRow">
       <w:rPr>
+        <w:rFonts w:eastAsia="黑体"/>
         <w:b/>
         <w:bCs/>
         <w:color w:themeColor="background1" w:val="FFFFFF"/>
@@ -12920,6 +13427,7 @@
     </w:tblStylePr>
     <w:tblStylePr w:type="firstCol">
       <w:rPr>
+        <w:rFonts w:eastAsia="黑体"/>
         <w:color w:themeColor="background1" w:val="FFFFFF"/>
       </w:rPr>
       <w:tblPr/>
@@ -12937,6 +13445,7 @@
     </w:tblStylePr>
     <w:tblStylePr w:type="lastCol">
       <w:rPr>
+        <w:rFonts w:eastAsia="黑体"/>
         <w:color w:themeColor="background1" w:val="FFFFFF"/>
       </w:rPr>
       <w:tblPr/>
@@ -12974,6 +13483,7 @@
       <w:spacing w:after="0" w:line="240" w:lineRule="auto"/>
     </w:pPr>
     <w:rPr>
+      <w:rFonts w:eastAsia="黑体"/>
       <w:color w:themeColor="text1" w:val="000000"/>
     </w:rPr>
     <w:tblPr>
@@ -13000,6 +13510,7 @@
     </w:tcPr>
     <w:tblStylePr w:type="firstRow">
       <w:rPr>
+        <w:rFonts w:eastAsia="黑体"/>
         <w:b/>
         <w:bCs/>
       </w:rPr>
@@ -13018,6 +13529,7 @@
     </w:tblStylePr>
     <w:tblStylePr w:type="lastRow">
       <w:rPr>
+        <w:rFonts w:eastAsia="黑体"/>
         <w:b/>
         <w:bCs/>
         <w:color w:themeColor="background1" w:val="FFFFFF"/>
@@ -13032,6 +13544,7 @@
     </w:tblStylePr>
     <w:tblStylePr w:type="firstCol">
       <w:rPr>
+        <w:rFonts w:eastAsia="黑体"/>
         <w:color w:themeColor="background1" w:val="FFFFFF"/>
       </w:rPr>
       <w:tblPr/>
@@ -13049,6 +13562,7 @@
     </w:tblStylePr>
     <w:tblStylePr w:type="lastCol">
       <w:rPr>
+        <w:rFonts w:eastAsia="黑体"/>
         <w:color w:themeColor="background1" w:val="FFFFFF"/>
       </w:rPr>
       <w:tblPr/>
@@ -13078,11 +13592,13 @@
     </w:tblStylePr>
     <w:tblStylePr w:type="neCell">
       <w:rPr>
+        <w:rFonts w:eastAsia="黑体"/>
         <w:color w:themeColor="text1" w:val="000000"/>
       </w:rPr>
     </w:tblStylePr>
     <w:tblStylePr w:type="nwCell">
       <w:rPr>
+        <w:rFonts w:eastAsia="黑体"/>
         <w:color w:themeColor="text1" w:val="000000"/>
       </w:rPr>
     </w:tblStylePr>
@@ -13096,6 +13612,7 @@
       <w:spacing w:after="0" w:line="240" w:lineRule="auto"/>
     </w:pPr>
     <w:rPr>
+      <w:rFonts w:eastAsia="黑体"/>
       <w:color w:themeColor="text1" w:val="000000"/>
     </w:rPr>
     <w:tblPr>
@@ -13122,6 +13639,7 @@
     </w:tcPr>
     <w:tblStylePr w:type="firstRow">
       <w:rPr>
+        <w:rFonts w:eastAsia="黑体"/>
         <w:b/>
         <w:bCs/>
       </w:rPr>
@@ -13140,6 +13658,7 @@
     </w:tblStylePr>
     <w:tblStylePr w:type="lastRow">
       <w:rPr>
+        <w:rFonts w:eastAsia="黑体"/>
         <w:b/>
         <w:bCs/>
         <w:color w:themeColor="background1" w:val="FFFFFF"/>
@@ -13154,6 +13673,7 @@
     </w:tblStylePr>
     <w:tblStylePr w:type="firstCol">
       <w:rPr>
+        <w:rFonts w:eastAsia="黑体"/>
         <w:color w:themeColor="background1" w:val="FFFFFF"/>
       </w:rPr>
       <w:tblPr/>
@@ -13171,6 +13691,7 @@
     </w:tblStylePr>
     <w:tblStylePr w:type="lastCol">
       <w:rPr>
+        <w:rFonts w:eastAsia="黑体"/>
         <w:color w:themeColor="background1" w:val="FFFFFF"/>
       </w:rPr>
       <w:tblPr/>
@@ -13200,11 +13721,13 @@
     </w:tblStylePr>
     <w:tblStylePr w:type="neCell">
       <w:rPr>
+        <w:rFonts w:eastAsia="黑体"/>
         <w:color w:themeColor="text1" w:val="000000"/>
       </w:rPr>
     </w:tblStylePr>
     <w:tblStylePr w:type="nwCell">
       <w:rPr>
+        <w:rFonts w:eastAsia="黑体"/>
         <w:color w:themeColor="text1" w:val="000000"/>
       </w:rPr>
     </w:tblStylePr>
@@ -13218,6 +13741,7 @@
       <w:spacing w:after="0" w:line="240" w:lineRule="auto"/>
     </w:pPr>
     <w:rPr>
+      <w:rFonts w:eastAsia="黑体"/>
       <w:color w:themeColor="text1" w:val="000000"/>
     </w:rPr>
     <w:tblPr>
@@ -13244,6 +13768,7 @@
     </w:tcPr>
     <w:tblStylePr w:type="firstRow">
       <w:rPr>
+        <w:rFonts w:eastAsia="黑体"/>
         <w:b/>
         <w:bCs/>
       </w:rPr>
@@ -13262,6 +13787,7 @@
     </w:tblStylePr>
     <w:tblStylePr w:type="lastRow">
       <w:rPr>
+        <w:rFonts w:eastAsia="黑体"/>
         <w:b/>
         <w:bCs/>
         <w:color w:themeColor="background1" w:val="FFFFFF"/>
@@ -13276,6 +13802,7 @@
     </w:tblStylePr>
     <w:tblStylePr w:type="firstCol">
       <w:rPr>
+        <w:rFonts w:eastAsia="黑体"/>
         <w:color w:themeColor="background1" w:val="FFFFFF"/>
       </w:rPr>
       <w:tblPr/>
@@ -13293,6 +13820,7 @@
     </w:tblStylePr>
     <w:tblStylePr w:type="lastCol">
       <w:rPr>
+        <w:rFonts w:eastAsia="黑体"/>
         <w:color w:themeColor="background1" w:val="FFFFFF"/>
       </w:rPr>
       <w:tblPr/>
@@ -13322,11 +13850,13 @@
     </w:tblStylePr>
     <w:tblStylePr w:type="neCell">
       <w:rPr>
+        <w:rFonts w:eastAsia="黑体"/>
         <w:color w:themeColor="text1" w:val="000000"/>
       </w:rPr>
     </w:tblStylePr>
     <w:tblStylePr w:type="nwCell">
       <w:rPr>
+        <w:rFonts w:eastAsia="黑体"/>
         <w:color w:themeColor="text1" w:val="000000"/>
       </w:rPr>
     </w:tblStylePr>
@@ -13340,6 +13870,7 @@
       <w:spacing w:after="0" w:line="240" w:lineRule="auto"/>
     </w:pPr>
     <w:rPr>
+      <w:rFonts w:eastAsia="黑体"/>
       <w:color w:themeColor="text1" w:val="000000"/>
     </w:rPr>
     <w:tblPr>
@@ -13358,6 +13889,7 @@
     </w:tcPr>
     <w:tblStylePr w:type="firstRow">
       <w:rPr>
+        <w:rFonts w:eastAsia="黑体"/>
         <w:b/>
         <w:bCs/>
         <w:color w:themeColor="background1" w:val="FFFFFF"/>
@@ -13372,6 +13904,7 @@
     </w:tblStylePr>
     <w:tblStylePr w:type="lastRow">
       <w:rPr>
+        <w:rFonts w:eastAsia="黑体"/>
         <w:b/>
         <w:bCs/>
         <w:color w:themeColor="accent2" w:themeShade="CC" w:val="9E3A38"/>
@@ -13386,12 +13919,14 @@
     </w:tblStylePr>
     <w:tblStylePr w:type="firstCol">
       <w:rPr>
+        <w:rFonts w:eastAsia="黑体"/>
         <w:b/>
         <w:bCs/>
       </w:rPr>
     </w:tblStylePr>
     <w:tblStylePr w:type="lastCol">
       <w:rPr>
+        <w:rFonts w:eastAsia="黑体"/>
         <w:b/>
         <w:bCs/>
       </w:rPr>
@@ -13426,6 +13961,7 @@
       <w:spacing w:after="0" w:line="240" w:lineRule="auto"/>
     </w:pPr>
     <w:rPr>
+      <w:rFonts w:eastAsia="黑体"/>
       <w:color w:themeColor="text1" w:val="000000"/>
     </w:rPr>
     <w:tblPr>
@@ -13444,6 +13980,7 @@
     </w:tcPr>
     <w:tblStylePr w:type="firstRow">
       <w:rPr>
+        <w:rFonts w:eastAsia="黑体"/>
         <w:b/>
         <w:bCs/>
         <w:color w:themeColor="background1" w:val="FFFFFF"/>
@@ -13458,6 +13995,7 @@
     </w:tblStylePr>
     <w:tblStylePr w:type="lastRow">
       <w:rPr>
+        <w:rFonts w:eastAsia="黑体"/>
         <w:b/>
         <w:bCs/>
         <w:color w:themeColor="accent2" w:themeShade="CC" w:val="9E3A38"/>
@@ -13472,12 +14010,14 @@
     </w:tblStylePr>
     <w:tblStylePr w:type="firstCol">
       <w:rPr>
+        <w:rFonts w:eastAsia="黑体"/>
         <w:b/>
         <w:bCs/>
       </w:rPr>
     </w:tblStylePr>
     <w:tblStylePr w:type="lastCol">
       <w:rPr>
+        <w:rFonts w:eastAsia="黑体"/>
         <w:b/>
         <w:bCs/>
       </w:rPr>
@@ -13512,6 +14052,7 @@
       <w:spacing w:after="0" w:line="240" w:lineRule="auto"/>
     </w:pPr>
     <w:rPr>
+      <w:rFonts w:eastAsia="黑体"/>
       <w:color w:themeColor="text1" w:val="000000"/>
     </w:rPr>
     <w:tblPr>
@@ -13530,6 +14071,7 @@
     </w:tcPr>
     <w:tblStylePr w:type="firstRow">
       <w:rPr>
+        <w:rFonts w:eastAsia="黑体"/>
         <w:b/>
         <w:bCs/>
         <w:color w:themeColor="background1" w:val="FFFFFF"/>
@@ -13544,6 +14086,7 @@
     </w:tblStylePr>
     <w:tblStylePr w:type="lastRow">
       <w:rPr>
+        <w:rFonts w:eastAsia="黑体"/>
         <w:b/>
         <w:bCs/>
         <w:color w:themeColor="accent2" w:themeShade="CC" w:val="9E3A38"/>
@@ -13558,12 +14101,14 @@
     </w:tblStylePr>
     <w:tblStylePr w:type="firstCol">
       <w:rPr>
+        <w:rFonts w:eastAsia="黑体"/>
         <w:b/>
         <w:bCs/>
       </w:rPr>
     </w:tblStylePr>
     <w:tblStylePr w:type="lastCol">
       <w:rPr>
+        <w:rFonts w:eastAsia="黑体"/>
         <w:b/>
         <w:bCs/>
       </w:rPr>
@@ -13598,6 +14143,7 @@
       <w:spacing w:after="0" w:line="240" w:lineRule="auto"/>
     </w:pPr>
     <w:rPr>
+      <w:rFonts w:eastAsia="黑体"/>
       <w:color w:themeColor="text1" w:val="000000"/>
     </w:rPr>
     <w:tblPr>
@@ -13616,6 +14162,7 @@
     </w:tcPr>
     <w:tblStylePr w:type="firstRow">
       <w:rPr>
+        <w:rFonts w:eastAsia="黑体"/>
         <w:b/>
         <w:bCs/>
         <w:color w:themeColor="background1" w:val="FFFFFF"/>
@@ -13630,6 +14177,7 @@
     </w:tblStylePr>
     <w:tblStylePr w:type="lastRow">
       <w:rPr>
+        <w:rFonts w:eastAsia="黑体"/>
         <w:b/>
         <w:bCs/>
         <w:color w:themeColor="accent4" w:themeShade="CC" w:val="664E82"/>
@@ -13644,12 +14192,14 @@
     </w:tblStylePr>
     <w:tblStylePr w:type="firstCol">
       <w:rPr>
+        <w:rFonts w:eastAsia="黑体"/>
         <w:b/>
         <w:bCs/>
       </w:rPr>
     </w:tblStylePr>
     <w:tblStylePr w:type="lastCol">
       <w:rPr>
+        <w:rFonts w:eastAsia="黑体"/>
         <w:b/>
         <w:bCs/>
       </w:rPr>
@@ -13684,6 +14234,7 @@
       <w:spacing w:after="0" w:line="240" w:lineRule="auto"/>
     </w:pPr>
     <w:rPr>
+      <w:rFonts w:eastAsia="黑体"/>
       <w:color w:themeColor="text1" w:val="000000"/>
     </w:rPr>
     <w:tblPr>
@@ -13702,6 +14253,7 @@
     </w:tcPr>
     <w:tblStylePr w:type="firstRow">
       <w:rPr>
+        <w:rFonts w:eastAsia="黑体"/>
         <w:b/>
         <w:bCs/>
         <w:color w:themeColor="background1" w:val="FFFFFF"/>
@@ -13716,6 +14268,7 @@
     </w:tblStylePr>
     <w:tblStylePr w:type="lastRow">
       <w:rPr>
+        <w:rFonts w:eastAsia="黑体"/>
         <w:b/>
         <w:bCs/>
         <w:color w:themeColor="accent3" w:themeShade="CC" w:val="7E9C40"/>
@@ -13730,12 +14283,14 @@
     </w:tblStylePr>
     <w:tblStylePr w:type="firstCol">
       <w:rPr>
+        <w:rFonts w:eastAsia="黑体"/>
         <w:b/>
         <w:bCs/>
       </w:rPr>
     </w:tblStylePr>
     <w:tblStylePr w:type="lastCol">
       <w:rPr>
+        <w:rFonts w:eastAsia="黑体"/>
         <w:b/>
         <w:bCs/>
       </w:rPr>
@@ -13770,6 +14325,7 @@
       <w:spacing w:after="0" w:line="240" w:lineRule="auto"/>
     </w:pPr>
     <w:rPr>
+      <w:rFonts w:eastAsia="黑体"/>
       <w:color w:themeColor="text1" w:val="000000"/>
     </w:rPr>
     <w:tblPr>
@@ -13788,6 +14344,7 @@
     </w:tcPr>
     <w:tblStylePr w:type="firstRow">
       <w:rPr>
+        <w:rFonts w:eastAsia="黑体"/>
         <w:b/>
         <w:bCs/>
         <w:color w:themeColor="background1" w:val="FFFFFF"/>
@@ -13802,6 +14359,7 @@
     </w:tblStylePr>
     <w:tblStylePr w:type="lastRow">
       <w:rPr>
+        <w:rFonts w:eastAsia="黑体"/>
         <w:b/>
         <w:bCs/>
         <w:color w:themeColor="accent6" w:themeShade="CC" w:val="F2730A"/>
@@ -13816,12 +14374,14 @@
     </w:tblStylePr>
     <w:tblStylePr w:type="firstCol">
       <w:rPr>
+        <w:rFonts w:eastAsia="黑体"/>
         <w:b/>
         <w:bCs/>
       </w:rPr>
     </w:tblStylePr>
     <w:tblStylePr w:type="lastCol">
       <w:rPr>
+        <w:rFonts w:eastAsia="黑体"/>
         <w:b/>
         <w:bCs/>
       </w:rPr>
@@ -13856,6 +14416,7 @@
       <w:spacing w:after="0" w:line="240" w:lineRule="auto"/>
     </w:pPr>
     <w:rPr>
+      <w:rFonts w:eastAsia="黑体"/>
       <w:color w:themeColor="text1" w:val="000000"/>
     </w:rPr>
     <w:tblPr>
@@ -13874,6 +14435,7 @@
     </w:tcPr>
     <w:tblStylePr w:type="firstRow">
       <w:rPr>
+        <w:rFonts w:eastAsia="黑体"/>
         <w:b/>
         <w:bCs/>
         <w:color w:themeColor="background1" w:val="FFFFFF"/>
@@ -13888,6 +14450,7 @@
     </w:tblStylePr>
     <w:tblStylePr w:type="lastRow">
       <w:rPr>
+        <w:rFonts w:eastAsia="黑体"/>
         <w:b/>
         <w:bCs/>
         <w:color w:themeColor="accent5" w:themeShade="CC" w:val="348DA5"/>
@@ -13902,12 +14465,14 @@
     </w:tblStylePr>
     <w:tblStylePr w:type="firstCol">
       <w:rPr>
+        <w:rFonts w:eastAsia="黑体"/>
         <w:b/>
         <w:bCs/>
       </w:rPr>
     </w:tblStylePr>
     <w:tblStylePr w:type="lastCol">
       <w:rPr>
+        <w:rFonts w:eastAsia="黑体"/>
         <w:b/>
         <w:bCs/>
       </w:rPr>
@@ -13942,6 +14507,7 @@
       <w:spacing w:after="0" w:line="240" w:lineRule="auto"/>
     </w:pPr>
     <w:rPr>
+      <w:rFonts w:eastAsia="黑体"/>
       <w:color w:themeColor="text1" w:val="000000"/>
     </w:rPr>
     <w:tblPr>
@@ -13963,6 +14529,7 @@
     </w:tcPr>
     <w:tblStylePr w:type="firstRow">
       <w:rPr>
+        <w:rFonts w:eastAsia="黑体"/>
         <w:b/>
         <w:bCs/>
       </w:rPr>
@@ -13973,6 +14540,7 @@
     </w:tblStylePr>
     <w:tblStylePr w:type="lastRow">
       <w:rPr>
+        <w:rFonts w:eastAsia="黑体"/>
         <w:b/>
         <w:bCs/>
         <w:color w:themeColor="text1" w:val="000000"/>
@@ -13984,6 +14552,7 @@
     </w:tblStylePr>
     <w:tblStylePr w:type="firstCol">
       <w:rPr>
+        <w:rFonts w:eastAsia="黑体"/>
         <w:color w:themeColor="background1" w:val="FFFFFF"/>
       </w:rPr>
       <w:tblPr/>
@@ -13993,6 +14562,7 @@
     </w:tblStylePr>
     <w:tblStylePr w:type="lastCol">
       <w:rPr>
+        <w:rFonts w:eastAsia="黑体"/>
         <w:color w:themeColor="background1" w:val="FFFFFF"/>
       </w:rPr>
       <w:tblPr/>
@@ -14022,6 +14592,7 @@
       <w:spacing w:after="0" w:line="240" w:lineRule="auto"/>
     </w:pPr>
     <w:rPr>
+      <w:rFonts w:eastAsia="黑体"/>
       <w:color w:themeColor="text1" w:val="000000"/>
     </w:rPr>
     <w:tblPr>
@@ -14043,6 +14614,7 @@
     </w:tcPr>
     <w:tblStylePr w:type="firstRow">
       <w:rPr>
+        <w:rFonts w:eastAsia="黑体"/>
         <w:b/>
         <w:bCs/>
       </w:rPr>
@@ -14053,6 +14625,7 @@
     </w:tblStylePr>
     <w:tblStylePr w:type="lastRow">
       <w:rPr>
+        <w:rFonts w:eastAsia="黑体"/>
         <w:b/>
         <w:bCs/>
         <w:color w:themeColor="text1" w:val="000000"/>
@@ -14064,6 +14637,7 @@
     </w:tblStylePr>
     <w:tblStylePr w:type="firstCol">
       <w:rPr>
+        <w:rFonts w:eastAsia="黑体"/>
         <w:color w:themeColor="background1" w:val="FFFFFF"/>
       </w:rPr>
       <w:tblPr/>
@@ -14073,6 +14647,7 @@
     </w:tblStylePr>
     <w:tblStylePr w:type="lastCol">
       <w:rPr>
+        <w:rFonts w:eastAsia="黑体"/>
         <w:color w:themeColor="background1" w:val="FFFFFF"/>
       </w:rPr>
       <w:tblPr/>
@@ -14102,6 +14677,7 @@
       <w:spacing w:after="0" w:line="240" w:lineRule="auto"/>
     </w:pPr>
     <w:rPr>
+      <w:rFonts w:eastAsia="黑体"/>
       <w:color w:themeColor="text1" w:val="000000"/>
     </w:rPr>
     <w:tblPr>
@@ -14123,6 +14699,7 @@
     </w:tcPr>
     <w:tblStylePr w:type="firstRow">
       <w:rPr>
+        <w:rFonts w:eastAsia="黑体"/>
         <w:b/>
         <w:bCs/>
       </w:rPr>
@@ -14133,6 +14710,7 @@
     </w:tblStylePr>
     <w:tblStylePr w:type="lastRow">
       <w:rPr>
+        <w:rFonts w:eastAsia="黑体"/>
         <w:b/>
         <w:bCs/>
         <w:color w:themeColor="text1" w:val="000000"/>
@@ -14144,6 +14722,7 @@
     </w:tblStylePr>
     <w:tblStylePr w:type="firstCol">
       <w:rPr>
+        <w:rFonts w:eastAsia="黑体"/>
         <w:color w:themeColor="background1" w:val="FFFFFF"/>
       </w:rPr>
       <w:tblPr/>
@@ -14153,6 +14732,7 @@
     </w:tblStylePr>
     <w:tblStylePr w:type="lastCol">
       <w:rPr>
+        <w:rFonts w:eastAsia="黑体"/>
         <w:color w:themeColor="background1" w:val="FFFFFF"/>
       </w:rPr>
       <w:tblPr/>
@@ -14182,6 +14762,7 @@
       <w:spacing w:after="0" w:line="240" w:lineRule="auto"/>
     </w:pPr>
     <w:rPr>
+      <w:rFonts w:eastAsia="黑体"/>
       <w:color w:themeColor="text1" w:val="000000"/>
     </w:rPr>
     <w:tblPr>
@@ -14203,6 +14784,7 @@
     </w:tcPr>
     <w:tblStylePr w:type="firstRow">
       <w:rPr>
+        <w:rFonts w:eastAsia="黑体"/>
         <w:b/>
         <w:bCs/>
       </w:rPr>
@@ -14213,6 +14795,7 @@
     </w:tblStylePr>
     <w:tblStylePr w:type="lastRow">
       <w:rPr>
+        <w:rFonts w:eastAsia="黑体"/>
         <w:b/>
         <w:bCs/>
         <w:color w:themeColor="text1" w:val="000000"/>
@@ -14224,6 +14807,7 @@
     </w:tblStylePr>
     <w:tblStylePr w:type="firstCol">
       <w:rPr>
+        <w:rFonts w:eastAsia="黑体"/>
         <w:color w:themeColor="background1" w:val="FFFFFF"/>
       </w:rPr>
       <w:tblPr/>
@@ -14233,6 +14817,7 @@
     </w:tblStylePr>
     <w:tblStylePr w:type="lastCol">
       <w:rPr>
+        <w:rFonts w:eastAsia="黑体"/>
         <w:color w:themeColor="background1" w:val="FFFFFF"/>
       </w:rPr>
       <w:tblPr/>
@@ -14262,6 +14847,7 @@
       <w:spacing w:after="0" w:line="240" w:lineRule="auto"/>
     </w:pPr>
     <w:rPr>
+      <w:rFonts w:eastAsia="黑体"/>
       <w:color w:themeColor="text1" w:val="000000"/>
     </w:rPr>
     <w:tblPr>
@@ -14283,6 +14869,7 @@
     </w:tcPr>
     <w:tblStylePr w:type="firstRow">
       <w:rPr>
+        <w:rFonts w:eastAsia="黑体"/>
         <w:b/>
         <w:bCs/>
       </w:rPr>
@@ -14293,6 +14880,7 @@
     </w:tblStylePr>
     <w:tblStylePr w:type="lastRow">
       <w:rPr>
+        <w:rFonts w:eastAsia="黑体"/>
         <w:b/>
         <w:bCs/>
         <w:color w:themeColor="text1" w:val="000000"/>
@@ -14304,6 +14892,7 @@
     </w:tblStylePr>
     <w:tblStylePr w:type="firstCol">
       <w:rPr>
+        <w:rFonts w:eastAsia="黑体"/>
         <w:color w:themeColor="background1" w:val="FFFFFF"/>
       </w:rPr>
       <w:tblPr/>
@@ -14313,6 +14902,7 @@
     </w:tblStylePr>
     <w:tblStylePr w:type="lastCol">
       <w:rPr>
+        <w:rFonts w:eastAsia="黑体"/>
         <w:color w:themeColor="background1" w:val="FFFFFF"/>
       </w:rPr>
       <w:tblPr/>
@@ -14342,6 +14932,7 @@
       <w:spacing w:after="0" w:line="240" w:lineRule="auto"/>
     </w:pPr>
     <w:rPr>
+      <w:rFonts w:eastAsia="黑体"/>
       <w:color w:themeColor="text1" w:val="000000"/>
     </w:rPr>
     <w:tblPr>
@@ -14363,6 +14954,7 @@
     </w:tcPr>
     <w:tblStylePr w:type="firstRow">
       <w:rPr>
+        <w:rFonts w:eastAsia="黑体"/>
         <w:b/>
         <w:bCs/>
       </w:rPr>
@@ -14373,6 +14965,7 @@
     </w:tblStylePr>
     <w:tblStylePr w:type="lastRow">
       <w:rPr>
+        <w:rFonts w:eastAsia="黑体"/>
         <w:b/>
         <w:bCs/>
         <w:color w:themeColor="text1" w:val="000000"/>
@@ -14384,6 +14977,7 @@
     </w:tblStylePr>
     <w:tblStylePr w:type="firstCol">
       <w:rPr>
+        <w:rFonts w:eastAsia="黑体"/>
         <w:color w:themeColor="background1" w:val="FFFFFF"/>
       </w:rPr>
       <w:tblPr/>
@@ -14393,6 +14987,7 @@
     </w:tblStylePr>
     <w:tblStylePr w:type="lastCol">
       <w:rPr>
+        <w:rFonts w:eastAsia="黑体"/>
         <w:color w:themeColor="background1" w:val="FFFFFF"/>
       </w:rPr>
       <w:tblPr/>
@@ -14422,6 +15017,7 @@
       <w:spacing w:after="0" w:line="240" w:lineRule="auto"/>
     </w:pPr>
     <w:rPr>
+      <w:rFonts w:eastAsia="黑体"/>
       <w:color w:themeColor="text1" w:val="000000"/>
     </w:rPr>
     <w:tblPr>
@@ -14443,6 +15039,7 @@
     </w:tcPr>
     <w:tblStylePr w:type="firstRow">
       <w:rPr>
+        <w:rFonts w:eastAsia="黑体"/>
         <w:b/>
         <w:bCs/>
       </w:rPr>
@@ -14453,6 +15050,7 @@
     </w:tblStylePr>
     <w:tblStylePr w:type="lastRow">
       <w:rPr>
+        <w:rFonts w:eastAsia="黑体"/>
         <w:b/>
         <w:bCs/>
         <w:color w:themeColor="text1" w:val="000000"/>
@@ -14464,6 +15062,7 @@
     </w:tblStylePr>
     <w:tblStylePr w:type="firstCol">
       <w:rPr>
+        <w:rFonts w:eastAsia="黑体"/>
         <w:color w:themeColor="background1" w:val="FFFFFF"/>
       </w:rPr>
       <w:tblPr/>
@@ -14473,6 +15072,7 @@
     </w:tblStylePr>
     <w:tblStylePr w:type="lastCol">
       <w:rPr>
+        <w:rFonts w:eastAsia="黑体"/>
         <w:color w:themeColor="background1" w:val="FFFFFF"/>
       </w:rPr>
       <w:tblPr/>
@@ -14505,6 +15105,7 @@
     <w:name w:val="KeywordTok"/>
     <w:basedOn w:val="VerbatimChar"/>
     <w:rPr>
+      <w:rFonts w:eastAsia="黑体"/>
       <w:b/>
       <w:color w:val="007020"/>
     </w:rPr>
@@ -14513,6 +15114,7 @@
     <w:name w:val="DataTypeTok"/>
     <w:basedOn w:val="VerbatimChar"/>
     <w:rPr>
+      <w:rFonts w:eastAsia="黑体"/>
       <w:color w:val="902000"/>
     </w:rPr>
   </w:style>
@@ -14520,6 +15122,7 @@
     <w:name w:val="DecValTok"/>
     <w:basedOn w:val="VerbatimChar"/>
     <w:rPr>
+      <w:rFonts w:eastAsia="黑体"/>
       <w:color w:val="40a070"/>
     </w:rPr>
   </w:style>
@@ -14527,6 +15130,7 @@
     <w:name w:val="BaseNTok"/>
     <w:basedOn w:val="VerbatimChar"/>
     <w:rPr>
+      <w:rFonts w:eastAsia="黑体"/>
       <w:color w:val="40a070"/>
     </w:rPr>
   </w:style>
@@ -14534,6 +15138,7 @@
     <w:name w:val="FloatTok"/>
     <w:basedOn w:val="VerbatimChar"/>
     <w:rPr>
+      <w:rFonts w:eastAsia="黑体"/>
       <w:color w:val="40a070"/>
     </w:rPr>
   </w:style>
@@ -14541,6 +15146,7 @@
     <w:name w:val="ConstantTok"/>
     <w:basedOn w:val="VerbatimChar"/>
     <w:rPr>
+      <w:rFonts w:eastAsia="黑体"/>
       <w:color w:val="880000"/>
     </w:rPr>
   </w:style>
@@ -14548,6 +15154,7 @@
     <w:name w:val="CharTok"/>
     <w:basedOn w:val="VerbatimChar"/>
     <w:rPr>
+      <w:rFonts w:eastAsia="黑体"/>
       <w:color w:val="4070a0"/>
     </w:rPr>
   </w:style>
@@ -14555,6 +15162,7 @@
     <w:name w:val="SpecialCharTok"/>
     <w:basedOn w:val="VerbatimChar"/>
     <w:rPr>
+      <w:rFonts w:eastAsia="黑体"/>
       <w:color w:val="4070a0"/>
     </w:rPr>
   </w:style>
@@ -14562,6 +15170,7 @@
     <w:name w:val="StringTok"/>
     <w:basedOn w:val="VerbatimChar"/>
     <w:rPr>
+      <w:rFonts w:eastAsia="黑体"/>
       <w:color w:val="4070a0"/>
     </w:rPr>
   </w:style>
@@ -14569,6 +15178,7 @@
     <w:name w:val="VerbatimStringTok"/>
     <w:basedOn w:val="VerbatimChar"/>
     <w:rPr>
+      <w:rFonts w:eastAsia="黑体"/>
       <w:color w:val="4070a0"/>
     </w:rPr>
   </w:style>
@@ -14576,6 +15186,7 @@
     <w:name w:val="SpecialStringTok"/>
     <w:basedOn w:val="VerbatimChar"/>
     <w:rPr>
+      <w:rFonts w:eastAsia="黑体"/>
       <w:color w:val="bb6688"/>
     </w:rPr>
   </w:style>
@@ -14583,6 +15194,7 @@
     <w:name w:val="ImportTok"/>
     <w:basedOn w:val="VerbatimChar"/>
     <w:rPr>
+      <w:rFonts w:eastAsia="黑体"/>
       <w:b/>
       <w:color w:val="008000"/>
     </w:rPr>
@@ -14591,6 +15203,7 @@
     <w:name w:val="CommentTok"/>
     <w:basedOn w:val="VerbatimChar"/>
     <w:rPr>
+      <w:rFonts w:eastAsia="黑体"/>
       <w:i/>
       <w:color w:val="60a0b0"/>
     </w:rPr>
@@ -14599,6 +15212,7 @@
     <w:name w:val="DocumentationTok"/>
     <w:basedOn w:val="VerbatimChar"/>
     <w:rPr>
+      <w:rFonts w:eastAsia="黑体"/>
       <w:i/>
       <w:color w:val="ba2121"/>
     </w:rPr>
@@ -14607,6 +15221,7 @@
     <w:name w:val="AnnotationTok"/>
     <w:basedOn w:val="VerbatimChar"/>
     <w:rPr>
+      <w:rFonts w:eastAsia="黑体"/>
       <w:b/>
       <w:i/>
       <w:color w:val="60a0b0"/>
@@ -14616,6 +15231,7 @@
     <w:name w:val="CommentVarTok"/>
     <w:basedOn w:val="VerbatimChar"/>
     <w:rPr>
+      <w:rFonts w:eastAsia="黑体"/>
       <w:b/>
       <w:i/>
       <w:color w:val="60a0b0"/>
@@ -14625,6 +15241,7 @@
     <w:name w:val="OtherTok"/>
     <w:basedOn w:val="VerbatimChar"/>
     <w:rPr>
+      <w:rFonts w:eastAsia="黑体"/>
       <w:color w:val="007020"/>
     </w:rPr>
   </w:style>
@@ -14632,6 +15249,7 @@
     <w:name w:val="FunctionTok"/>
     <w:basedOn w:val="VerbatimChar"/>
     <w:rPr>
+      <w:rFonts w:eastAsia="黑体"/>
       <w:color w:val="06287e"/>
     </w:rPr>
   </w:style>
@@ -14639,6 +15257,7 @@
     <w:name w:val="VariableTok"/>
     <w:basedOn w:val="VerbatimChar"/>
     <w:rPr>
+      <w:rFonts w:eastAsia="黑体"/>
       <w:color w:val="19177c"/>
     </w:rPr>
   </w:style>
@@ -14646,6 +15265,7 @@
     <w:name w:val="ControlFlowTok"/>
     <w:basedOn w:val="VerbatimChar"/>
     <w:rPr>
+      <w:rFonts w:eastAsia="黑体"/>
       <w:b/>
       <w:color w:val="007020"/>
     </w:rPr>
@@ -14654,6 +15274,7 @@
     <w:name w:val="OperatorTok"/>
     <w:basedOn w:val="VerbatimChar"/>
     <w:rPr>
+      <w:rFonts w:eastAsia="黑体"/>
       <w:color w:val="666666"/>
     </w:rPr>
   </w:style>
@@ -14661,18 +15282,22 @@
     <w:name w:val="BuiltInTok"/>
     <w:basedOn w:val="VerbatimChar"/>
     <w:rPr>
+      <w:rFonts w:eastAsia="黑体"/>
       <w:color w:val="008000"/>
     </w:rPr>
   </w:style>
   <w:style w:type="character" w:customStyle="1" w:styleId="ExtensionTok">
     <w:name w:val="ExtensionTok"/>
     <w:basedOn w:val="VerbatimChar"/>
-    <w:rPr/>
+    <w:rPr>
+      <w:rFonts w:eastAsia="黑体"/>
+    </w:rPr>
   </w:style>
   <w:style w:type="character" w:customStyle="1" w:styleId="PreprocessorTok">
     <w:name w:val="PreprocessorTok"/>
     <w:basedOn w:val="VerbatimChar"/>
     <w:rPr>
+      <w:rFonts w:eastAsia="黑体"/>
       <w:color w:val="bc7a00"/>
     </w:rPr>
   </w:style>
@@ -14680,18 +15305,22 @@
     <w:name w:val="AttributeTok"/>
     <w:basedOn w:val="VerbatimChar"/>
     <w:rPr>
+      <w:rFonts w:eastAsia="黑体"/>
       <w:color w:val="7d9029"/>
     </w:rPr>
   </w:style>
   <w:style w:type="character" w:customStyle="1" w:styleId="RegionMarkerTok">
     <w:name w:val="RegionMarkerTok"/>
     <w:basedOn w:val="VerbatimChar"/>
-    <w:rPr/>
+    <w:rPr>
+      <w:rFonts w:eastAsia="黑体"/>
+    </w:rPr>
   </w:style>
   <w:style w:type="character" w:customStyle="1" w:styleId="InformationTok">
     <w:name w:val="InformationTok"/>
     <w:basedOn w:val="VerbatimChar"/>
     <w:rPr>
+      <w:rFonts w:eastAsia="黑体"/>
       <w:b/>
       <w:i/>
       <w:color w:val="60a0b0"/>
@@ -14701,6 +15330,7 @@
     <w:name w:val="WarningTok"/>
     <w:basedOn w:val="VerbatimChar"/>
     <w:rPr>
+      <w:rFonts w:eastAsia="黑体"/>
       <w:b/>
       <w:i/>
       <w:color w:val="60a0b0"/>
@@ -14710,6 +15340,7 @@
     <w:name w:val="AlertTok"/>
     <w:basedOn w:val="VerbatimChar"/>
     <w:rPr>
+      <w:rFonts w:eastAsia="黑体"/>
       <w:b/>
       <w:color w:val="ff0000"/>
     </w:rPr>
@@ -14718,6 +15349,7 @@
     <w:name w:val="ErrorTok"/>
     <w:basedOn w:val="VerbatimChar"/>
     <w:rPr>
+      <w:rFonts w:eastAsia="黑体"/>
       <w:b/>
       <w:color w:val="ff0000"/>
     </w:rPr>
@@ -14725,7 +15357,9 @@
   <w:style w:type="character" w:customStyle="1" w:styleId="NormalTok">
     <w:name w:val="NormalTok"/>
     <w:basedOn w:val="VerbatimChar"/>
-    <w:rPr/>
+    <w:rPr>
+      <w:rFonts w:eastAsia="黑体"/>
+    </w:rPr>
   </w:style>
 </w:styles>
 </file>
@@ -14774,12 +15408,12 @@
     <a:fontScheme name="Office">
       <a:majorFont>
         <a:latin typeface="Calibri"/>
-        <a:ea typeface=""/>
+        <a:ea typeface="黑体"/>
         <a:cs typeface=""/>
         <a:font script="Jpan" typeface="ＭＳ ゴシック"/>
         <a:font script="Hang" typeface="맑은 고딕"/>
-        <a:font script="Hans" typeface="宋体"/>
-        <a:font script="Hant" typeface="新細明體"/>
+        <a:font script="Hans" typeface="黑体"/>
+        <a:font script="Hant" typeface="黑体"/>
         <a:font script="Arab" typeface="Times New Roman"/>
         <a:font script="Hebr" typeface="Times New Roman"/>
         <a:font script="Thai" typeface="Angsana New"/>
@@ -14809,12 +15443,12 @@
       </a:majorFont>
       <a:minorFont>
         <a:latin typeface="Cambria"/>
-        <a:ea typeface=""/>
+        <a:ea typeface="黑体"/>
         <a:cs typeface=""/>
         <a:font script="Jpan" typeface="ＭＳ 明朝"/>
         <a:font script="Hang" typeface="맑은 고딕"/>
-        <a:font script="Hans" typeface="宋体"/>
-        <a:font script="Hant" typeface="新細明體"/>
+        <a:font script="Hans" typeface="黑体"/>
+        <a:font script="Hant" typeface="黑体"/>
         <a:font script="Arab" typeface="Arial"/>
         <a:font script="Hebr" typeface="Arial"/>
         <a:font script="Thai" typeface="Cordia New"/>

--- a/09-通信电路/03-解调电路/FM解调电路/FM解调电路.docx
+++ b/09-通信电路/03-解调电路/FM解调电路/FM解调电路.docx
@@ -2337,7 +2337,7 @@
           <w:color w:val="555555"/>
           <w:sz w:val="21"/>
         </w:rPr>
-        <w:t>材料收集者：杜文杰，WX手机：19519196569，QQ:3478827729</w:t>
+        <w:t>材料收集者：杜文杰，微信/手机：19519196569，QQ:3478827729</w:t>
       </w:r>
     </w:p>
     <w:sectPr>
